--- a/AutoTest_UI_Doc/pycharm的git相关操作.docx
+++ b/AutoTest_UI_Doc/pycharm的git相关操作.docx
@@ -618,6 +618,7 @@
     <w:p>
       <w:pPr>
         <w:numPr>
+          <w:ilvl w:val="0"/>
           <w:numId w:val="0"/>
         </w:numPr>
         <w:ind w:leftChars="0"/>
@@ -689,6 +690,7 @@
     <w:p>
       <w:pPr>
         <w:numPr>
+          <w:ilvl w:val="0"/>
           <w:numId w:val="0"/>
         </w:numPr>
         <w:ind w:leftChars="0"/>
@@ -763,6 +765,7 @@
       <w:pPr>
         <w:widowControl w:val="0"/>
         <w:numPr>
+          <w:ilvl w:val="0"/>
           <w:numId w:val="0"/>
         </w:numPr>
         <w:ind w:leftChars="0"/>
@@ -838,6 +841,7 @@
       <w:pPr>
         <w:widowControl w:val="0"/>
         <w:numPr>
+          <w:ilvl w:val="0"/>
           <w:numId w:val="0"/>
         </w:numPr>
         <w:ind w:leftChars="0"/>
@@ -852,6 +856,7 @@
       <w:pPr>
         <w:widowControl w:val="0"/>
         <w:numPr>
+          <w:ilvl w:val="0"/>
           <w:numId w:val="0"/>
         </w:numPr>
         <w:ind w:leftChars="0"/>
@@ -873,6 +878,7 @@
       <w:pPr>
         <w:widowControl w:val="0"/>
         <w:numPr>
+          <w:ilvl w:val="0"/>
           <w:numId w:val="0"/>
         </w:numPr>
         <w:ind w:leftChars="0"/>
@@ -947,6 +953,194 @@
         </w:rPr>
         <w:t>本地commit 但是未push, 如何撤销？</w:t>
       </w:r>
+    </w:p>
+    <w:p>
+      <w:pPr>
+        <w:rPr>
+          <w:rFonts w:hint="eastAsia"/>
+          <w:lang w:val="en-US" w:eastAsia="zh-CN"/>
+        </w:rPr>
+      </w:pPr>
+      <w:r>
+        <w:rPr>
+          <w:rFonts w:hint="eastAsia"/>
+          <w:lang w:val="en-US" w:eastAsia="zh-CN"/>
+        </w:rPr>
+        <w:t>本地已经add +commit, 但是并未push到远程代码仓，则使用 Undo Commit（场景：提交后立刻后悔，还没 Push）</w:t>
+      </w:r>
+    </w:p>
+    <w:p>
+      <w:pPr>
+        <w:rPr>
+          <w:rFonts w:hint="eastAsia"/>
+          <w:lang w:val="en-US" w:eastAsia="zh-CN"/>
+        </w:rPr>
+      </w:pPr>
+    </w:p>
+    <w:p>
+      <w:pPr>
+        <w:rPr>
+          <w:rFonts w:hint="eastAsia"/>
+          <w:lang w:val="en-US" w:eastAsia="zh-CN"/>
+        </w:rPr>
+      </w:pPr>
+      <w:r>
+        <w:rPr>
+          <w:rFonts w:hint="eastAsia"/>
+          <w:lang w:val="en-US" w:eastAsia="zh-CN"/>
+        </w:rPr>
+        <w:t>打开 Git 工具窗口 (Alt+9) → Log。</w:t>
+      </w:r>
+    </w:p>
+    <w:p>
+      <w:pPr>
+        <w:rPr>
+          <w:rFonts w:hint="eastAsia"/>
+          <w:lang w:val="en-US" w:eastAsia="zh-CN"/>
+        </w:rPr>
+      </w:pPr>
+    </w:p>
+    <w:p>
+      <w:pPr>
+        <w:rPr>
+          <w:rFonts w:hint="eastAsia"/>
+          <w:lang w:val="en-US" w:eastAsia="zh-CN"/>
+        </w:rPr>
+      </w:pPr>
+      <w:r>
+        <w:rPr>
+          <w:rFonts w:hint="eastAsia"/>
+          <w:lang w:val="en-US" w:eastAsia="zh-CN"/>
+        </w:rPr>
+        <w:t>找到最新的那个提交，右键点击。</w:t>
+      </w:r>
+    </w:p>
+    <w:p>
+      <w:pPr>
+        <w:rPr>
+          <w:rFonts w:hint="eastAsia"/>
+          <w:lang w:val="en-US" w:eastAsia="zh-CN"/>
+        </w:rPr>
+      </w:pPr>
+      <w:r>
+        <w:rPr>
+          <w:rFonts w:hint="eastAsia"/>
+          <w:lang w:val="en-US" w:eastAsia="zh-CN"/>
+        </w:rPr>
+        <w:t>选择 Undo Commit。</w:t>
+      </w:r>
+    </w:p>
+    <w:p>
+      <w:pPr>
+        <w:rPr>
+          <w:rFonts w:hint="eastAsia"/>
+          <w:lang w:val="en-US" w:eastAsia="zh-CN"/>
+        </w:rPr>
+      </w:pPr>
+      <w:r>
+        <w:rPr>
+          <w:rFonts w:hint="eastAsia"/>
+          <w:lang w:val="en-US" w:eastAsia="zh-CN"/>
+        </w:rPr>
+        <w:t>在弹出的对话框中，选择一个变更列表来存放代码，点击确认。</w:t>
+      </w:r>
+    </w:p>
+    <w:p>
+      <w:pPr>
+        <w:rPr>
+          <w:rFonts w:hint="default"/>
+          <w:lang w:val="en-US" w:eastAsia="zh-CN"/>
+        </w:rPr>
+      </w:pPr>
+      <w:r>
+        <w:rPr>
+          <w:rFonts w:hint="eastAsia"/>
+          <w:lang w:val="en-US" w:eastAsia="zh-CN"/>
+        </w:rPr>
+        <w:t>结果：提交记录消失，改动回到“Commit”窗口等待重新处理。</w:t>
+      </w:r>
+    </w:p>
+    <w:p>
+      <w:r>
+        <w:drawing>
+          <wp:inline distT="0" distB="0" distL="114300" distR="114300">
+            <wp:extent cx="5274310" cy="2176145"/>
+            <wp:effectExtent l="0" t="0" r="2540" b="14605"/>
+            <wp:docPr id="10" name="图片 1"/>
+            <wp:cNvGraphicFramePr>
+              <a:graphicFrameLocks xmlns:a="http://schemas.openxmlformats.org/drawingml/2006/main" noChangeAspect="1"/>
+            </wp:cNvGraphicFramePr>
+            <a:graphic xmlns:a="http://schemas.openxmlformats.org/drawingml/2006/main">
+              <a:graphicData uri="http://schemas.openxmlformats.org/drawingml/2006/picture">
+                <pic:pic xmlns:pic="http://schemas.openxmlformats.org/drawingml/2006/picture">
+                  <pic:nvPicPr>
+                    <pic:cNvPr id="10" name="图片 1"/>
+                    <pic:cNvPicPr>
+                      <a:picLocks noChangeAspect="1"/>
+                    </pic:cNvPicPr>
+                  </pic:nvPicPr>
+                  <pic:blipFill>
+                    <a:blip r:embed="rId13"/>
+                    <a:stretch>
+                      <a:fillRect/>
+                    </a:stretch>
+                  </pic:blipFill>
+                  <pic:spPr>
+                    <a:xfrm>
+                      <a:off x="0" y="0"/>
+                      <a:ext cx="5274310" cy="2176145"/>
+                    </a:xfrm>
+                    <a:prstGeom prst="rect">
+                      <a:avLst/>
+                    </a:prstGeom>
+                    <a:noFill/>
+                    <a:ln>
+                      <a:noFill/>
+                    </a:ln>
+                  </pic:spPr>
+                </pic:pic>
+              </a:graphicData>
+            </a:graphic>
+          </wp:inline>
+        </w:drawing>
+      </w:r>
+    </w:p>
+    <w:p/>
+    <w:p>
+      <w:pPr>
+        <w:pStyle w:val="3"/>
+        <w:numPr>
+          <w:ilvl w:val="0"/>
+          <w:numId w:val="1"/>
+        </w:numPr>
+        <w:bidi w:val="0"/>
+        <w:rPr>
+          <w:rFonts w:hint="default"/>
+          <w:lang w:val="en-US" w:eastAsia="zh-CN"/>
+        </w:rPr>
+      </w:pPr>
+      <w:r>
+        <w:rPr>
+          <w:rFonts w:hint="eastAsia"/>
+          <w:lang w:val="en-US" w:eastAsia="zh-CN"/>
+        </w:rPr>
+        <w:t>本地commit 并且已经push到远程代码仓, 如何撤销？</w:t>
+      </w:r>
+    </w:p>
+    <w:p>
+      <w:pPr>
+        <w:rPr>
+          <w:rFonts w:hint="default"/>
+          <w:lang w:val="en-US" w:eastAsia="zh-CN"/>
+        </w:rPr>
+      </w:pPr>
+      <w:r>
+        <w:rPr>
+          <w:rFonts w:hint="eastAsia"/>
+          <w:lang w:val="en-US" w:eastAsia="zh-CN"/>
+        </w:rPr>
+        <w:t>方案： Revert Commit + push</w:t>
+      </w:r>
       <w:bookmarkStart w:id="0" w:name="_GoBack"/>
       <w:bookmarkEnd w:id="0"/>
     </w:p>
@@ -957,6 +1151,189 @@
           <w:lang w:val="en-US" w:eastAsia="zh-CN"/>
         </w:rPr>
       </w:pPr>
+      <w:r>
+        <w:rPr>
+          <w:rFonts w:hint="default"/>
+          <w:lang w:val="en-US" w:eastAsia="zh-CN"/>
+        </w:rPr>
+        <w:t>使用 Revert Commit（场景：错误的代码已经 Push 了）</w:t>
+      </w:r>
+    </w:p>
+    <w:p>
+      <w:pPr>
+        <w:rPr>
+          <w:rFonts w:hint="default"/>
+          <w:lang w:val="en-US" w:eastAsia="zh-CN"/>
+        </w:rPr>
+      </w:pPr>
+    </w:p>
+    <w:p>
+      <w:pPr>
+        <w:rPr>
+          <w:rFonts w:hint="default"/>
+          <w:lang w:val="en-US" w:eastAsia="zh-CN"/>
+        </w:rPr>
+      </w:pPr>
+      <w:r>
+        <w:rPr>
+          <w:rFonts w:hint="default"/>
+          <w:lang w:val="en-US" w:eastAsia="zh-CN"/>
+        </w:rPr>
+        <w:t>打开 Git 工具窗口 (Alt+9) → Log。</w:t>
+      </w:r>
+    </w:p>
+    <w:p>
+      <w:pPr>
+        <w:rPr>
+          <w:rFonts w:hint="default"/>
+          <w:lang w:val="en-US" w:eastAsia="zh-CN"/>
+        </w:rPr>
+      </w:pPr>
+      <w:r>
+        <w:rPr>
+          <w:rFonts w:hint="default"/>
+          <w:lang w:val="en-US" w:eastAsia="zh-CN"/>
+        </w:rPr>
+        <w:t>找到那个已推送的、错误的提交，右键点击。</w:t>
+      </w:r>
+    </w:p>
+    <w:p>
+      <w:pPr>
+        <w:rPr>
+          <w:rFonts w:hint="default"/>
+          <w:lang w:val="en-US" w:eastAsia="zh-CN"/>
+        </w:rPr>
+      </w:pPr>
+      <w:r>
+        <w:rPr>
+          <w:rFonts w:hint="default"/>
+          <w:lang w:val="en-US" w:eastAsia="zh-CN"/>
+        </w:rPr>
+        <w:t>选择 Revert Commit。</w:t>
+      </w:r>
+    </w:p>
+    <w:p>
+      <w:pPr>
+        <w:rPr>
+          <w:rFonts w:hint="default"/>
+          <w:lang w:val="en-US" w:eastAsia="zh-CN"/>
+        </w:rPr>
+      </w:pPr>
+      <w:r>
+        <w:rPr>
+          <w:rFonts w:hint="default"/>
+          <w:lang w:val="en-US" w:eastAsia="zh-CN"/>
+        </w:rPr>
+        <w:t>PyCharm 会自动打开提交窗口，并生成 Revert "原提交信息" 的提交信息，直接点击 Commit 即可。</w:t>
+      </w:r>
+    </w:p>
+    <w:p>
+      <w:pPr>
+        <w:numPr>
+          <w:ilvl w:val="0"/>
+          <w:numId w:val="3"/>
+        </w:numPr>
+        <w:ind w:left="425" w:leftChars="0" w:hanging="425" w:firstLineChars="0"/>
+        <w:rPr>
+          <w:rFonts w:hint="default"/>
+          <w:lang w:val="en-US" w:eastAsia="zh-CN"/>
+        </w:rPr>
+      </w:pPr>
+      <w:r>
+        <w:rPr>
+          <w:rFonts w:hint="default"/>
+          <w:lang w:val="en-US" w:eastAsia="zh-CN"/>
+        </w:rPr>
+        <w:t>确认本地状态</w:t>
+      </w:r>
+    </w:p>
+    <w:p>
+      <w:pPr>
+        <w:rPr>
+          <w:rFonts w:hint="default"/>
+          <w:lang w:val="en-US" w:eastAsia="zh-CN"/>
+        </w:rPr>
+      </w:pPr>
+      <w:r>
+        <w:rPr>
+          <w:rFonts w:hint="default"/>
+          <w:lang w:val="en-US" w:eastAsia="zh-CN"/>
+        </w:rPr>
+        <w:t>在 PyCharm 的 Git 工具窗口 → Log 中，你应该能看到最新的一条提交，信息类似 Revert "原始提交信息"。这意味着本地操作已成功。</w:t>
+      </w:r>
+    </w:p>
+    <w:p>
+      <w:pPr>
+        <w:numPr>
+          <w:ilvl w:val="0"/>
+          <w:numId w:val="3"/>
+        </w:numPr>
+        <w:ind w:left="425" w:leftChars="0" w:hanging="425" w:firstLineChars="0"/>
+        <w:rPr>
+          <w:rFonts w:hint="default"/>
+          <w:lang w:val="en-US" w:eastAsia="zh-CN"/>
+        </w:rPr>
+      </w:pPr>
+      <w:r>
+        <w:rPr>
+          <w:rFonts w:hint="default"/>
+          <w:lang w:val="en-US" w:eastAsia="zh-CN"/>
+        </w:rPr>
+        <w:t>推送到远程仓库</w:t>
+      </w:r>
+    </w:p>
+    <w:p>
+      <w:pPr>
+        <w:rPr>
+          <w:rFonts w:hint="default"/>
+          <w:lang w:val="en-US" w:eastAsia="zh-CN"/>
+        </w:rPr>
+      </w:pPr>
+      <w:r>
+        <w:rPr>
+          <w:rFonts w:hint="default"/>
+          <w:lang w:val="en-US" w:eastAsia="zh-CN"/>
+        </w:rPr>
+        <w:t>PyCharm 图形界面：点击工具栏上的 绿色向上箭头（Push 按钮），或使用快捷键 Ctrl+Shift+K在弹出的窗口中确认推送即可。</w:t>
+      </w:r>
+    </w:p>
+    <w:p>
+      <w:pPr>
+        <w:rPr>
+          <w:rFonts w:hint="default"/>
+          <w:lang w:val="en-US" w:eastAsia="zh-CN"/>
+        </w:rPr>
+      </w:pPr>
+      <w:r>
+        <w:rPr>
+          <w:rFonts w:hint="default"/>
+          <w:lang w:val="en-US" w:eastAsia="zh-CN"/>
+        </w:rPr>
+        <w:t>结果：生成一个新的提交，远程分支上会多出这个“撤销操作”，原来的提交依然在历史中可见。</w:t>
+      </w:r>
+    </w:p>
+    <w:p>
+      <w:pPr>
+        <w:rPr>
+          <w:rFonts w:hint="default"/>
+          <w:lang w:val="en-US" w:eastAsia="zh-CN"/>
+        </w:rPr>
+      </w:pPr>
+      <w:r>
+        <w:rPr>
+          <w:rFonts w:hint="default"/>
+          <w:lang w:val="en-US" w:eastAsia="zh-CN"/>
+        </w:rPr>
+        <w:t>简单来说，判断标准只有一个：看提交是否已经推送到了远程仓库。没推送就用 Undo 干净地擦掉，推送了就用 Revert 安全地抵消。</w:t>
+      </w:r>
+    </w:p>
+    <w:p>
+      <w:pPr>
+        <w:rPr>
+          <w:rFonts w:hint="default"/>
+          <w:lang w:val="en-US" w:eastAsia="zh-CN"/>
+        </w:rPr>
+      </w:pPr>
     </w:p>
     <w:p>
       <w:pPr>
@@ -970,6 +1347,7 @@
       <w:pPr>
         <w:widowControl w:val="0"/>
         <w:numPr>
+          <w:ilvl w:val="0"/>
           <w:numId w:val="0"/>
         </w:numPr>
         <w:ind w:leftChars="0"/>
@@ -1026,11 +1404,31 @@
       </w:rPr>
     </w:lvl>
   </w:abstractNum>
+  <w:abstractNum w:abstractNumId="2">
+    <w:nsid w:val="1928B5CC"/>
+    <w:multiLevelType w:val="singleLevel"/>
+    <w:tmpl w:val="1928B5CC"/>
+    <w:lvl w:ilvl="0" w:tentative="0">
+      <w:start w:val="1"/>
+      <w:numFmt w:val="decimal"/>
+      <w:lvlText w:val="(%1)"/>
+      <w:lvlJc w:val="left"/>
+      <w:pPr>
+        <w:ind w:left="425" w:hanging="425"/>
+      </w:pPr>
+      <w:rPr>
+        <w:rFonts w:hint="default"/>
+      </w:rPr>
+    </w:lvl>
+  </w:abstractNum>
   <w:num w:numId="1">
     <w:abstractNumId w:val="0"/>
   </w:num>
   <w:num w:numId="2">
     <w:abstractNumId w:val="1"/>
+  </w:num>
+  <w:num w:numId="3">
+    <w:abstractNumId w:val="2"/>
   </w:num>
 </w:numbering>
 </file>
@@ -1040,7 +1438,7 @@
   <w:docDefaults>
     <w:rPrDefault>
       <w:rPr>
-        <w:rFonts w:asciiTheme="minorHAnsi" w:hAnsiTheme="minorHAnsi" w:eastAsiaTheme="minorEastAsia" w:cstheme="minorBidi"/>
+        <w:rFonts w:ascii="Times New Roman" w:hAnsi="Times New Roman" w:eastAsia="宋体" w:cs="Times New Roman"/>
       </w:rPr>
     </w:rPrDefault>
     <w:pPrDefault/>
@@ -1348,12 +1746,12 @@
       <w:sz w:val="28"/>
     </w:rPr>
   </w:style>
-  <w:style w:type="character" w:default="1" w:styleId="5">
+  <w:style w:type="character" w:default="1" w:styleId="6">
     <w:name w:val="Default Paragraph Font"/>
     <w:semiHidden/>
     <w:uiPriority w:val="0"/>
   </w:style>
-  <w:style w:type="table" w:default="1" w:styleId="4">
+  <w:style w:type="table" w:default="1" w:styleId="5">
     <w:name w:val="Normal Table"/>
     <w:semiHidden/>
     <w:uiPriority w:val="0"/>
@@ -1365,6 +1763,23 @@
         <w:right w:w="108" w:type="dxa"/>
       </w:tblCellMar>
     </w:tblPr>
+  </w:style>
+  <w:style w:type="paragraph" w:styleId="4">
+    <w:name w:val="Normal (Web)"/>
+    <w:basedOn w:val="1"/>
+    <w:uiPriority w:val="0"/>
+    <w:rPr>
+      <w:sz w:val="24"/>
+    </w:rPr>
+  </w:style>
+  <w:style w:type="character" w:styleId="7">
+    <w:name w:val="HTML Code"/>
+    <w:basedOn w:val="6"/>
+    <w:uiPriority w:val="0"/>
+    <w:rPr>
+      <w:rFonts w:ascii="Courier New" w:hAnsi="Courier New"/>
+      <w:sz w:val="20"/>
+    </w:rPr>
   </w:style>
 </w:styles>
 </file>

--- a/AutoTest_UI_Doc/pycharm的git相关操作.docx
+++ b/AutoTest_UI_Doc/pycharm的git相关操作.docx
@@ -4,7 +4,7 @@
   <w:body>
     <w:p>
       <w:pPr>
-        <w:pStyle w:val="2"/>
+        <w:pStyle w:val="3"/>
         <w:bidi w:val="0"/>
         <w:rPr>
           <w:rFonts w:hint="eastAsia"/>
@@ -21,7 +21,7 @@
     </w:p>
     <w:p>
       <w:pPr>
-        <w:pStyle w:val="3"/>
+        <w:pStyle w:val="4"/>
         <w:numPr>
           <w:ilvl w:val="0"/>
           <w:numId w:val="1"/>
@@ -229,7 +229,7 @@
     </w:p>
     <w:p>
       <w:pPr>
-        <w:pStyle w:val="3"/>
+        <w:pStyle w:val="4"/>
         <w:numPr>
           <w:ilvl w:val="0"/>
           <w:numId w:val="1"/>
@@ -385,7 +385,7 @@
     </w:p>
     <w:p>
       <w:pPr>
-        <w:pStyle w:val="3"/>
+        <w:pStyle w:val="4"/>
         <w:numPr>
           <w:ilvl w:val="0"/>
           <w:numId w:val="1"/>
@@ -472,7 +472,7 @@
     </w:p>
     <w:p>
       <w:pPr>
-        <w:pStyle w:val="3"/>
+        <w:pStyle w:val="4"/>
         <w:numPr>
           <w:ilvl w:val="0"/>
           <w:numId w:val="1"/>
@@ -561,7 +561,7 @@
     </w:p>
     <w:p>
       <w:pPr>
-        <w:pStyle w:val="3"/>
+        <w:pStyle w:val="4"/>
         <w:numPr>
           <w:ilvl w:val="0"/>
           <w:numId w:val="1"/>
@@ -891,7 +891,7 @@
     </w:p>
     <w:p>
       <w:pPr>
-        <w:pStyle w:val="3"/>
+        <w:pStyle w:val="4"/>
         <w:numPr>
           <w:ilvl w:val="0"/>
           <w:numId w:val="1"/>
@@ -935,7 +935,7 @@
     </w:p>
     <w:p>
       <w:pPr>
-        <w:pStyle w:val="3"/>
+        <w:pStyle w:val="4"/>
         <w:numPr>
           <w:ilvl w:val="0"/>
           <w:numId w:val="1"/>
@@ -1108,7 +1108,7 @@
     <w:p/>
     <w:p>
       <w:pPr>
-        <w:pStyle w:val="3"/>
+        <w:pStyle w:val="4"/>
         <w:numPr>
           <w:ilvl w:val="0"/>
           <w:numId w:val="1"/>
@@ -1141,217 +1141,1456 @@
         </w:rPr>
         <w:t>方案： Revert Commit + push</w:t>
       </w:r>
+    </w:p>
+    <w:p>
+      <w:pPr>
+        <w:rPr>
+          <w:rFonts w:hint="default"/>
+          <w:lang w:val="en-US" w:eastAsia="zh-CN"/>
+        </w:rPr>
+      </w:pPr>
+      <w:r>
+        <w:rPr>
+          <w:rFonts w:hint="default"/>
+          <w:lang w:val="en-US" w:eastAsia="zh-CN"/>
+        </w:rPr>
+        <w:t>使用 Revert Commit（场景：错误的代码已经 Push 了）</w:t>
+      </w:r>
+    </w:p>
+    <w:p>
+      <w:pPr>
+        <w:rPr>
+          <w:rFonts w:hint="default"/>
+          <w:lang w:val="en-US" w:eastAsia="zh-CN"/>
+        </w:rPr>
+      </w:pPr>
+    </w:p>
+    <w:p>
+      <w:pPr>
+        <w:rPr>
+          <w:rFonts w:hint="default"/>
+          <w:lang w:val="en-US" w:eastAsia="zh-CN"/>
+        </w:rPr>
+      </w:pPr>
+      <w:r>
+        <w:rPr>
+          <w:rFonts w:hint="default"/>
+          <w:lang w:val="en-US" w:eastAsia="zh-CN"/>
+        </w:rPr>
+        <w:t>打开 Git 工具窗口 (Alt+9) → Log。</w:t>
+      </w:r>
+    </w:p>
+    <w:p>
+      <w:pPr>
+        <w:rPr>
+          <w:rFonts w:hint="default"/>
+          <w:lang w:val="en-US" w:eastAsia="zh-CN"/>
+        </w:rPr>
+      </w:pPr>
+      <w:r>
+        <w:rPr>
+          <w:rFonts w:hint="default"/>
+          <w:lang w:val="en-US" w:eastAsia="zh-CN"/>
+        </w:rPr>
+        <w:t>找到那个已推送的、错误的提交，右键点击。</w:t>
+      </w:r>
+    </w:p>
+    <w:p>
+      <w:pPr>
+        <w:rPr>
+          <w:rFonts w:hint="default"/>
+          <w:lang w:val="en-US" w:eastAsia="zh-CN"/>
+        </w:rPr>
+      </w:pPr>
+      <w:r>
+        <w:rPr>
+          <w:rFonts w:hint="default"/>
+          <w:lang w:val="en-US" w:eastAsia="zh-CN"/>
+        </w:rPr>
+        <w:t>选择 Revert Commit。</w:t>
+      </w:r>
+    </w:p>
+    <w:p>
+      <w:pPr>
+        <w:rPr>
+          <w:rFonts w:hint="default"/>
+          <w:lang w:val="en-US" w:eastAsia="zh-CN"/>
+        </w:rPr>
+      </w:pPr>
+      <w:r>
+        <w:rPr>
+          <w:rFonts w:hint="default"/>
+          <w:lang w:val="en-US" w:eastAsia="zh-CN"/>
+        </w:rPr>
+        <w:t>PyCharm 会自动打开提交窗口，并生成 Revert "原提交信息" 的提交信息，直接点击 Commit 即可。</w:t>
+      </w:r>
+    </w:p>
+    <w:p>
+      <w:pPr>
+        <w:numPr>
+          <w:ilvl w:val="0"/>
+          <w:numId w:val="3"/>
+        </w:numPr>
+        <w:ind w:left="425" w:leftChars="0" w:hanging="425" w:firstLineChars="0"/>
+        <w:rPr>
+          <w:rFonts w:hint="default"/>
+          <w:lang w:val="en-US" w:eastAsia="zh-CN"/>
+        </w:rPr>
+      </w:pPr>
+      <w:r>
+        <w:rPr>
+          <w:rFonts w:hint="default"/>
+          <w:lang w:val="en-US" w:eastAsia="zh-CN"/>
+        </w:rPr>
+        <w:t>确认本地状态</w:t>
+      </w:r>
+    </w:p>
+    <w:p>
+      <w:pPr>
+        <w:rPr>
+          <w:rFonts w:hint="default"/>
+          <w:lang w:val="en-US" w:eastAsia="zh-CN"/>
+        </w:rPr>
+      </w:pPr>
+      <w:r>
+        <w:rPr>
+          <w:rFonts w:hint="default"/>
+          <w:lang w:val="en-US" w:eastAsia="zh-CN"/>
+        </w:rPr>
+        <w:t>在 PyCharm 的 Git 工具窗口 → Log 中，你应该能看到最新的一条提交，信息类似 Revert "原始提交信息"。这意味着本地操作已成功。</w:t>
+      </w:r>
+    </w:p>
+    <w:p>
+      <w:pPr>
+        <w:numPr>
+          <w:ilvl w:val="0"/>
+          <w:numId w:val="3"/>
+        </w:numPr>
+        <w:ind w:left="425" w:leftChars="0" w:hanging="425" w:firstLineChars="0"/>
+        <w:rPr>
+          <w:rFonts w:hint="default"/>
+          <w:lang w:val="en-US" w:eastAsia="zh-CN"/>
+        </w:rPr>
+      </w:pPr>
+      <w:r>
+        <w:rPr>
+          <w:rFonts w:hint="default"/>
+          <w:lang w:val="en-US" w:eastAsia="zh-CN"/>
+        </w:rPr>
+        <w:t>推送到远程仓库</w:t>
+      </w:r>
+    </w:p>
+    <w:p>
+      <w:pPr>
+        <w:rPr>
+          <w:rFonts w:hint="default"/>
+          <w:lang w:val="en-US" w:eastAsia="zh-CN"/>
+        </w:rPr>
+      </w:pPr>
+      <w:r>
+        <w:rPr>
+          <w:rFonts w:hint="default"/>
+          <w:lang w:val="en-US" w:eastAsia="zh-CN"/>
+        </w:rPr>
+        <w:t>PyCharm 图形界面：点击工具栏上的 绿色向上箭头（Push 按钮），或使用快捷键 Ctrl+Shift+K在弹出的窗口中确认推送即可。</w:t>
+      </w:r>
+    </w:p>
+    <w:p>
+      <w:pPr>
+        <w:rPr>
+          <w:rFonts w:hint="default"/>
+          <w:lang w:val="en-US" w:eastAsia="zh-CN"/>
+        </w:rPr>
+      </w:pPr>
+      <w:r>
+        <w:rPr>
+          <w:rFonts w:hint="default"/>
+          <w:lang w:val="en-US" w:eastAsia="zh-CN"/>
+        </w:rPr>
+        <w:t>结果：生成一个新的提交，远程分支上会多出这个“撤销操作”，原来的提交依然在历史中可见。</w:t>
+      </w:r>
+    </w:p>
+    <w:p>
+      <w:pPr>
+        <w:rPr>
+          <w:rFonts w:hint="default"/>
+          <w:lang w:val="en-US" w:eastAsia="zh-CN"/>
+        </w:rPr>
+      </w:pPr>
+      <w:r>
+        <w:rPr>
+          <w:rFonts w:hint="default"/>
+          <w:lang w:val="en-US" w:eastAsia="zh-CN"/>
+        </w:rPr>
+        <w:t>简单来说，判断标准只有一个：看提交是否已经推送到了远程仓库。没推送就用 Undo 干净地擦掉，推送了就用 Revert 安全地抵消。</w:t>
+      </w:r>
+    </w:p>
+    <w:p>
+      <w:pPr>
+        <w:rPr>
+          <w:rFonts w:hint="default"/>
+          <w:lang w:val="en-US" w:eastAsia="zh-CN"/>
+        </w:rPr>
+      </w:pPr>
+    </w:p>
+    <w:p>
+      <w:pPr>
+        <w:pStyle w:val="4"/>
+        <w:numPr>
+          <w:ilvl w:val="0"/>
+          <w:numId w:val="1"/>
+        </w:numPr>
+        <w:bidi w:val="0"/>
+        <w:rPr>
+          <w:rFonts w:hint="default"/>
+          <w:lang w:val="en-US" w:eastAsia="zh-CN"/>
+        </w:rPr>
+      </w:pPr>
+      <w:r>
+        <w:rPr>
+          <w:rFonts w:hint="eastAsia"/>
+          <w:lang w:val="en-US" w:eastAsia="zh-CN"/>
+        </w:rPr>
+        <w:t>本地一个新项目如何推送到github 远程代码仓？</w:t>
+      </w:r>
+    </w:p>
+    <w:p>
+      <w:pPr>
+        <w:pStyle w:val="2"/>
+        <w:keepNext w:val="0"/>
+        <w:keepLines w:val="0"/>
+        <w:pageBreakBefore w:val="0"/>
+        <w:widowControl/>
+        <w:suppressLineNumbers w:val="0"/>
+        <w:kinsoku/>
+        <w:wordWrap/>
+        <w:overflowPunct/>
+        <w:topLinePunct w:val="0"/>
+        <w:autoSpaceDE/>
+        <w:autoSpaceDN/>
+        <w:bidi w:val="0"/>
+        <w:adjustRightInd/>
+        <w:snapToGrid/>
+        <w:spacing w:beforeAutospacing="0" w:afterAutospacing="0"/>
+        <w:ind w:firstLine="0"/>
+        <w:textAlignment w:val="auto"/>
+        <w:rPr>
+          <w:rFonts w:hint="eastAsia" w:asciiTheme="minorEastAsia" w:hAnsiTheme="minorEastAsia" w:eastAsiaTheme="minorEastAsia" w:cstheme="minorEastAsia"/>
+          <w:sz w:val="21"/>
+          <w:szCs w:val="21"/>
+        </w:rPr>
+      </w:pPr>
+      <w:r>
+        <w:rPr>
+          <w:rFonts w:hint="eastAsia" w:asciiTheme="minorEastAsia" w:hAnsiTheme="minorEastAsia" w:eastAsiaTheme="minorEastAsia" w:cstheme="minorEastAsia"/>
+          <w:sz w:val="21"/>
+          <w:szCs w:val="21"/>
+        </w:rPr>
+        <w:t>GitHub 网页先建空仓</w:t>
+      </w:r>
       <w:bookmarkStart w:id="0" w:name="_GoBack"/>
       <w:bookmarkEnd w:id="0"/>
-    </w:p>
-    <w:p>
-      <w:pPr>
-        <w:rPr>
-          <w:rFonts w:hint="default"/>
-          <w:lang w:val="en-US" w:eastAsia="zh-CN"/>
-        </w:rPr>
-      </w:pPr>
-      <w:r>
-        <w:rPr>
-          <w:rFonts w:hint="default"/>
-          <w:lang w:val="en-US" w:eastAsia="zh-CN"/>
-        </w:rPr>
-        <w:t>使用 Revert Commit（场景：错误的代码已经 Push 了）</w:t>
-      </w:r>
-    </w:p>
-    <w:p>
-      <w:pPr>
-        <w:rPr>
-          <w:rFonts w:hint="default"/>
-          <w:lang w:val="en-US" w:eastAsia="zh-CN"/>
-        </w:rPr>
-      </w:pPr>
-    </w:p>
-    <w:p>
-      <w:pPr>
-        <w:rPr>
-          <w:rFonts w:hint="default"/>
-          <w:lang w:val="en-US" w:eastAsia="zh-CN"/>
-        </w:rPr>
-      </w:pPr>
-      <w:r>
-        <w:rPr>
-          <w:rFonts w:hint="default"/>
-          <w:lang w:val="en-US" w:eastAsia="zh-CN"/>
-        </w:rPr>
-        <w:t>打开 Git 工具窗口 (Alt+9) → Log。</w:t>
-      </w:r>
-    </w:p>
-    <w:p>
-      <w:pPr>
-        <w:rPr>
-          <w:rFonts w:hint="default"/>
-          <w:lang w:val="en-US" w:eastAsia="zh-CN"/>
-        </w:rPr>
-      </w:pPr>
-      <w:r>
-        <w:rPr>
-          <w:rFonts w:hint="default"/>
-          <w:lang w:val="en-US" w:eastAsia="zh-CN"/>
-        </w:rPr>
-        <w:t>找到那个已推送的、错误的提交，右键点击。</w:t>
-      </w:r>
-    </w:p>
-    <w:p>
-      <w:pPr>
-        <w:rPr>
-          <w:rFonts w:hint="default"/>
-          <w:lang w:val="en-US" w:eastAsia="zh-CN"/>
-        </w:rPr>
-      </w:pPr>
-      <w:r>
-        <w:rPr>
-          <w:rFonts w:hint="default"/>
-          <w:lang w:val="en-US" w:eastAsia="zh-CN"/>
-        </w:rPr>
-        <w:t>选择 Revert Commit。</w:t>
-      </w:r>
-    </w:p>
-    <w:p>
-      <w:pPr>
-        <w:rPr>
-          <w:rFonts w:hint="default"/>
-          <w:lang w:val="en-US" w:eastAsia="zh-CN"/>
-        </w:rPr>
-      </w:pPr>
-      <w:r>
-        <w:rPr>
-          <w:rFonts w:hint="default"/>
-          <w:lang w:val="en-US" w:eastAsia="zh-CN"/>
-        </w:rPr>
-        <w:t>PyCharm 会自动打开提交窗口，并生成 Revert "原提交信息" 的提交信息，直接点击 Commit 即可。</w:t>
-      </w:r>
-    </w:p>
-    <w:p>
-      <w:pPr>
+      <w:r>
+        <w:rPr>
+          <w:rFonts w:hint="eastAsia" w:asciiTheme="minorEastAsia" w:hAnsiTheme="minorEastAsia" w:eastAsiaTheme="minorEastAsia" w:cstheme="minorEastAsia"/>
+          <w:sz w:val="21"/>
+          <w:szCs w:val="21"/>
+        </w:rPr>
+        <w:t>库，PyCharm 关联推送（企业常用）</w:t>
+      </w:r>
+    </w:p>
+    <w:p>
+      <w:pPr>
+        <w:keepNext w:val="0"/>
+        <w:keepLines w:val="0"/>
+        <w:pageBreakBefore w:val="0"/>
+        <w:widowControl/>
         <w:numPr>
           <w:ilvl w:val="0"/>
-          <w:numId w:val="3"/>
-        </w:numPr>
+          <w:numId w:val="4"/>
+        </w:numPr>
+        <w:suppressLineNumbers w:val="0"/>
+        <w:kinsoku/>
+        <w:wordWrap/>
+        <w:overflowPunct/>
+        <w:topLinePunct w:val="0"/>
+        <w:autoSpaceDE/>
+        <w:autoSpaceDN/>
+        <w:bidi w:val="0"/>
+        <w:adjustRightInd/>
+        <w:snapToGrid/>
+        <w:spacing w:before="0" w:beforeAutospacing="0" w:after="0" w:afterAutospacing="0"/>
         <w:ind w:left="425" w:leftChars="0" w:hanging="425" w:firstLineChars="0"/>
-        <w:rPr>
-          <w:rFonts w:hint="default"/>
-          <w:lang w:val="en-US" w:eastAsia="zh-CN"/>
-        </w:rPr>
-      </w:pPr>
-      <w:r>
-        <w:rPr>
-          <w:rFonts w:hint="default"/>
-          <w:lang w:val="en-US" w:eastAsia="zh-CN"/>
-        </w:rPr>
-        <w:t>确认本地状态</w:t>
-      </w:r>
-    </w:p>
-    <w:p>
-      <w:pPr>
-        <w:rPr>
-          <w:rFonts w:hint="default"/>
-          <w:lang w:val="en-US" w:eastAsia="zh-CN"/>
-        </w:rPr>
-      </w:pPr>
-      <w:r>
-        <w:rPr>
-          <w:rFonts w:hint="default"/>
-          <w:lang w:val="en-US" w:eastAsia="zh-CN"/>
-        </w:rPr>
-        <w:t>在 PyCharm 的 Git 工具窗口 → Log 中，你应该能看到最新的一条提交，信息类似 Revert "原始提交信息"。这意味着本地操作已成功。</w:t>
-      </w:r>
-    </w:p>
-    <w:p>
-      <w:pPr>
+        <w:textAlignment w:val="auto"/>
+        <w:rPr>
+          <w:rFonts w:hint="eastAsia" w:asciiTheme="minorEastAsia" w:hAnsiTheme="minorEastAsia" w:eastAsiaTheme="minorEastAsia" w:cstheme="minorEastAsia"/>
+          <w:sz w:val="21"/>
+          <w:szCs w:val="21"/>
+        </w:rPr>
+      </w:pPr>
+      <w:r>
+        <w:rPr>
+          <w:rFonts w:hint="eastAsia" w:asciiTheme="minorEastAsia" w:hAnsiTheme="minorEastAsia" w:eastAsiaTheme="minorEastAsia" w:cstheme="minorEastAsia"/>
+          <w:sz w:val="21"/>
+          <w:szCs w:val="21"/>
+        </w:rPr>
+        <w:t>打开 GitHub 网页，右上角</w:t>
+      </w:r>
+      <w:r>
+        <w:rPr>
+          <w:rStyle w:val="9"/>
+          <w:rFonts w:hint="eastAsia" w:asciiTheme="minorEastAsia" w:hAnsiTheme="minorEastAsia" w:eastAsiaTheme="minorEastAsia" w:cstheme="minorEastAsia"/>
+          <w:sz w:val="21"/>
+          <w:szCs w:val="21"/>
+        </w:rPr>
+        <w:t>+</w:t>
+      </w:r>
+      <w:r>
+        <w:rPr>
+          <w:rFonts w:hint="eastAsia" w:asciiTheme="minorEastAsia" w:hAnsiTheme="minorEastAsia" w:eastAsiaTheme="minorEastAsia" w:cstheme="minorEastAsia"/>
+          <w:sz w:val="21"/>
+          <w:szCs w:val="21"/>
+        </w:rPr>
+        <w:t xml:space="preserve"> → New repository</w:t>
+      </w:r>
+    </w:p>
+    <w:p>
+      <w:pPr>
+        <w:keepNext w:val="0"/>
+        <w:keepLines w:val="0"/>
+        <w:pageBreakBefore w:val="0"/>
+        <w:widowControl/>
         <w:numPr>
           <w:ilvl w:val="0"/>
-          <w:numId w:val="3"/>
-        </w:numPr>
+          <w:numId w:val="5"/>
+        </w:numPr>
+        <w:suppressLineNumbers w:val="0"/>
+        <w:kinsoku/>
+        <w:wordWrap/>
+        <w:overflowPunct/>
+        <w:topLinePunct w:val="0"/>
+        <w:autoSpaceDE/>
+        <w:autoSpaceDN/>
+        <w:bidi w:val="0"/>
+        <w:adjustRightInd/>
+        <w:snapToGrid/>
+        <w:spacing w:before="0" w:beforeAutospacing="0" w:after="0" w:afterAutospacing="0"/>
+        <w:ind w:left="420" w:leftChars="0" w:hanging="420" w:firstLineChars="0"/>
+        <w:textAlignment w:val="auto"/>
+        <w:rPr>
+          <w:rFonts w:hint="eastAsia" w:asciiTheme="minorEastAsia" w:hAnsiTheme="minorEastAsia" w:eastAsiaTheme="minorEastAsia" w:cstheme="minorEastAsia"/>
+          <w:sz w:val="21"/>
+          <w:szCs w:val="21"/>
+        </w:rPr>
+      </w:pPr>
+      <w:r>
+        <w:rPr>
+          <w:rFonts w:hint="eastAsia" w:asciiTheme="minorEastAsia" w:hAnsiTheme="minorEastAsia" w:eastAsiaTheme="minorEastAsia" w:cstheme="minorEastAsia"/>
+          <w:sz w:val="21"/>
+          <w:szCs w:val="21"/>
+        </w:rPr>
+        <w:t>填写仓库名，</w:t>
+      </w:r>
+      <w:r>
+        <w:rPr>
+          <w:rStyle w:val="8"/>
+          <w:rFonts w:hint="eastAsia" w:asciiTheme="minorEastAsia" w:hAnsiTheme="minorEastAsia" w:eastAsiaTheme="minorEastAsia" w:cstheme="minorEastAsia"/>
+          <w:sz w:val="21"/>
+          <w:szCs w:val="21"/>
+        </w:rPr>
+        <w:t>不要勾选 Add README、.gitignore、license</w:t>
+      </w:r>
+      <w:r>
+        <w:rPr>
+          <w:rFonts w:hint="eastAsia" w:asciiTheme="minorEastAsia" w:hAnsiTheme="minorEastAsia" w:eastAsiaTheme="minorEastAsia" w:cstheme="minorEastAsia"/>
+          <w:sz w:val="21"/>
+          <w:szCs w:val="21"/>
+        </w:rPr>
+        <w:t>（空仓库！否则第一次推送冲突）</w:t>
+      </w:r>
+    </w:p>
+    <w:p>
+      <w:pPr>
+        <w:keepNext w:val="0"/>
+        <w:keepLines w:val="0"/>
+        <w:pageBreakBefore w:val="0"/>
+        <w:widowControl/>
+        <w:numPr>
+          <w:ilvl w:val="0"/>
+          <w:numId w:val="5"/>
+        </w:numPr>
+        <w:suppressLineNumbers w:val="0"/>
+        <w:kinsoku/>
+        <w:wordWrap/>
+        <w:overflowPunct/>
+        <w:topLinePunct w:val="0"/>
+        <w:autoSpaceDE/>
+        <w:autoSpaceDN/>
+        <w:bidi w:val="0"/>
+        <w:adjustRightInd/>
+        <w:snapToGrid/>
+        <w:spacing w:before="0" w:beforeAutospacing="0" w:after="0" w:afterAutospacing="0"/>
+        <w:ind w:left="420" w:leftChars="0" w:hanging="420" w:firstLineChars="0"/>
+        <w:textAlignment w:val="auto"/>
+        <w:rPr>
+          <w:rFonts w:hint="eastAsia" w:asciiTheme="minorEastAsia" w:hAnsiTheme="minorEastAsia" w:eastAsiaTheme="minorEastAsia" w:cstheme="minorEastAsia"/>
+          <w:sz w:val="21"/>
+          <w:szCs w:val="21"/>
+        </w:rPr>
+      </w:pPr>
+      <w:r>
+        <w:rPr>
+          <w:rFonts w:hint="eastAsia" w:asciiTheme="minorEastAsia" w:hAnsiTheme="minorEastAsia" w:eastAsiaTheme="minorEastAsia" w:cstheme="minorEastAsia"/>
+          <w:sz w:val="21"/>
+          <w:szCs w:val="21"/>
+        </w:rPr>
+        <w:t>点 Create repository，复制仓库</w:t>
+      </w:r>
+      <w:r>
+        <w:rPr>
+          <w:rFonts w:hint="eastAsia" w:asciiTheme="minorEastAsia" w:hAnsiTheme="minorEastAsia" w:cstheme="minorEastAsia"/>
+          <w:sz w:val="21"/>
+          <w:szCs w:val="21"/>
+          <w:lang w:val="en-US" w:eastAsia="zh-CN"/>
+        </w:rPr>
+        <w:t>SSH</w:t>
+      </w:r>
+      <w:r>
+        <w:rPr>
+          <w:rFonts w:hint="eastAsia" w:asciiTheme="minorEastAsia" w:hAnsiTheme="minorEastAsia" w:eastAsiaTheme="minorEastAsia" w:cstheme="minorEastAsia"/>
+          <w:sz w:val="21"/>
+          <w:szCs w:val="21"/>
+        </w:rPr>
+        <w:t>链接</w:t>
+      </w:r>
+    </w:p>
+    <w:p>
+      <w:pPr>
+        <w:keepNext w:val="0"/>
+        <w:keepLines w:val="0"/>
+        <w:pageBreakBefore w:val="0"/>
+        <w:widowControl/>
+        <w:numPr>
+          <w:numId w:val="0"/>
+        </w:numPr>
+        <w:suppressLineNumbers w:val="0"/>
+        <w:kinsoku/>
+        <w:wordWrap/>
+        <w:overflowPunct/>
+        <w:topLinePunct w:val="0"/>
+        <w:autoSpaceDE/>
+        <w:autoSpaceDN/>
+        <w:bidi w:val="0"/>
+        <w:adjustRightInd/>
+        <w:snapToGrid/>
+        <w:spacing w:before="0" w:beforeAutospacing="0" w:after="0" w:afterAutospacing="0"/>
+        <w:textAlignment w:val="auto"/>
+        <w:rPr>
+          <w:rFonts w:hint="eastAsia" w:asciiTheme="minorEastAsia" w:hAnsiTheme="minorEastAsia" w:eastAsiaTheme="minorEastAsia" w:cstheme="minorEastAsia"/>
+          <w:sz w:val="21"/>
+          <w:szCs w:val="21"/>
+        </w:rPr>
+      </w:pPr>
+    </w:p>
+    <w:p>
+      <w:pPr>
+        <w:pStyle w:val="5"/>
+        <w:keepNext w:val="0"/>
+        <w:keepLines w:val="0"/>
+        <w:pageBreakBefore w:val="0"/>
+        <w:widowControl/>
+        <w:numPr>
+          <w:ilvl w:val="0"/>
+          <w:numId w:val="6"/>
+        </w:numPr>
+        <w:suppressLineNumbers w:val="0"/>
+        <w:kinsoku/>
+        <w:wordWrap/>
+        <w:overflowPunct/>
+        <w:topLinePunct w:val="0"/>
+        <w:autoSpaceDE/>
+        <w:autoSpaceDN/>
+        <w:bidi w:val="0"/>
+        <w:adjustRightInd/>
+        <w:snapToGrid/>
+        <w:spacing w:beforeAutospacing="0" w:afterAutospacing="0"/>
+        <w:ind w:left="425" w:leftChars="0" w:right="0" w:rightChars="0" w:hanging="425" w:firstLineChars="0"/>
+        <w:textAlignment w:val="auto"/>
+        <w:rPr>
+          <w:rFonts w:hint="eastAsia" w:asciiTheme="minorEastAsia" w:hAnsiTheme="minorEastAsia" w:eastAsiaTheme="minorEastAsia" w:cstheme="minorEastAsia"/>
+          <w:sz w:val="21"/>
+          <w:szCs w:val="21"/>
+        </w:rPr>
+      </w:pPr>
+      <w:r>
+        <w:rPr>
+          <w:rFonts w:hint="eastAsia" w:asciiTheme="minorEastAsia" w:hAnsiTheme="minorEastAsia" w:eastAsiaTheme="minorEastAsia" w:cstheme="minorEastAsia"/>
+          <w:kern w:val="2"/>
+          <w:sz w:val="21"/>
+          <w:szCs w:val="21"/>
+          <w:lang w:val="en-US" w:eastAsia="zh-CN" w:bidi="ar-SA"/>
+        </w:rPr>
+        <w:t>PyCharm 打开本地项目，初</w:t>
+      </w:r>
+      <w:r>
+        <w:rPr>
+          <w:rFonts w:hint="eastAsia" w:asciiTheme="minorEastAsia" w:hAnsiTheme="minorEastAsia" w:eastAsiaTheme="minorEastAsia" w:cstheme="minorEastAsia"/>
+          <w:sz w:val="21"/>
+          <w:szCs w:val="21"/>
+        </w:rPr>
+        <w:t xml:space="preserve">始化本地 Git： 菜单 </w:t>
+      </w:r>
+      <w:r>
+        <w:rPr>
+          <w:rStyle w:val="9"/>
+          <w:rFonts w:hint="eastAsia" w:asciiTheme="minorEastAsia" w:hAnsiTheme="minorEastAsia" w:eastAsiaTheme="minorEastAsia" w:cstheme="minorEastAsia"/>
+          <w:sz w:val="21"/>
+          <w:szCs w:val="21"/>
+        </w:rPr>
+        <w:t>VCS</w:t>
+      </w:r>
+      <w:r>
+        <w:rPr>
+          <w:rFonts w:hint="eastAsia" w:asciiTheme="minorEastAsia" w:hAnsiTheme="minorEastAsia" w:eastAsiaTheme="minorEastAsia" w:cstheme="minorEastAsia"/>
+          <w:sz w:val="21"/>
+          <w:szCs w:val="21"/>
+        </w:rPr>
+        <w:t xml:space="preserve"> → </w:t>
+      </w:r>
+      <w:r>
+        <w:rPr>
+          <w:rStyle w:val="9"/>
+          <w:rFonts w:hint="eastAsia" w:asciiTheme="minorEastAsia" w:hAnsiTheme="minorEastAsia" w:eastAsiaTheme="minorEastAsia" w:cstheme="minorEastAsia"/>
+          <w:sz w:val="21"/>
+          <w:szCs w:val="21"/>
+        </w:rPr>
+        <w:t>Enable Version Control Integration</w:t>
+      </w:r>
+      <w:r>
+        <w:rPr>
+          <w:rFonts w:hint="eastAsia" w:asciiTheme="minorEastAsia" w:hAnsiTheme="minorEastAsia" w:eastAsiaTheme="minorEastAsia" w:cstheme="minorEastAsia"/>
+          <w:sz w:val="21"/>
+          <w:szCs w:val="21"/>
+        </w:rPr>
+        <w:t xml:space="preserve"> → 选择</w:t>
+      </w:r>
+      <w:r>
+        <w:rPr>
+          <w:rStyle w:val="9"/>
+          <w:rFonts w:hint="eastAsia" w:asciiTheme="minorEastAsia" w:hAnsiTheme="minorEastAsia" w:eastAsiaTheme="minorEastAsia" w:cstheme="minorEastAsia"/>
+          <w:sz w:val="21"/>
+          <w:szCs w:val="21"/>
+        </w:rPr>
+        <w:t>Git</w:t>
+      </w:r>
+      <w:r>
+        <w:rPr>
+          <w:rFonts w:hint="eastAsia" w:asciiTheme="minorEastAsia" w:hAnsiTheme="minorEastAsia" w:eastAsiaTheme="minorEastAsia" w:cstheme="minorEastAsia"/>
+          <w:sz w:val="21"/>
+          <w:szCs w:val="21"/>
+        </w:rPr>
+        <w:t xml:space="preserve"> → OK</w:t>
+      </w:r>
+    </w:p>
+    <w:p>
+      <w:pPr>
+        <w:pStyle w:val="5"/>
+        <w:keepNext w:val="0"/>
+        <w:keepLines w:val="0"/>
+        <w:pageBreakBefore w:val="0"/>
+        <w:widowControl/>
+        <w:numPr>
+          <w:ilvl w:val="0"/>
+          <w:numId w:val="7"/>
+        </w:numPr>
+        <w:suppressLineNumbers w:val="0"/>
+        <w:kinsoku/>
+        <w:wordWrap/>
+        <w:overflowPunct/>
+        <w:topLinePunct w:val="0"/>
+        <w:autoSpaceDE/>
+        <w:autoSpaceDN/>
+        <w:bidi w:val="0"/>
+        <w:adjustRightInd/>
+        <w:snapToGrid/>
+        <w:spacing w:beforeAutospacing="0" w:afterAutospacing="0"/>
+        <w:ind w:left="420" w:leftChars="0" w:right="720" w:hanging="420" w:firstLineChars="0"/>
+        <w:textAlignment w:val="auto"/>
+        <w:rPr>
+          <w:rFonts w:hint="eastAsia" w:asciiTheme="minorEastAsia" w:hAnsiTheme="minorEastAsia" w:eastAsiaTheme="minorEastAsia" w:cstheme="minorEastAsia"/>
+          <w:sz w:val="21"/>
+          <w:szCs w:val="21"/>
+        </w:rPr>
+      </w:pPr>
+      <w:r>
+        <w:rPr>
+          <w:rFonts w:hint="eastAsia" w:asciiTheme="minorEastAsia" w:hAnsiTheme="minorEastAsia" w:eastAsiaTheme="minorEastAsia" w:cstheme="minorEastAsia"/>
+          <w:sz w:val="21"/>
+          <w:szCs w:val="21"/>
+        </w:rPr>
+        <w:t>项目目录生成隐藏</w:t>
+      </w:r>
+      <w:r>
+        <w:rPr>
+          <w:rStyle w:val="9"/>
+          <w:rFonts w:hint="eastAsia" w:asciiTheme="minorEastAsia" w:hAnsiTheme="minorEastAsia" w:eastAsiaTheme="minorEastAsia" w:cstheme="minorEastAsia"/>
+          <w:sz w:val="21"/>
+          <w:szCs w:val="21"/>
+        </w:rPr>
+        <w:t>.git</w:t>
+      </w:r>
+      <w:r>
+        <w:rPr>
+          <w:rFonts w:hint="eastAsia" w:asciiTheme="minorEastAsia" w:hAnsiTheme="minorEastAsia" w:eastAsiaTheme="minorEastAsia" w:cstheme="minorEastAsia"/>
+          <w:sz w:val="21"/>
+          <w:szCs w:val="21"/>
+        </w:rPr>
+        <w:t>文件夹，文件会变色</w:t>
+      </w:r>
+    </w:p>
+    <w:p>
+      <w:pPr>
+        <w:keepNext w:val="0"/>
+        <w:keepLines w:val="0"/>
+        <w:pageBreakBefore w:val="0"/>
+        <w:widowControl/>
+        <w:numPr>
+          <w:numId w:val="0"/>
+        </w:numPr>
+        <w:suppressLineNumbers w:val="0"/>
+        <w:kinsoku/>
+        <w:wordWrap/>
+        <w:overflowPunct/>
+        <w:topLinePunct w:val="0"/>
+        <w:autoSpaceDE/>
+        <w:autoSpaceDN/>
+        <w:bidi w:val="0"/>
+        <w:adjustRightInd/>
+        <w:snapToGrid/>
+        <w:spacing w:before="0" w:beforeAutospacing="0" w:after="0" w:afterAutospacing="0"/>
+        <w:textAlignment w:val="auto"/>
+        <w:rPr>
+          <w:rFonts w:hint="eastAsia" w:asciiTheme="minorEastAsia" w:hAnsiTheme="minorEastAsia" w:eastAsiaTheme="minorEastAsia" w:cstheme="minorEastAsia"/>
+          <w:sz w:val="21"/>
+          <w:szCs w:val="21"/>
+        </w:rPr>
+      </w:pPr>
+    </w:p>
+    <w:p>
+      <w:pPr>
+        <w:keepNext w:val="0"/>
+        <w:keepLines w:val="0"/>
+        <w:pageBreakBefore w:val="0"/>
+        <w:widowControl/>
+        <w:numPr>
+          <w:ilvl w:val="0"/>
+          <w:numId w:val="8"/>
+        </w:numPr>
+        <w:suppressLineNumbers w:val="0"/>
+        <w:kinsoku/>
+        <w:wordWrap/>
+        <w:overflowPunct/>
+        <w:topLinePunct w:val="0"/>
+        <w:autoSpaceDE/>
+        <w:autoSpaceDN/>
+        <w:bidi w:val="0"/>
+        <w:adjustRightInd/>
+        <w:snapToGrid/>
+        <w:spacing w:before="0" w:beforeAutospacing="0" w:after="0" w:afterAutospacing="0"/>
         <w:ind w:left="425" w:leftChars="0" w:hanging="425" w:firstLineChars="0"/>
-        <w:rPr>
-          <w:rFonts w:hint="default"/>
-          <w:lang w:val="en-US" w:eastAsia="zh-CN"/>
-        </w:rPr>
-      </w:pPr>
-      <w:r>
-        <w:rPr>
-          <w:rFonts w:hint="default"/>
-          <w:lang w:val="en-US" w:eastAsia="zh-CN"/>
-        </w:rPr>
-        <w:t>推送到远程仓库</w:t>
-      </w:r>
-    </w:p>
-    <w:p>
-      <w:pPr>
-        <w:rPr>
-          <w:rFonts w:hint="default"/>
-          <w:lang w:val="en-US" w:eastAsia="zh-CN"/>
-        </w:rPr>
-      </w:pPr>
-      <w:r>
-        <w:rPr>
-          <w:rFonts w:hint="default"/>
-          <w:lang w:val="en-US" w:eastAsia="zh-CN"/>
-        </w:rPr>
-        <w:t>PyCharm 图形界面：点击工具栏上的 绿色向上箭头（Push 按钮），或使用快捷键 Ctrl+Shift+K在弹出的窗口中确认推送即可。</w:t>
-      </w:r>
-    </w:p>
-    <w:p>
-      <w:pPr>
-        <w:rPr>
-          <w:rFonts w:hint="default"/>
-          <w:lang w:val="en-US" w:eastAsia="zh-CN"/>
-        </w:rPr>
-      </w:pPr>
-      <w:r>
-        <w:rPr>
-          <w:rFonts w:hint="default"/>
-          <w:lang w:val="en-US" w:eastAsia="zh-CN"/>
-        </w:rPr>
-        <w:t>结果：生成一个新的提交，远程分支上会多出这个“撤销操作”，原来的提交依然在历史中可见。</w:t>
-      </w:r>
-    </w:p>
-    <w:p>
-      <w:pPr>
-        <w:rPr>
-          <w:rFonts w:hint="default"/>
-          <w:lang w:val="en-US" w:eastAsia="zh-CN"/>
-        </w:rPr>
-      </w:pPr>
-      <w:r>
-        <w:rPr>
-          <w:rFonts w:hint="default"/>
-          <w:lang w:val="en-US" w:eastAsia="zh-CN"/>
-        </w:rPr>
-        <w:t>简单来说，判断标准只有一个：看提交是否已经推送到了远程仓库。没推送就用 Undo 干净地擦掉，推送了就用 Revert 安全地抵消。</w:t>
-      </w:r>
-    </w:p>
-    <w:p>
-      <w:pPr>
-        <w:rPr>
-          <w:rFonts w:hint="default"/>
-          <w:lang w:val="en-US" w:eastAsia="zh-CN"/>
-        </w:rPr>
-      </w:pPr>
-    </w:p>
-    <w:p>
-      <w:pPr>
-        <w:rPr>
-          <w:rFonts w:hint="default"/>
-          <w:lang w:val="en-US" w:eastAsia="zh-CN"/>
-        </w:rPr>
-      </w:pPr>
-    </w:p>
-    <w:p>
-      <w:pPr>
+        <w:textAlignment w:val="auto"/>
+        <w:rPr>
+          <w:rFonts w:hint="eastAsia" w:asciiTheme="minorEastAsia" w:hAnsiTheme="minorEastAsia" w:eastAsiaTheme="minorEastAsia" w:cstheme="minorEastAsia"/>
+          <w:sz w:val="21"/>
+          <w:szCs w:val="21"/>
+        </w:rPr>
+      </w:pPr>
+      <w:r>
+        <w:rPr>
+          <w:rFonts w:hint="eastAsia" w:asciiTheme="minorEastAsia" w:hAnsiTheme="minorEastAsia" w:eastAsiaTheme="minorEastAsia" w:cstheme="minorEastAsia"/>
+          <w:sz w:val="21"/>
+          <w:szCs w:val="21"/>
+        </w:rPr>
+        <w:t>提交本地代码（Commit）</w:t>
+      </w:r>
+    </w:p>
+    <w:p>
+      <w:pPr>
+        <w:keepNext w:val="0"/>
+        <w:keepLines w:val="0"/>
+        <w:pageBreakBefore w:val="0"/>
+        <w:widowControl/>
+        <w:numPr>
+          <w:ilvl w:val="0"/>
+          <w:numId w:val="9"/>
+        </w:numPr>
+        <w:suppressLineNumbers w:val="0"/>
+        <w:kinsoku/>
+        <w:wordWrap/>
+        <w:overflowPunct/>
+        <w:topLinePunct w:val="0"/>
+        <w:autoSpaceDE/>
+        <w:autoSpaceDN/>
+        <w:bidi w:val="0"/>
+        <w:adjustRightInd/>
+        <w:snapToGrid/>
+        <w:spacing w:before="0" w:beforeAutospacing="0" w:after="0" w:afterAutospacing="0"/>
+        <w:ind w:left="420" w:leftChars="0" w:hanging="420" w:firstLineChars="0"/>
+        <w:textAlignment w:val="auto"/>
+        <w:rPr>
+          <w:rFonts w:hint="eastAsia" w:asciiTheme="minorEastAsia" w:hAnsiTheme="minorEastAsia" w:eastAsiaTheme="minorEastAsia" w:cstheme="minorEastAsia"/>
+          <w:sz w:val="21"/>
+          <w:szCs w:val="21"/>
+        </w:rPr>
+      </w:pPr>
+      <w:r>
+        <w:rPr>
+          <w:rFonts w:hint="eastAsia" w:asciiTheme="minorEastAsia" w:hAnsiTheme="minorEastAsia" w:eastAsiaTheme="minorEastAsia" w:cstheme="minorEastAsia"/>
+          <w:sz w:val="21"/>
+          <w:szCs w:val="21"/>
+        </w:rPr>
+        <w:t>调出 Commit 窗口</w:t>
+      </w:r>
+    </w:p>
+    <w:p>
+      <w:pPr>
+        <w:keepNext w:val="0"/>
+        <w:keepLines w:val="0"/>
+        <w:pageBreakBefore w:val="0"/>
+        <w:widowControl/>
+        <w:numPr>
+          <w:ilvl w:val="0"/>
+          <w:numId w:val="9"/>
+        </w:numPr>
+        <w:suppressLineNumbers w:val="0"/>
+        <w:kinsoku/>
+        <w:wordWrap/>
+        <w:overflowPunct/>
+        <w:topLinePunct w:val="0"/>
+        <w:autoSpaceDE/>
+        <w:autoSpaceDN/>
+        <w:bidi w:val="0"/>
+        <w:adjustRightInd/>
+        <w:snapToGrid/>
+        <w:spacing w:before="0" w:beforeAutospacing="0" w:after="0" w:afterAutospacing="0"/>
+        <w:ind w:left="420" w:leftChars="0" w:hanging="420" w:firstLineChars="0"/>
+        <w:textAlignment w:val="auto"/>
+        <w:rPr>
+          <w:rFonts w:hint="eastAsia" w:asciiTheme="minorEastAsia" w:hAnsiTheme="minorEastAsia" w:eastAsiaTheme="minorEastAsia" w:cstheme="minorEastAsia"/>
+          <w:sz w:val="21"/>
+          <w:szCs w:val="21"/>
+        </w:rPr>
+      </w:pPr>
+      <w:r>
+        <w:rPr>
+          <w:rFonts w:hint="eastAsia" w:asciiTheme="minorEastAsia" w:hAnsiTheme="minorEastAsia" w:eastAsiaTheme="minorEastAsia" w:cstheme="minorEastAsia"/>
+          <w:sz w:val="21"/>
+          <w:szCs w:val="21"/>
+        </w:rPr>
+        <w:t>勾选要上传的文件，</w:t>
+      </w:r>
+      <w:r>
+        <w:rPr>
+          <w:rStyle w:val="8"/>
+          <w:rFonts w:hint="eastAsia" w:asciiTheme="minorEastAsia" w:hAnsiTheme="minorEastAsia" w:eastAsiaTheme="minorEastAsia" w:cstheme="minorEastAsia"/>
+          <w:sz w:val="21"/>
+          <w:szCs w:val="21"/>
+        </w:rPr>
+        <w:t>建议新建</w:t>
+      </w:r>
+      <w:r>
+        <w:rPr>
+          <w:rStyle w:val="9"/>
+          <w:rFonts w:hint="eastAsia" w:asciiTheme="minorEastAsia" w:hAnsiTheme="minorEastAsia" w:eastAsiaTheme="minorEastAsia" w:cstheme="minorEastAsia"/>
+          <w:sz w:val="21"/>
+          <w:szCs w:val="21"/>
+        </w:rPr>
+        <w:t>.gitignore</w:t>
+      </w:r>
+      <w:r>
+        <w:rPr>
+          <w:rFonts w:hint="eastAsia" w:asciiTheme="minorEastAsia" w:hAnsiTheme="minorEastAsia" w:eastAsiaTheme="minorEastAsia" w:cstheme="minorEastAsia"/>
+          <w:sz w:val="21"/>
+          <w:szCs w:val="21"/>
+        </w:rPr>
+        <w:t>，忽略 venv、</w:t>
+      </w:r>
+      <w:r>
+        <w:rPr>
+          <w:rStyle w:val="8"/>
+          <w:rFonts w:hint="eastAsia" w:asciiTheme="minorEastAsia" w:hAnsiTheme="minorEastAsia" w:eastAsiaTheme="minorEastAsia" w:cstheme="minorEastAsia"/>
+          <w:sz w:val="21"/>
+          <w:szCs w:val="21"/>
+        </w:rPr>
+        <w:t>pycache</w:t>
+      </w:r>
+      <w:r>
+        <w:rPr>
+          <w:rFonts w:hint="eastAsia" w:asciiTheme="minorEastAsia" w:hAnsiTheme="minorEastAsia" w:eastAsiaTheme="minorEastAsia" w:cstheme="minorEastAsia"/>
+          <w:sz w:val="21"/>
+          <w:szCs w:val="21"/>
+        </w:rPr>
+        <w:t>、日志、本地配置</w:t>
+      </w:r>
+    </w:p>
+    <w:p>
+      <w:pPr>
+        <w:keepNext w:val="0"/>
+        <w:keepLines w:val="0"/>
+        <w:pageBreakBefore w:val="0"/>
+        <w:widowControl/>
+        <w:numPr>
+          <w:ilvl w:val="0"/>
+          <w:numId w:val="9"/>
+        </w:numPr>
+        <w:suppressLineNumbers w:val="0"/>
+        <w:kinsoku/>
+        <w:wordWrap/>
+        <w:overflowPunct/>
+        <w:topLinePunct w:val="0"/>
+        <w:autoSpaceDE/>
+        <w:autoSpaceDN/>
+        <w:bidi w:val="0"/>
+        <w:adjustRightInd/>
+        <w:snapToGrid/>
+        <w:spacing w:before="0" w:beforeAutospacing="0" w:after="0" w:afterAutospacing="0"/>
+        <w:ind w:left="420" w:leftChars="0" w:hanging="420" w:firstLineChars="0"/>
+        <w:textAlignment w:val="auto"/>
+        <w:rPr>
+          <w:rFonts w:hint="eastAsia" w:asciiTheme="minorEastAsia" w:hAnsiTheme="minorEastAsia" w:eastAsiaTheme="minorEastAsia" w:cstheme="minorEastAsia"/>
+          <w:sz w:val="21"/>
+          <w:szCs w:val="21"/>
+        </w:rPr>
+      </w:pPr>
+      <w:r>
+        <w:rPr>
+          <w:rFonts w:hint="eastAsia" w:asciiTheme="minorEastAsia" w:hAnsiTheme="minorEastAsia" w:eastAsiaTheme="minorEastAsia" w:cstheme="minorEastAsia"/>
+          <w:sz w:val="21"/>
+          <w:szCs w:val="21"/>
+        </w:rPr>
+        <w:t>填写 commit 信息，例如</w:t>
+      </w:r>
+      <w:r>
+        <w:rPr>
+          <w:rStyle w:val="9"/>
+          <w:rFonts w:hint="eastAsia" w:asciiTheme="minorEastAsia" w:hAnsiTheme="minorEastAsia" w:eastAsiaTheme="minorEastAsia" w:cstheme="minorEastAsia"/>
+          <w:sz w:val="21"/>
+          <w:szCs w:val="21"/>
+        </w:rPr>
+        <w:t>first commit</w:t>
+      </w:r>
+    </w:p>
+    <w:p>
+      <w:pPr>
+        <w:keepNext w:val="0"/>
+        <w:keepLines w:val="0"/>
+        <w:pageBreakBefore w:val="0"/>
+        <w:widowControl/>
+        <w:numPr>
+          <w:ilvl w:val="0"/>
+          <w:numId w:val="9"/>
+        </w:numPr>
+        <w:suppressLineNumbers w:val="0"/>
+        <w:kinsoku/>
+        <w:wordWrap/>
+        <w:overflowPunct/>
+        <w:topLinePunct w:val="0"/>
+        <w:autoSpaceDE/>
+        <w:autoSpaceDN/>
+        <w:bidi w:val="0"/>
+        <w:adjustRightInd/>
+        <w:snapToGrid/>
+        <w:spacing w:before="0" w:beforeAutospacing="0" w:after="0" w:afterAutospacing="0"/>
+        <w:ind w:left="420" w:leftChars="0" w:hanging="420" w:firstLineChars="0"/>
+        <w:textAlignment w:val="auto"/>
+        <w:rPr>
+          <w:rFonts w:hint="eastAsia" w:asciiTheme="minorEastAsia" w:hAnsiTheme="minorEastAsia" w:eastAsiaTheme="minorEastAsia" w:cstheme="minorEastAsia"/>
+          <w:sz w:val="21"/>
+          <w:szCs w:val="21"/>
+        </w:rPr>
+      </w:pPr>
+      <w:r>
+        <w:rPr>
+          <w:rFonts w:hint="eastAsia" w:asciiTheme="minorEastAsia" w:hAnsiTheme="minorEastAsia" w:eastAsiaTheme="minorEastAsia" w:cstheme="minorEastAsia"/>
+          <w:sz w:val="21"/>
+          <w:szCs w:val="21"/>
+        </w:rPr>
+        <w:t>点</w:t>
+      </w:r>
+      <w:r>
+        <w:rPr>
+          <w:rStyle w:val="9"/>
+          <w:rFonts w:hint="eastAsia" w:asciiTheme="minorEastAsia" w:hAnsiTheme="minorEastAsia" w:eastAsiaTheme="minorEastAsia" w:cstheme="minorEastAsia"/>
+          <w:sz w:val="21"/>
+          <w:szCs w:val="21"/>
+        </w:rPr>
+        <w:t>Commit</w:t>
+      </w:r>
+      <w:r>
+        <w:rPr>
+          <w:rFonts w:hint="eastAsia" w:asciiTheme="minorEastAsia" w:hAnsiTheme="minorEastAsia" w:eastAsiaTheme="minorEastAsia" w:cstheme="minorEastAsia"/>
+          <w:sz w:val="21"/>
+          <w:szCs w:val="21"/>
+        </w:rPr>
+        <w:t>（也可以直接点</w:t>
+      </w:r>
+      <w:r>
+        <w:rPr>
+          <w:rStyle w:val="9"/>
+          <w:rFonts w:hint="eastAsia" w:asciiTheme="minorEastAsia" w:hAnsiTheme="minorEastAsia" w:eastAsiaTheme="minorEastAsia" w:cstheme="minorEastAsia"/>
+          <w:sz w:val="21"/>
+          <w:szCs w:val="21"/>
+        </w:rPr>
+        <w:t>Commit and Push</w:t>
+      </w:r>
+      <w:r>
+        <w:rPr>
+          <w:rFonts w:hint="eastAsia" w:asciiTheme="minorEastAsia" w:hAnsiTheme="minorEastAsia" w:eastAsiaTheme="minorEastAsia" w:cstheme="minorEastAsia"/>
+          <w:sz w:val="21"/>
+          <w:szCs w:val="21"/>
+        </w:rPr>
+        <w:t>一步到位）</w:t>
+      </w:r>
+    </w:p>
+    <w:p>
+      <w:pPr>
+        <w:keepNext w:val="0"/>
+        <w:keepLines w:val="0"/>
+        <w:pageBreakBefore w:val="0"/>
+        <w:widowControl/>
+        <w:numPr>
+          <w:ilvl w:val="0"/>
+          <w:numId w:val="10"/>
+        </w:numPr>
+        <w:suppressLineNumbers w:val="0"/>
+        <w:kinsoku/>
+        <w:wordWrap/>
+        <w:overflowPunct/>
+        <w:topLinePunct w:val="0"/>
+        <w:autoSpaceDE/>
+        <w:autoSpaceDN/>
+        <w:bidi w:val="0"/>
+        <w:adjustRightInd/>
+        <w:snapToGrid/>
+        <w:spacing w:before="0" w:beforeAutospacing="0" w:after="0" w:afterAutospacing="0"/>
+        <w:ind w:left="425" w:leftChars="0" w:hanging="425" w:firstLineChars="0"/>
+        <w:textAlignment w:val="auto"/>
+        <w:rPr>
+          <w:rFonts w:hint="eastAsia" w:asciiTheme="minorEastAsia" w:hAnsiTheme="minorEastAsia" w:eastAsiaTheme="minorEastAsia" w:cstheme="minorEastAsia"/>
+          <w:sz w:val="21"/>
+          <w:szCs w:val="21"/>
+        </w:rPr>
+      </w:pPr>
+      <w:r>
+        <w:rPr>
+          <w:rFonts w:hint="eastAsia" w:asciiTheme="minorEastAsia" w:hAnsiTheme="minorEastAsia" w:eastAsiaTheme="minorEastAsia" w:cstheme="minorEastAsia"/>
+          <w:sz w:val="21"/>
+          <w:szCs w:val="21"/>
+        </w:rPr>
+        <w:t>添加远程仓库地址</w:t>
+      </w:r>
+    </w:p>
+    <w:p>
+      <w:pPr>
+        <w:keepNext w:val="0"/>
+        <w:keepLines w:val="0"/>
+        <w:pageBreakBefore w:val="0"/>
+        <w:widowControl/>
+        <w:numPr>
+          <w:ilvl w:val="0"/>
+          <w:numId w:val="11"/>
+        </w:numPr>
+        <w:suppressLineNumbers w:val="0"/>
+        <w:kinsoku/>
+        <w:wordWrap/>
+        <w:overflowPunct/>
+        <w:topLinePunct w:val="0"/>
+        <w:autoSpaceDE/>
+        <w:autoSpaceDN/>
+        <w:bidi w:val="0"/>
+        <w:adjustRightInd/>
+        <w:snapToGrid/>
+        <w:spacing w:before="0" w:beforeAutospacing="0" w:after="0" w:afterAutospacing="0"/>
+        <w:ind w:left="420" w:leftChars="0" w:hanging="420" w:firstLineChars="0"/>
+        <w:textAlignment w:val="auto"/>
+        <w:rPr>
+          <w:rFonts w:hint="eastAsia" w:asciiTheme="minorEastAsia" w:hAnsiTheme="minorEastAsia" w:eastAsiaTheme="minorEastAsia" w:cstheme="minorEastAsia"/>
+          <w:sz w:val="21"/>
+          <w:szCs w:val="21"/>
+        </w:rPr>
+      </w:pPr>
+      <w:r>
+        <w:rPr>
+          <w:rFonts w:hint="eastAsia" w:asciiTheme="minorEastAsia" w:hAnsiTheme="minorEastAsia" w:eastAsiaTheme="minorEastAsia" w:cstheme="minorEastAsia"/>
+          <w:sz w:val="21"/>
+          <w:szCs w:val="21"/>
+        </w:rPr>
+        <w:t xml:space="preserve">菜单 </w:t>
+      </w:r>
+      <w:r>
+        <w:rPr>
+          <w:rStyle w:val="9"/>
+          <w:rFonts w:hint="eastAsia" w:asciiTheme="minorEastAsia" w:hAnsiTheme="minorEastAsia" w:eastAsiaTheme="minorEastAsia" w:cstheme="minorEastAsia"/>
+          <w:sz w:val="21"/>
+          <w:szCs w:val="21"/>
+        </w:rPr>
+        <w:t>Git</w:t>
+      </w:r>
+      <w:r>
+        <w:rPr>
+          <w:rFonts w:hint="eastAsia" w:asciiTheme="minorEastAsia" w:hAnsiTheme="minorEastAsia" w:eastAsiaTheme="minorEastAsia" w:cstheme="minorEastAsia"/>
+          <w:sz w:val="21"/>
+          <w:szCs w:val="21"/>
+        </w:rPr>
+        <w:t xml:space="preserve"> → </w:t>
+      </w:r>
+      <w:r>
+        <w:rPr>
+          <w:rStyle w:val="9"/>
+          <w:rFonts w:hint="eastAsia" w:asciiTheme="minorEastAsia" w:hAnsiTheme="minorEastAsia" w:eastAsiaTheme="minorEastAsia" w:cstheme="minorEastAsia"/>
+          <w:sz w:val="21"/>
+          <w:szCs w:val="21"/>
+        </w:rPr>
+        <w:t>Manage Remotes</w:t>
+      </w:r>
+    </w:p>
+    <w:p>
+      <w:pPr>
+        <w:keepNext w:val="0"/>
+        <w:keepLines w:val="0"/>
+        <w:pageBreakBefore w:val="0"/>
+        <w:widowControl/>
+        <w:numPr>
+          <w:ilvl w:val="0"/>
+          <w:numId w:val="11"/>
+        </w:numPr>
+        <w:suppressLineNumbers w:val="0"/>
+        <w:kinsoku/>
+        <w:wordWrap/>
+        <w:overflowPunct/>
+        <w:topLinePunct w:val="0"/>
+        <w:autoSpaceDE/>
+        <w:autoSpaceDN/>
+        <w:bidi w:val="0"/>
+        <w:adjustRightInd/>
+        <w:snapToGrid/>
+        <w:spacing w:before="0" w:beforeAutospacing="0" w:after="0" w:afterAutospacing="0"/>
+        <w:ind w:left="420" w:leftChars="0" w:hanging="420" w:firstLineChars="0"/>
+        <w:textAlignment w:val="auto"/>
+        <w:rPr>
+          <w:rFonts w:hint="eastAsia" w:asciiTheme="minorEastAsia" w:hAnsiTheme="minorEastAsia" w:eastAsiaTheme="minorEastAsia" w:cstheme="minorEastAsia"/>
+          <w:sz w:val="21"/>
+          <w:szCs w:val="21"/>
+        </w:rPr>
+      </w:pPr>
+      <w:r>
+        <w:rPr>
+          <w:rFonts w:hint="eastAsia" w:asciiTheme="minorEastAsia" w:hAnsiTheme="minorEastAsia" w:eastAsiaTheme="minorEastAsia" w:cstheme="minorEastAsia"/>
+          <w:sz w:val="21"/>
+          <w:szCs w:val="21"/>
+        </w:rPr>
+        <w:t>点</w:t>
+      </w:r>
+      <w:r>
+        <w:rPr>
+          <w:rStyle w:val="9"/>
+          <w:rFonts w:hint="eastAsia" w:asciiTheme="minorEastAsia" w:hAnsiTheme="minorEastAsia" w:eastAsiaTheme="minorEastAsia" w:cstheme="minorEastAsia"/>
+          <w:sz w:val="21"/>
+          <w:szCs w:val="21"/>
+        </w:rPr>
+        <w:t>+</w:t>
+      </w:r>
+      <w:r>
+        <w:rPr>
+          <w:rFonts w:hint="eastAsia" w:asciiTheme="minorEastAsia" w:hAnsiTheme="minorEastAsia" w:eastAsiaTheme="minorEastAsia" w:cstheme="minorEastAsia"/>
+          <w:sz w:val="21"/>
+          <w:szCs w:val="21"/>
+        </w:rPr>
+        <w:t>，Name 填</w:t>
+      </w:r>
+      <w:r>
+        <w:rPr>
+          <w:rStyle w:val="9"/>
+          <w:rFonts w:hint="eastAsia" w:asciiTheme="minorEastAsia" w:hAnsiTheme="minorEastAsia" w:eastAsiaTheme="minorEastAsia" w:cstheme="minorEastAsia"/>
+          <w:sz w:val="21"/>
+          <w:szCs w:val="21"/>
+        </w:rPr>
+        <w:t>origin</w:t>
+      </w:r>
+      <w:r>
+        <w:rPr>
+          <w:rFonts w:hint="eastAsia" w:asciiTheme="minorEastAsia" w:hAnsiTheme="minorEastAsia" w:eastAsiaTheme="minorEastAsia" w:cstheme="minorEastAsia"/>
+          <w:sz w:val="21"/>
+          <w:szCs w:val="21"/>
+        </w:rPr>
+        <w:t>，URL 粘贴刚才 GitHub 仓库链接，OK</w:t>
+      </w:r>
+    </w:p>
+    <w:p>
+      <w:pPr>
+        <w:keepNext w:val="0"/>
+        <w:keepLines w:val="0"/>
+        <w:pageBreakBefore w:val="0"/>
+        <w:widowControl/>
+        <w:numPr>
+          <w:numId w:val="0"/>
+        </w:numPr>
+        <w:suppressLineNumbers w:val="0"/>
+        <w:kinsoku/>
+        <w:wordWrap/>
+        <w:overflowPunct/>
+        <w:topLinePunct w:val="0"/>
+        <w:autoSpaceDE/>
+        <w:autoSpaceDN/>
+        <w:bidi w:val="0"/>
+        <w:adjustRightInd/>
+        <w:snapToGrid/>
+        <w:spacing w:before="0" w:beforeAutospacing="0" w:after="0" w:afterAutospacing="0"/>
+        <w:ind w:leftChars="0"/>
+        <w:textAlignment w:val="auto"/>
+        <w:rPr>
+          <w:rFonts w:hint="eastAsia" w:asciiTheme="minorEastAsia" w:hAnsiTheme="minorEastAsia" w:eastAsiaTheme="minorEastAsia" w:cstheme="minorEastAsia"/>
+          <w:sz w:val="21"/>
+          <w:szCs w:val="21"/>
+        </w:rPr>
+      </w:pPr>
+      <w:r>
+        <w:drawing>
+          <wp:inline distT="0" distB="0" distL="114300" distR="114300">
+            <wp:extent cx="5270500" cy="2767965"/>
+            <wp:effectExtent l="0" t="0" r="6350" b="13335"/>
+            <wp:docPr id="11" name="图片 1"/>
+            <wp:cNvGraphicFramePr>
+              <a:graphicFrameLocks xmlns:a="http://schemas.openxmlformats.org/drawingml/2006/main" noChangeAspect="1"/>
+            </wp:cNvGraphicFramePr>
+            <a:graphic xmlns:a="http://schemas.openxmlformats.org/drawingml/2006/main">
+              <a:graphicData uri="http://schemas.openxmlformats.org/drawingml/2006/picture">
+                <pic:pic xmlns:pic="http://schemas.openxmlformats.org/drawingml/2006/picture">
+                  <pic:nvPicPr>
+                    <pic:cNvPr id="11" name="图片 1"/>
+                    <pic:cNvPicPr>
+                      <a:picLocks noChangeAspect="1"/>
+                    </pic:cNvPicPr>
+                  </pic:nvPicPr>
+                  <pic:blipFill>
+                    <a:blip r:embed="rId14"/>
+                    <a:stretch>
+                      <a:fillRect/>
+                    </a:stretch>
+                  </pic:blipFill>
+                  <pic:spPr>
+                    <a:xfrm>
+                      <a:off x="0" y="0"/>
+                      <a:ext cx="5270500" cy="2767965"/>
+                    </a:xfrm>
+                    <a:prstGeom prst="rect">
+                      <a:avLst/>
+                    </a:prstGeom>
+                    <a:noFill/>
+                    <a:ln>
+                      <a:noFill/>
+                    </a:ln>
+                  </pic:spPr>
+                </pic:pic>
+              </a:graphicData>
+            </a:graphic>
+          </wp:inline>
+        </w:drawing>
+      </w:r>
+    </w:p>
+    <w:p>
+      <w:pPr>
+        <w:keepNext w:val="0"/>
+        <w:keepLines w:val="0"/>
+        <w:pageBreakBefore w:val="0"/>
+        <w:widowControl/>
+        <w:numPr>
+          <w:ilvl w:val="0"/>
+          <w:numId w:val="12"/>
+        </w:numPr>
+        <w:suppressLineNumbers w:val="0"/>
+        <w:kinsoku/>
+        <w:wordWrap/>
+        <w:overflowPunct/>
+        <w:topLinePunct w:val="0"/>
+        <w:autoSpaceDE/>
+        <w:autoSpaceDN/>
+        <w:bidi w:val="0"/>
+        <w:adjustRightInd/>
+        <w:snapToGrid/>
+        <w:spacing w:before="0" w:beforeAutospacing="0" w:after="0" w:afterAutospacing="0"/>
+        <w:ind w:left="425" w:leftChars="0" w:hanging="425" w:firstLineChars="0"/>
+        <w:textAlignment w:val="auto"/>
+        <w:rPr>
+          <w:rFonts w:hint="eastAsia" w:asciiTheme="minorEastAsia" w:hAnsiTheme="minorEastAsia" w:eastAsiaTheme="minorEastAsia" w:cstheme="minorEastAsia"/>
+          <w:sz w:val="21"/>
+          <w:szCs w:val="21"/>
+        </w:rPr>
+      </w:pPr>
+      <w:r>
+        <w:rPr>
+          <w:rFonts w:hint="eastAsia" w:asciiTheme="minorEastAsia" w:hAnsiTheme="minorEastAsia" w:eastAsiaTheme="minorEastAsia" w:cstheme="minorEastAsia"/>
+          <w:sz w:val="21"/>
+          <w:szCs w:val="21"/>
+        </w:rPr>
+        <w:t>Push 推送到远程</w:t>
+      </w:r>
+    </w:p>
+    <w:p>
+      <w:pPr>
+        <w:keepNext w:val="0"/>
+        <w:keepLines w:val="0"/>
+        <w:pageBreakBefore w:val="0"/>
+        <w:widowControl/>
+        <w:numPr>
+          <w:ilvl w:val="1"/>
+          <w:numId w:val="13"/>
+        </w:numPr>
+        <w:suppressLineNumbers w:val="0"/>
+        <w:kinsoku/>
+        <w:wordWrap/>
+        <w:overflowPunct/>
+        <w:topLinePunct w:val="0"/>
+        <w:autoSpaceDE/>
+        <w:autoSpaceDN/>
+        <w:bidi w:val="0"/>
+        <w:adjustRightInd/>
+        <w:snapToGrid/>
+        <w:spacing w:before="0" w:beforeAutospacing="0" w:after="0" w:afterAutospacing="0"/>
+        <w:ind w:left="1020" w:leftChars="0" w:firstLine="0"/>
+        <w:textAlignment w:val="auto"/>
+        <w:rPr>
+          <w:rFonts w:hint="eastAsia" w:asciiTheme="minorEastAsia" w:hAnsiTheme="minorEastAsia" w:eastAsiaTheme="minorEastAsia" w:cstheme="minorEastAsia"/>
+          <w:sz w:val="21"/>
+          <w:szCs w:val="21"/>
+        </w:rPr>
+      </w:pPr>
+      <w:r>
+        <w:rPr>
+          <w:rFonts w:hint="eastAsia" w:asciiTheme="minorEastAsia" w:hAnsiTheme="minorEastAsia" w:eastAsiaTheme="minorEastAsia" w:cstheme="minorEastAsia"/>
+          <w:sz w:val="21"/>
+          <w:szCs w:val="21"/>
+        </w:rPr>
+        <w:t xml:space="preserve">菜单 </w:t>
+      </w:r>
+      <w:r>
+        <w:rPr>
+          <w:rStyle w:val="9"/>
+          <w:rFonts w:hint="eastAsia" w:asciiTheme="minorEastAsia" w:hAnsiTheme="minorEastAsia" w:eastAsiaTheme="minorEastAsia" w:cstheme="minorEastAsia"/>
+          <w:sz w:val="21"/>
+          <w:szCs w:val="21"/>
+        </w:rPr>
+        <w:t>Git</w:t>
+      </w:r>
+      <w:r>
+        <w:rPr>
+          <w:rFonts w:hint="eastAsia" w:asciiTheme="minorEastAsia" w:hAnsiTheme="minorEastAsia" w:eastAsiaTheme="minorEastAsia" w:cstheme="minorEastAsia"/>
+          <w:sz w:val="21"/>
+          <w:szCs w:val="21"/>
+        </w:rPr>
+        <w:t xml:space="preserve"> → </w:t>
+      </w:r>
+      <w:r>
+        <w:rPr>
+          <w:rStyle w:val="9"/>
+          <w:rFonts w:hint="eastAsia" w:asciiTheme="minorEastAsia" w:hAnsiTheme="minorEastAsia" w:eastAsiaTheme="minorEastAsia" w:cstheme="minorEastAsia"/>
+          <w:sz w:val="21"/>
+          <w:szCs w:val="21"/>
+        </w:rPr>
+        <w:t>Push</w:t>
+      </w:r>
+      <w:r>
+        <w:rPr>
+          <w:rFonts w:hint="eastAsia" w:asciiTheme="minorEastAsia" w:hAnsiTheme="minorEastAsia" w:eastAsiaTheme="minorEastAsia" w:cstheme="minorEastAsia"/>
+          <w:sz w:val="21"/>
+          <w:szCs w:val="21"/>
+        </w:rPr>
+        <w:t>，快捷键</w:t>
+      </w:r>
+      <w:r>
+        <w:rPr>
+          <w:rStyle w:val="9"/>
+          <w:rFonts w:hint="eastAsia" w:asciiTheme="minorEastAsia" w:hAnsiTheme="minorEastAsia" w:eastAsiaTheme="minorEastAsia" w:cstheme="minorEastAsia"/>
+          <w:sz w:val="21"/>
+          <w:szCs w:val="21"/>
+        </w:rPr>
+        <w:t>Ctrl+Shift+K</w:t>
+      </w:r>
+    </w:p>
+    <w:p>
+      <w:pPr>
+        <w:keepNext w:val="0"/>
+        <w:keepLines w:val="0"/>
+        <w:pageBreakBefore w:val="0"/>
+        <w:widowControl/>
+        <w:numPr>
+          <w:ilvl w:val="1"/>
+          <w:numId w:val="13"/>
+        </w:numPr>
+        <w:suppressLineNumbers w:val="0"/>
+        <w:kinsoku/>
+        <w:wordWrap/>
+        <w:overflowPunct/>
+        <w:topLinePunct w:val="0"/>
+        <w:autoSpaceDE/>
+        <w:autoSpaceDN/>
+        <w:bidi w:val="0"/>
+        <w:adjustRightInd/>
+        <w:snapToGrid/>
+        <w:spacing w:before="0" w:beforeAutospacing="0" w:after="0" w:afterAutospacing="0"/>
+        <w:ind w:left="1020" w:leftChars="0" w:firstLine="0"/>
+        <w:textAlignment w:val="auto"/>
+        <w:rPr>
+          <w:rFonts w:hint="eastAsia" w:asciiTheme="minorEastAsia" w:hAnsiTheme="minorEastAsia" w:eastAsiaTheme="minorEastAsia" w:cstheme="minorEastAsia"/>
+          <w:sz w:val="21"/>
+          <w:szCs w:val="21"/>
+        </w:rPr>
+      </w:pPr>
+      <w:r>
+        <w:rPr>
+          <w:rFonts w:hint="eastAsia" w:asciiTheme="minorEastAsia" w:hAnsiTheme="minorEastAsia" w:eastAsiaTheme="minorEastAsia" w:cstheme="minorEastAsia"/>
+          <w:sz w:val="21"/>
+          <w:szCs w:val="21"/>
+        </w:rPr>
+        <w:t>确认分支（默认 main），点 Push</w:t>
+      </w:r>
+    </w:p>
+    <w:p>
+      <w:pPr>
+        <w:keepNext w:val="0"/>
+        <w:keepLines w:val="0"/>
+        <w:pageBreakBefore w:val="0"/>
+        <w:widowControl/>
+        <w:numPr>
+          <w:ilvl w:val="0"/>
+          <w:numId w:val="14"/>
+        </w:numPr>
+        <w:suppressLineNumbers w:val="0"/>
+        <w:kinsoku/>
+        <w:wordWrap/>
+        <w:overflowPunct/>
+        <w:topLinePunct w:val="0"/>
+        <w:autoSpaceDE/>
+        <w:autoSpaceDN/>
+        <w:bidi w:val="0"/>
+        <w:adjustRightInd/>
+        <w:snapToGrid/>
+        <w:spacing w:before="0" w:beforeAutospacing="0" w:after="0" w:afterAutospacing="0"/>
+        <w:ind w:left="425" w:leftChars="0" w:hanging="425" w:firstLineChars="0"/>
+        <w:textAlignment w:val="auto"/>
+        <w:rPr>
+          <w:rFonts w:hint="eastAsia" w:asciiTheme="minorEastAsia" w:hAnsiTheme="minorEastAsia" w:eastAsiaTheme="minorEastAsia" w:cstheme="minorEastAsia"/>
+          <w:sz w:val="21"/>
+          <w:szCs w:val="21"/>
+        </w:rPr>
+      </w:pPr>
+      <w:r>
+        <w:rPr>
+          <w:rFonts w:hint="eastAsia" w:asciiTheme="minorEastAsia" w:hAnsiTheme="minorEastAsia" w:eastAsiaTheme="minorEastAsia" w:cstheme="minorEastAsia"/>
+          <w:sz w:val="21"/>
+          <w:szCs w:val="21"/>
+        </w:rPr>
+        <w:t>打开 GitHub 网页，刷新，代码就上传完成</w:t>
+      </w:r>
+    </w:p>
+    <w:p>
+      <w:pPr>
+        <w:keepNext w:val="0"/>
+        <w:keepLines w:val="0"/>
+        <w:pageBreakBefore w:val="0"/>
+        <w:widowControl/>
+        <w:numPr>
+          <w:numId w:val="0"/>
+        </w:numPr>
+        <w:suppressLineNumbers w:val="0"/>
+        <w:kinsoku/>
+        <w:wordWrap/>
+        <w:overflowPunct/>
+        <w:topLinePunct w:val="0"/>
+        <w:autoSpaceDE/>
+        <w:autoSpaceDN/>
+        <w:bidi w:val="0"/>
+        <w:adjustRightInd/>
+        <w:snapToGrid/>
+        <w:spacing w:before="0" w:beforeAutospacing="0" w:after="0" w:afterAutospacing="0"/>
+        <w:ind w:leftChars="0"/>
+        <w:textAlignment w:val="auto"/>
+        <w:rPr>
+          <w:rFonts w:hint="eastAsia" w:asciiTheme="minorEastAsia" w:hAnsiTheme="minorEastAsia" w:eastAsiaTheme="minorEastAsia" w:cstheme="minorEastAsia"/>
+          <w:sz w:val="21"/>
+          <w:szCs w:val="21"/>
+        </w:rPr>
+      </w:pPr>
+    </w:p>
+    <w:p>
+      <w:pPr>
+        <w:keepNext w:val="0"/>
+        <w:keepLines w:val="0"/>
+        <w:pageBreakBefore w:val="0"/>
+        <w:kinsoku/>
+        <w:wordWrap/>
+        <w:overflowPunct/>
+        <w:topLinePunct w:val="0"/>
+        <w:autoSpaceDE/>
+        <w:autoSpaceDN/>
+        <w:bidi w:val="0"/>
+        <w:adjustRightInd/>
+        <w:snapToGrid/>
+        <w:spacing w:beforeAutospacing="0" w:afterAutospacing="0"/>
+        <w:ind w:firstLine="0"/>
+        <w:textAlignment w:val="auto"/>
+        <w:rPr>
+          <w:rFonts w:hint="default"/>
+          <w:lang w:val="en-US" w:eastAsia="zh-CN"/>
+        </w:rPr>
+      </w:pPr>
+    </w:p>
+    <w:p>
+      <w:pPr>
+        <w:keepNext w:val="0"/>
+        <w:keepLines w:val="0"/>
+        <w:pageBreakBefore w:val="0"/>
+        <w:kinsoku/>
+        <w:wordWrap/>
+        <w:overflowPunct/>
+        <w:topLinePunct w:val="0"/>
+        <w:autoSpaceDE/>
+        <w:autoSpaceDN/>
+        <w:bidi w:val="0"/>
+        <w:adjustRightInd/>
+        <w:snapToGrid/>
+        <w:spacing w:beforeAutospacing="0" w:afterAutospacing="0"/>
+        <w:ind w:firstLine="0"/>
+        <w:textAlignment w:val="auto"/>
+        <w:rPr>
+          <w:rFonts w:hint="default"/>
+          <w:lang w:val="en-US" w:eastAsia="zh-CN"/>
+        </w:rPr>
+      </w:pPr>
+    </w:p>
+    <w:p>
+      <w:pPr>
+        <w:keepNext w:val="0"/>
+        <w:keepLines w:val="0"/>
+        <w:pageBreakBefore w:val="0"/>
         <w:widowControl w:val="0"/>
         <w:numPr>
           <w:ilvl w:val="0"/>
           <w:numId w:val="0"/>
         </w:numPr>
-        <w:ind w:leftChars="0"/>
+        <w:kinsoku/>
+        <w:wordWrap/>
+        <w:overflowPunct/>
+        <w:topLinePunct w:val="0"/>
+        <w:autoSpaceDE/>
+        <w:autoSpaceDN/>
+        <w:bidi w:val="0"/>
+        <w:adjustRightInd/>
+        <w:snapToGrid/>
+        <w:spacing w:beforeAutospacing="0" w:afterAutospacing="0"/>
+        <w:ind w:leftChars="0" w:firstLine="0"/>
         <w:jc w:val="both"/>
+        <w:textAlignment w:val="auto"/>
         <w:rPr>
           <w:rFonts w:hint="default"/>
           <w:lang w:val="en-US" w:eastAsia="zh-CN"/>
@@ -1388,6 +2627,40 @@
     </w:lvl>
   </w:abstractNum>
   <w:abstractNum w:abstractNumId="1">
+    <w:nsid w:val="CDA1B3B8"/>
+    <w:multiLevelType w:val="singleLevel"/>
+    <w:tmpl w:val="CDA1B3B8"/>
+    <w:lvl w:ilvl="0" w:tentative="0">
+      <w:start w:val="1"/>
+      <w:numFmt w:val="bullet"/>
+      <w:lvlText w:val=""/>
+      <w:lvlJc w:val="left"/>
+      <w:pPr>
+        <w:ind w:left="420" w:hanging="420"/>
+      </w:pPr>
+      <w:rPr>
+        <w:rFonts w:hint="default" w:ascii="Wingdings" w:hAnsi="Wingdings"/>
+      </w:rPr>
+    </w:lvl>
+  </w:abstractNum>
+  <w:abstractNum w:abstractNumId="2">
+    <w:nsid w:val="D39DC434"/>
+    <w:multiLevelType w:val="singleLevel"/>
+    <w:tmpl w:val="D39DC434"/>
+    <w:lvl w:ilvl="0" w:tentative="0">
+      <w:start w:val="1"/>
+      <w:numFmt w:val="bullet"/>
+      <w:lvlText w:val=""/>
+      <w:lvlJc w:val="left"/>
+      <w:pPr>
+        <w:ind w:left="420" w:hanging="420"/>
+      </w:pPr>
+      <w:rPr>
+        <w:rFonts w:hint="default" w:ascii="Wingdings" w:hAnsi="Wingdings"/>
+      </w:rPr>
+    </w:lvl>
+  </w:abstractNum>
+  <w:abstractNum w:abstractNumId="3">
     <w:nsid w:val="DDE0BD0E"/>
     <w:multiLevelType w:val="singleLevel"/>
     <w:tmpl w:val="DDE0BD0E"/>
@@ -1404,7 +2677,250 @@
       </w:rPr>
     </w:lvl>
   </w:abstractNum>
-  <w:abstractNum w:abstractNumId="2">
+  <w:abstractNum w:abstractNumId="4">
+    <w:nsid w:val="03769D62"/>
+    <w:multiLevelType w:val="singleLevel"/>
+    <w:tmpl w:val="03769D62"/>
+    <w:lvl w:ilvl="0" w:tentative="0">
+      <w:start w:val="3"/>
+      <w:numFmt w:val="decimal"/>
+      <w:lvlText w:val="(%1)"/>
+      <w:lvlJc w:val="left"/>
+      <w:pPr>
+        <w:tabs>
+          <w:tab w:val="left" w:pos="420"/>
+        </w:tabs>
+        <w:ind w:left="425" w:leftChars="0" w:hanging="425" w:firstLineChars="0"/>
+      </w:pPr>
+      <w:rPr>
+        <w:rFonts w:hint="default"/>
+      </w:rPr>
+    </w:lvl>
+  </w:abstractNum>
+  <w:abstractNum w:abstractNumId="5">
+    <w:nsid w:val="0B4AA3CE"/>
+    <w:multiLevelType w:val="singleLevel"/>
+    <w:tmpl w:val="0B4AA3CE"/>
+    <w:lvl w:ilvl="0" w:tentative="0">
+      <w:start w:val="1"/>
+      <w:numFmt w:val="bullet"/>
+      <w:lvlText w:val=""/>
+      <w:lvlJc w:val="left"/>
+      <w:pPr>
+        <w:ind w:left="420" w:hanging="420"/>
+      </w:pPr>
+      <w:rPr>
+        <w:rFonts w:hint="default" w:ascii="Wingdings" w:hAnsi="Wingdings"/>
+      </w:rPr>
+    </w:lvl>
+  </w:abstractNum>
+  <w:abstractNum w:abstractNumId="6">
+    <w:nsid w:val="0D5CEA88"/>
+    <w:multiLevelType w:val="singleLevel"/>
+    <w:tmpl w:val="0D5CEA88"/>
+    <w:lvl w:ilvl="0" w:tentative="0">
+      <w:start w:val="4"/>
+      <w:numFmt w:val="decimal"/>
+      <w:lvlText w:val="(%1)"/>
+      <w:lvlJc w:val="left"/>
+      <w:pPr>
+        <w:tabs>
+          <w:tab w:val="left" w:pos="420"/>
+        </w:tabs>
+        <w:ind w:left="425" w:leftChars="0" w:hanging="425" w:firstLineChars="0"/>
+      </w:pPr>
+      <w:rPr>
+        <w:rFonts w:hint="default"/>
+      </w:rPr>
+    </w:lvl>
+  </w:abstractNum>
+  <w:abstractNum w:abstractNumId="7">
+    <w:nsid w:val="11BA7B5E"/>
+    <w:multiLevelType w:val="multilevel"/>
+    <w:tmpl w:val="11BA7B5E"/>
+    <w:lvl w:ilvl="0" w:tentative="0">
+      <w:start w:val="1"/>
+      <w:numFmt w:val="decimal"/>
+      <w:lvlText w:val="%1."/>
+      <w:lvlJc w:val="left"/>
+      <w:pPr>
+        <w:tabs>
+          <w:tab w:val="left" w:pos="720"/>
+        </w:tabs>
+        <w:ind w:left="720" w:hanging="360"/>
+      </w:pPr>
+      <w:rPr>
+        <w:sz w:val="24"/>
+        <w:szCs w:val="24"/>
+      </w:rPr>
+    </w:lvl>
+    <w:lvl w:ilvl="1" w:tentative="0">
+      <w:start w:val="1"/>
+      <w:numFmt w:val="bullet"/>
+      <w:lvlText w:val=""/>
+      <w:lvlJc w:val="left"/>
+      <w:pPr>
+        <w:tabs>
+          <w:tab w:val="left" w:pos="1440"/>
+        </w:tabs>
+        <w:ind w:left="1440" w:hanging="360"/>
+      </w:pPr>
+      <w:rPr>
+        <w:rFonts w:ascii="Symbol" w:hAnsi="Symbol" w:cs="Symbol"/>
+        <w:sz w:val="20"/>
+      </w:rPr>
+    </w:lvl>
+    <w:lvl w:ilvl="2" w:tentative="0">
+      <w:start w:val="1"/>
+      <w:numFmt w:val="decimal"/>
+      <w:lvlText w:val="%3."/>
+      <w:lvlJc w:val="left"/>
+      <w:pPr>
+        <w:tabs>
+          <w:tab w:val="left" w:pos="2160"/>
+        </w:tabs>
+        <w:ind w:left="2160" w:hanging="360"/>
+      </w:pPr>
+      <w:rPr>
+        <w:sz w:val="24"/>
+        <w:szCs w:val="24"/>
+      </w:rPr>
+    </w:lvl>
+    <w:lvl w:ilvl="3" w:tentative="0">
+      <w:start w:val="1"/>
+      <w:numFmt w:val="decimal"/>
+      <w:lvlText w:val="%4."/>
+      <w:lvlJc w:val="left"/>
+      <w:pPr>
+        <w:tabs>
+          <w:tab w:val="left" w:pos="2517"/>
+        </w:tabs>
+        <w:ind w:left="2880" w:hanging="360"/>
+      </w:pPr>
+      <w:rPr>
+        <w:sz w:val="24"/>
+        <w:szCs w:val="24"/>
+      </w:rPr>
+    </w:lvl>
+    <w:lvl w:ilvl="4" w:tentative="0">
+      <w:start w:val="1"/>
+      <w:numFmt w:val="decimal"/>
+      <w:lvlText w:val="%5."/>
+      <w:lvlJc w:val="left"/>
+      <w:pPr>
+        <w:tabs>
+          <w:tab w:val="left" w:pos="3238"/>
+        </w:tabs>
+        <w:ind w:left="3600" w:hanging="360"/>
+      </w:pPr>
+      <w:rPr>
+        <w:sz w:val="24"/>
+        <w:szCs w:val="24"/>
+      </w:rPr>
+    </w:lvl>
+    <w:lvl w:ilvl="5" w:tentative="0">
+      <w:start w:val="1"/>
+      <w:numFmt w:val="decimal"/>
+      <w:lvlText w:val="%6."/>
+      <w:lvlJc w:val="left"/>
+      <w:pPr>
+        <w:tabs>
+          <w:tab w:val="left" w:pos="3958"/>
+        </w:tabs>
+        <w:ind w:left="4320" w:hanging="360"/>
+      </w:pPr>
+      <w:rPr>
+        <w:sz w:val="24"/>
+        <w:szCs w:val="24"/>
+      </w:rPr>
+    </w:lvl>
+    <w:lvl w:ilvl="6" w:tentative="0">
+      <w:start w:val="1"/>
+      <w:numFmt w:val="decimal"/>
+      <w:lvlText w:val="%7."/>
+      <w:lvlJc w:val="left"/>
+      <w:pPr>
+        <w:tabs>
+          <w:tab w:val="left" w:pos="4678"/>
+        </w:tabs>
+        <w:ind w:left="5040" w:hanging="360"/>
+      </w:pPr>
+      <w:rPr>
+        <w:sz w:val="24"/>
+        <w:szCs w:val="24"/>
+      </w:rPr>
+    </w:lvl>
+    <w:lvl w:ilvl="7" w:tentative="0">
+      <w:start w:val="1"/>
+      <w:numFmt w:val="decimal"/>
+      <w:lvlText w:val="%8."/>
+      <w:lvlJc w:val="left"/>
+      <w:pPr>
+        <w:tabs>
+          <w:tab w:val="left" w:pos="5398"/>
+        </w:tabs>
+        <w:ind w:left="5760" w:hanging="360"/>
+      </w:pPr>
+      <w:rPr>
+        <w:sz w:val="24"/>
+        <w:szCs w:val="24"/>
+      </w:rPr>
+    </w:lvl>
+    <w:lvl w:ilvl="8" w:tentative="0">
+      <w:start w:val="1"/>
+      <w:numFmt w:val="decimal"/>
+      <w:lvlText w:val="%9."/>
+      <w:lvlJc w:val="left"/>
+      <w:pPr>
+        <w:tabs>
+          <w:tab w:val="left" w:pos="6118"/>
+        </w:tabs>
+        <w:ind w:left="6480" w:hanging="360"/>
+      </w:pPr>
+      <w:rPr>
+        <w:sz w:val="24"/>
+        <w:szCs w:val="24"/>
+      </w:rPr>
+    </w:lvl>
+  </w:abstractNum>
+  <w:abstractNum w:abstractNumId="8">
+    <w:nsid w:val="15DE7FD6"/>
+    <w:multiLevelType w:val="singleLevel"/>
+    <w:tmpl w:val="15DE7FD6"/>
+    <w:lvl w:ilvl="0" w:tentative="0">
+      <w:start w:val="1"/>
+      <w:numFmt w:val="bullet"/>
+      <w:lvlText w:val=""/>
+      <w:lvlJc w:val="left"/>
+      <w:pPr>
+        <w:ind w:left="420" w:hanging="420"/>
+      </w:pPr>
+      <w:rPr>
+        <w:rFonts w:hint="default" w:ascii="Wingdings" w:hAnsi="Wingdings"/>
+      </w:rPr>
+    </w:lvl>
+  </w:abstractNum>
+  <w:abstractNum w:abstractNumId="9">
+    <w:nsid w:val="188A4FCE"/>
+    <w:multiLevelType w:val="singleLevel"/>
+    <w:tmpl w:val="188A4FCE"/>
+    <w:lvl w:ilvl="0" w:tentative="0">
+      <w:start w:val="5"/>
+      <w:numFmt w:val="decimal"/>
+      <w:lvlText w:val="(%1)"/>
+      <w:lvlJc w:val="left"/>
+      <w:pPr>
+        <w:tabs>
+          <w:tab w:val="left" w:pos="420"/>
+        </w:tabs>
+        <w:ind w:left="425" w:leftChars="0" w:hanging="425" w:firstLineChars="0"/>
+      </w:pPr>
+      <w:rPr>
+        <w:rFonts w:hint="default"/>
+      </w:rPr>
+    </w:lvl>
+  </w:abstractNum>
+  <w:abstractNum w:abstractNumId="10">
     <w:nsid w:val="1928B5CC"/>
     <w:multiLevelType w:val="singleLevel"/>
     <w:tmpl w:val="1928B5CC"/>
@@ -1415,6 +2931,63 @@
       <w:lvlJc w:val="left"/>
       <w:pPr>
         <w:ind w:left="425" w:hanging="425"/>
+      </w:pPr>
+      <w:rPr>
+        <w:rFonts w:hint="default"/>
+      </w:rPr>
+    </w:lvl>
+  </w:abstractNum>
+  <w:abstractNum w:abstractNumId="11">
+    <w:nsid w:val="1F705813"/>
+    <w:multiLevelType w:val="singleLevel"/>
+    <w:tmpl w:val="1F705813"/>
+    <w:lvl w:ilvl="0" w:tentative="0">
+      <w:start w:val="2"/>
+      <w:numFmt w:val="decimal"/>
+      <w:lvlText w:val="(%1)"/>
+      <w:lvlJc w:val="left"/>
+      <w:pPr>
+        <w:tabs>
+          <w:tab w:val="left" w:pos="420"/>
+        </w:tabs>
+        <w:ind w:left="425" w:leftChars="0" w:hanging="425" w:firstLineChars="0"/>
+      </w:pPr>
+      <w:rPr>
+        <w:rFonts w:hint="default"/>
+      </w:rPr>
+    </w:lvl>
+  </w:abstractNum>
+  <w:abstractNum w:abstractNumId="12">
+    <w:nsid w:val="28ACC2B4"/>
+    <w:multiLevelType w:val="singleLevel"/>
+    <w:tmpl w:val="28ACC2B4"/>
+    <w:lvl w:ilvl="0" w:tentative="0">
+      <w:start w:val="1"/>
+      <w:numFmt w:val="decimal"/>
+      <w:lvlText w:val="(%1)"/>
+      <w:lvlJc w:val="left"/>
+      <w:pPr>
+        <w:ind w:left="425" w:hanging="425"/>
+      </w:pPr>
+      <w:rPr>
+        <w:rFonts w:hint="default"/>
+      </w:rPr>
+    </w:lvl>
+  </w:abstractNum>
+  <w:abstractNum w:abstractNumId="13">
+    <w:nsid w:val="33DEEC7D"/>
+    <w:multiLevelType w:val="singleLevel"/>
+    <w:tmpl w:val="33DEEC7D"/>
+    <w:lvl w:ilvl="0" w:tentative="0">
+      <w:start w:val="6"/>
+      <w:numFmt w:val="decimal"/>
+      <w:lvlText w:val="(%1)"/>
+      <w:lvlJc w:val="left"/>
+      <w:pPr>
+        <w:tabs>
+          <w:tab w:val="left" w:pos="420"/>
+        </w:tabs>
+        <w:ind w:left="425" w:leftChars="0" w:hanging="425" w:firstLineChars="0"/>
       </w:pPr>
       <w:rPr>
         <w:rFonts w:hint="default"/>
@@ -1425,10 +2998,70 @@
     <w:abstractNumId w:val="0"/>
   </w:num>
   <w:num w:numId="2">
+    <w:abstractNumId w:val="3"/>
+  </w:num>
+  <w:num w:numId="3">
+    <w:abstractNumId w:val="10"/>
+  </w:num>
+  <w:num w:numId="4">
+    <w:abstractNumId w:val="12"/>
+  </w:num>
+  <w:num w:numId="5">
+    <w:abstractNumId w:val="8"/>
+  </w:num>
+  <w:num w:numId="6">
+    <w:abstractNumId w:val="11"/>
+  </w:num>
+  <w:num w:numId="7">
     <w:abstractNumId w:val="1"/>
   </w:num>
-  <w:num w:numId="3">
+  <w:num w:numId="8">
+    <w:abstractNumId w:val="4"/>
+  </w:num>
+  <w:num w:numId="9">
     <w:abstractNumId w:val="2"/>
+  </w:num>
+  <w:num w:numId="10">
+    <w:abstractNumId w:val="6"/>
+  </w:num>
+  <w:num w:numId="11">
+    <w:abstractNumId w:val="5"/>
+  </w:num>
+  <w:num w:numId="12">
+    <w:abstractNumId w:val="9"/>
+  </w:num>
+  <w:num w:numId="13">
+    <w:abstractNumId w:val="7"/>
+    <w:lvlOverride w:ilvl="0">
+      <w:startOverride w:val="1"/>
+    </w:lvlOverride>
+    <w:lvlOverride w:ilvl="1">
+      <w:startOverride w:val="1"/>
+    </w:lvlOverride>
+    <w:lvlOverride w:ilvl="2">
+      <w:startOverride w:val="1"/>
+    </w:lvlOverride>
+    <w:lvlOverride w:ilvl="3">
+      <w:startOverride w:val="1"/>
+    </w:lvlOverride>
+    <w:lvlOverride w:ilvl="4">
+      <w:startOverride w:val="1"/>
+    </w:lvlOverride>
+    <w:lvlOverride w:ilvl="5">
+      <w:startOverride w:val="1"/>
+    </w:lvlOverride>
+    <w:lvlOverride w:ilvl="6">
+      <w:startOverride w:val="1"/>
+    </w:lvlOverride>
+    <w:lvlOverride w:ilvl="7">
+      <w:startOverride w:val="1"/>
+    </w:lvlOverride>
+    <w:lvlOverride w:ilvl="8">
+      <w:startOverride w:val="1"/>
+    </w:lvlOverride>
+  </w:num>
+  <w:num w:numId="14">
+    <w:abstractNumId w:val="13"/>
   </w:num>
 </w:numbering>
 </file>
@@ -1710,6 +3343,28 @@
     </w:rPr>
   </w:style>
   <w:style w:type="paragraph" w:styleId="2">
+    <w:name w:val="heading 2"/>
+    <w:basedOn w:val="1"/>
+    <w:next w:val="1"/>
+    <w:semiHidden/>
+    <w:unhideWhenUsed/>
+    <w:qFormat/>
+    <w:uiPriority w:val="0"/>
+    <w:pPr>
+      <w:spacing w:before="0" w:beforeAutospacing="1" w:after="0" w:afterAutospacing="1"/>
+      <w:jc w:val="left"/>
+    </w:pPr>
+    <w:rPr>
+      <w:rFonts w:hint="eastAsia" w:ascii="宋体" w:hAnsi="宋体" w:eastAsia="宋体" w:cs="宋体"/>
+      <w:b/>
+      <w:bCs/>
+      <w:kern w:val="0"/>
+      <w:sz w:val="36"/>
+      <w:szCs w:val="36"/>
+      <w:lang w:val="en-US" w:eastAsia="zh-CN" w:bidi="ar"/>
+    </w:rPr>
+  </w:style>
+  <w:style w:type="paragraph" w:styleId="3">
     <w:name w:val="heading 3"/>
     <w:basedOn w:val="1"/>
     <w:next w:val="1"/>
@@ -1727,7 +3382,7 @@
       <w:sz w:val="32"/>
     </w:rPr>
   </w:style>
-  <w:style w:type="paragraph" w:styleId="3">
+  <w:style w:type="paragraph" w:styleId="4">
     <w:name w:val="heading 4"/>
     <w:basedOn w:val="1"/>
     <w:next w:val="1"/>
@@ -1746,12 +3401,12 @@
       <w:sz w:val="28"/>
     </w:rPr>
   </w:style>
-  <w:style w:type="character" w:default="1" w:styleId="6">
+  <w:style w:type="character" w:default="1" w:styleId="7">
     <w:name w:val="Default Paragraph Font"/>
     <w:semiHidden/>
     <w:uiPriority w:val="0"/>
   </w:style>
-  <w:style w:type="table" w:default="1" w:styleId="5">
+  <w:style w:type="table" w:default="1" w:styleId="6">
     <w:name w:val="Normal Table"/>
     <w:semiHidden/>
     <w:uiPriority w:val="0"/>
@@ -1764,17 +3419,33 @@
       </w:tblCellMar>
     </w:tblPr>
   </w:style>
-  <w:style w:type="paragraph" w:styleId="4">
+  <w:style w:type="paragraph" w:styleId="5">
     <w:name w:val="Normal (Web)"/>
     <w:basedOn w:val="1"/>
     <w:uiPriority w:val="0"/>
+    <w:pPr>
+      <w:spacing w:before="0" w:beforeAutospacing="1" w:after="0" w:afterAutospacing="1"/>
+      <w:ind w:left="0" w:right="0"/>
+      <w:jc w:val="left"/>
+    </w:pPr>
     <w:rPr>
+      <w:kern w:val="0"/>
       <w:sz w:val="24"/>
+      <w:lang w:val="en-US" w:eastAsia="zh-CN" w:bidi="ar"/>
     </w:rPr>
   </w:style>
-  <w:style w:type="character" w:styleId="7">
+  <w:style w:type="character" w:styleId="8">
+    <w:name w:val="Strong"/>
+    <w:basedOn w:val="7"/>
+    <w:qFormat/>
+    <w:uiPriority w:val="0"/>
+    <w:rPr>
+      <w:b/>
+    </w:rPr>
+  </w:style>
+  <w:style w:type="character" w:styleId="9">
     <w:name w:val="HTML Code"/>
-    <w:basedOn w:val="6"/>
+    <w:basedOn w:val="7"/>
     <w:uiPriority w:val="0"/>
     <w:rPr>
       <w:rFonts w:ascii="Courier New" w:hAnsi="Courier New"/>

--- a/AutoTest_UI_Doc/pycharm的git相关操作.docx
+++ b/AutoTest_UI_Doc/pycharm的git相关操作.docx
@@ -4,7 +4,7 @@
   <w:body>
     <w:p>
       <w:pPr>
-        <w:pStyle w:val="3"/>
+        <w:pStyle w:val="4"/>
         <w:bidi w:val="0"/>
         <w:rPr>
           <w:rFonts w:hint="eastAsia"/>
@@ -21,7 +21,7 @@
     </w:p>
     <w:p>
       <w:pPr>
-        <w:pStyle w:val="4"/>
+        <w:pStyle w:val="5"/>
         <w:numPr>
           <w:ilvl w:val="0"/>
           <w:numId w:val="1"/>
@@ -229,7 +229,7 @@
     </w:p>
     <w:p>
       <w:pPr>
-        <w:pStyle w:val="4"/>
+        <w:pStyle w:val="5"/>
         <w:numPr>
           <w:ilvl w:val="0"/>
           <w:numId w:val="1"/>
@@ -385,7 +385,7 @@
     </w:p>
     <w:p>
       <w:pPr>
-        <w:pStyle w:val="4"/>
+        <w:pStyle w:val="5"/>
         <w:numPr>
           <w:ilvl w:val="0"/>
           <w:numId w:val="1"/>
@@ -472,7 +472,7 @@
     </w:p>
     <w:p>
       <w:pPr>
-        <w:pStyle w:val="4"/>
+        <w:pStyle w:val="5"/>
         <w:numPr>
           <w:ilvl w:val="0"/>
           <w:numId w:val="1"/>
@@ -561,7 +561,7 @@
     </w:p>
     <w:p>
       <w:pPr>
-        <w:pStyle w:val="4"/>
+        <w:pStyle w:val="5"/>
         <w:numPr>
           <w:ilvl w:val="0"/>
           <w:numId w:val="1"/>
@@ -891,7 +891,7 @@
     </w:p>
     <w:p>
       <w:pPr>
-        <w:pStyle w:val="4"/>
+        <w:pStyle w:val="5"/>
         <w:numPr>
           <w:ilvl w:val="0"/>
           <w:numId w:val="1"/>
@@ -935,7 +935,7 @@
     </w:p>
     <w:p>
       <w:pPr>
-        <w:pStyle w:val="4"/>
+        <w:pStyle w:val="5"/>
         <w:numPr>
           <w:ilvl w:val="0"/>
           <w:numId w:val="1"/>
@@ -1108,7 +1108,7 @@
     <w:p/>
     <w:p>
       <w:pPr>
-        <w:pStyle w:val="4"/>
+        <w:pStyle w:val="5"/>
         <w:numPr>
           <w:ilvl w:val="0"/>
           <w:numId w:val="1"/>
@@ -1335,7 +1335,7 @@
     </w:p>
     <w:p>
       <w:pPr>
-        <w:pStyle w:val="4"/>
+        <w:pStyle w:val="5"/>
         <w:numPr>
           <w:ilvl w:val="0"/>
           <w:numId w:val="1"/>
@@ -1356,7 +1356,7 @@
     </w:p>
     <w:p>
       <w:pPr>
-        <w:pStyle w:val="2"/>
+        <w:pStyle w:val="3"/>
         <w:keepNext w:val="0"/>
         <w:keepLines w:val="0"/>
         <w:pageBreakBefore w:val="0"/>
@@ -1386,17 +1386,7 @@
           <w:sz w:val="21"/>
           <w:szCs w:val="21"/>
         </w:rPr>
-        <w:t>GitHub 网页先建空仓</w:t>
-      </w:r>
-      <w:bookmarkStart w:id="0" w:name="_GoBack"/>
-      <w:bookmarkEnd w:id="0"/>
-      <w:r>
-        <w:rPr>
-          <w:rFonts w:hint="eastAsia" w:asciiTheme="minorEastAsia" w:hAnsiTheme="minorEastAsia" w:eastAsiaTheme="minorEastAsia" w:cstheme="minorEastAsia"/>
-          <w:sz w:val="21"/>
-          <w:szCs w:val="21"/>
-        </w:rPr>
-        <w:t>库，PyCharm 关联推送（企业常用）</w:t>
+        <w:t>GitHub 网页先建空仓库，PyCharm 关联推送（企业常用）</w:t>
       </w:r>
     </w:p>
     <w:p>
@@ -1438,7 +1428,7 @@
       </w:r>
       <w:r>
         <w:rPr>
-          <w:rStyle w:val="9"/>
+          <w:rStyle w:val="10"/>
           <w:rFonts w:hint="eastAsia" w:asciiTheme="minorEastAsia" w:hAnsiTheme="minorEastAsia" w:eastAsiaTheme="minorEastAsia" w:cstheme="minorEastAsia"/>
           <w:sz w:val="21"/>
           <w:szCs w:val="21"/>
@@ -1493,7 +1483,7 @@
       </w:r>
       <w:r>
         <w:rPr>
-          <w:rStyle w:val="8"/>
+          <w:rStyle w:val="9"/>
           <w:rFonts w:hint="eastAsia" w:asciiTheme="minorEastAsia" w:hAnsiTheme="minorEastAsia" w:eastAsiaTheme="minorEastAsia" w:cstheme="minorEastAsia"/>
           <w:sz w:val="21"/>
           <w:szCs w:val="21"/>
@@ -1571,6 +1561,7 @@
         <w:pageBreakBefore w:val="0"/>
         <w:widowControl/>
         <w:numPr>
+          <w:ilvl w:val="0"/>
           <w:numId w:val="0"/>
         </w:numPr>
         <w:suppressLineNumbers w:val="0"/>
@@ -1594,7 +1585,7 @@
     </w:p>
     <w:p>
       <w:pPr>
-        <w:pStyle w:val="5"/>
+        <w:pStyle w:val="6"/>
         <w:keepNext w:val="0"/>
         <w:keepLines w:val="0"/>
         <w:pageBreakBefore w:val="0"/>
@@ -1642,7 +1633,7 @@
       </w:r>
       <w:r>
         <w:rPr>
-          <w:rStyle w:val="9"/>
+          <w:rStyle w:val="10"/>
           <w:rFonts w:hint="eastAsia" w:asciiTheme="minorEastAsia" w:hAnsiTheme="minorEastAsia" w:eastAsiaTheme="minorEastAsia" w:cstheme="minorEastAsia"/>
           <w:sz w:val="21"/>
           <w:szCs w:val="21"/>
@@ -1659,7 +1650,7 @@
       </w:r>
       <w:r>
         <w:rPr>
-          <w:rStyle w:val="9"/>
+          <w:rStyle w:val="10"/>
           <w:rFonts w:hint="eastAsia" w:asciiTheme="minorEastAsia" w:hAnsiTheme="minorEastAsia" w:eastAsiaTheme="minorEastAsia" w:cstheme="minorEastAsia"/>
           <w:sz w:val="21"/>
           <w:szCs w:val="21"/>
@@ -1676,7 +1667,7 @@
       </w:r>
       <w:r>
         <w:rPr>
-          <w:rStyle w:val="9"/>
+          <w:rStyle w:val="10"/>
           <w:rFonts w:hint="eastAsia" w:asciiTheme="minorEastAsia" w:hAnsiTheme="minorEastAsia" w:eastAsiaTheme="minorEastAsia" w:cstheme="minorEastAsia"/>
           <w:sz w:val="21"/>
           <w:szCs w:val="21"/>
@@ -1694,7 +1685,7 @@
     </w:p>
     <w:p>
       <w:pPr>
-        <w:pStyle w:val="5"/>
+        <w:pStyle w:val="6"/>
         <w:keepNext w:val="0"/>
         <w:keepLines w:val="0"/>
         <w:pageBreakBefore w:val="0"/>
@@ -1732,7 +1723,7 @@
       </w:r>
       <w:r>
         <w:rPr>
-          <w:rStyle w:val="9"/>
+          <w:rStyle w:val="10"/>
           <w:rFonts w:hint="eastAsia" w:asciiTheme="minorEastAsia" w:hAnsiTheme="minorEastAsia" w:eastAsiaTheme="minorEastAsia" w:cstheme="minorEastAsia"/>
           <w:sz w:val="21"/>
           <w:szCs w:val="21"/>
@@ -1755,6 +1746,7 @@
         <w:pageBreakBefore w:val="0"/>
         <w:widowControl/>
         <w:numPr>
+          <w:ilvl w:val="0"/>
           <w:numId w:val="0"/>
         </w:numPr>
         <w:suppressLineNumbers w:val="0"/>
@@ -1891,7 +1883,7 @@
       </w:r>
       <w:r>
         <w:rPr>
-          <w:rStyle w:val="8"/>
+          <w:rStyle w:val="9"/>
           <w:rFonts w:hint="eastAsia" w:asciiTheme="minorEastAsia" w:hAnsiTheme="minorEastAsia" w:eastAsiaTheme="minorEastAsia" w:cstheme="minorEastAsia"/>
           <w:sz w:val="21"/>
           <w:szCs w:val="21"/>
@@ -1900,24 +1892,24 @@
       </w:r>
       <w:r>
         <w:rPr>
+          <w:rStyle w:val="10"/>
+          <w:rFonts w:hint="eastAsia" w:asciiTheme="minorEastAsia" w:hAnsiTheme="minorEastAsia" w:eastAsiaTheme="minorEastAsia" w:cstheme="minorEastAsia"/>
+          <w:sz w:val="21"/>
+          <w:szCs w:val="21"/>
+        </w:rPr>
+        <w:t>.gitignore</w:t>
+      </w:r>
+      <w:r>
+        <w:rPr>
+          <w:rFonts w:hint="eastAsia" w:asciiTheme="minorEastAsia" w:hAnsiTheme="minorEastAsia" w:eastAsiaTheme="minorEastAsia" w:cstheme="minorEastAsia"/>
+          <w:sz w:val="21"/>
+          <w:szCs w:val="21"/>
+        </w:rPr>
+        <w:t>，忽略 venv、</w:t>
+      </w:r>
+      <w:r>
+        <w:rPr>
           <w:rStyle w:val="9"/>
-          <w:rFonts w:hint="eastAsia" w:asciiTheme="minorEastAsia" w:hAnsiTheme="minorEastAsia" w:eastAsiaTheme="minorEastAsia" w:cstheme="minorEastAsia"/>
-          <w:sz w:val="21"/>
-          <w:szCs w:val="21"/>
-        </w:rPr>
-        <w:t>.gitignore</w:t>
-      </w:r>
-      <w:r>
-        <w:rPr>
-          <w:rFonts w:hint="eastAsia" w:asciiTheme="minorEastAsia" w:hAnsiTheme="minorEastAsia" w:eastAsiaTheme="minorEastAsia" w:cstheme="minorEastAsia"/>
-          <w:sz w:val="21"/>
-          <w:szCs w:val="21"/>
-        </w:rPr>
-        <w:t>，忽略 venv、</w:t>
-      </w:r>
-      <w:r>
-        <w:rPr>
-          <w:rStyle w:val="8"/>
           <w:rFonts w:hint="eastAsia" w:asciiTheme="minorEastAsia" w:hAnsiTheme="minorEastAsia" w:eastAsiaTheme="minorEastAsia" w:cstheme="minorEastAsia"/>
           <w:sz w:val="21"/>
           <w:szCs w:val="21"/>
@@ -1972,7 +1964,7 @@
       </w:r>
       <w:r>
         <w:rPr>
-          <w:rStyle w:val="9"/>
+          <w:rStyle w:val="10"/>
           <w:rFonts w:hint="eastAsia" w:asciiTheme="minorEastAsia" w:hAnsiTheme="minorEastAsia" w:eastAsiaTheme="minorEastAsia" w:cstheme="minorEastAsia"/>
           <w:sz w:val="21"/>
           <w:szCs w:val="21"/>
@@ -2019,7 +2011,7 @@
       </w:r>
       <w:r>
         <w:rPr>
-          <w:rStyle w:val="9"/>
+          <w:rStyle w:val="10"/>
           <w:rFonts w:hint="eastAsia" w:asciiTheme="minorEastAsia" w:hAnsiTheme="minorEastAsia" w:eastAsiaTheme="minorEastAsia" w:cstheme="minorEastAsia"/>
           <w:sz w:val="21"/>
           <w:szCs w:val="21"/>
@@ -2036,7 +2028,7 @@
       </w:r>
       <w:r>
         <w:rPr>
-          <w:rStyle w:val="9"/>
+          <w:rStyle w:val="10"/>
           <w:rFonts w:hint="eastAsia" w:asciiTheme="minorEastAsia" w:hAnsiTheme="minorEastAsia" w:eastAsiaTheme="minorEastAsia" w:cstheme="minorEastAsia"/>
           <w:sz w:val="21"/>
           <w:szCs w:val="21"/>
@@ -2129,7 +2121,7 @@
       </w:r>
       <w:r>
         <w:rPr>
-          <w:rStyle w:val="9"/>
+          <w:rStyle w:val="10"/>
           <w:rFonts w:hint="eastAsia" w:asciiTheme="minorEastAsia" w:hAnsiTheme="minorEastAsia" w:eastAsiaTheme="minorEastAsia" w:cstheme="minorEastAsia"/>
           <w:sz w:val="21"/>
           <w:szCs w:val="21"/>
@@ -2146,7 +2138,7 @@
       </w:r>
       <w:r>
         <w:rPr>
-          <w:rStyle w:val="9"/>
+          <w:rStyle w:val="10"/>
           <w:rFonts w:hint="eastAsia" w:asciiTheme="minorEastAsia" w:hAnsiTheme="minorEastAsia" w:eastAsiaTheme="minorEastAsia" w:cstheme="minorEastAsia"/>
           <w:sz w:val="21"/>
           <w:szCs w:val="21"/>
@@ -2193,7 +2185,7 @@
       </w:r>
       <w:r>
         <w:rPr>
-          <w:rStyle w:val="9"/>
+          <w:rStyle w:val="10"/>
           <w:rFonts w:hint="eastAsia" w:asciiTheme="minorEastAsia" w:hAnsiTheme="minorEastAsia" w:eastAsiaTheme="minorEastAsia" w:cstheme="minorEastAsia"/>
           <w:sz w:val="21"/>
           <w:szCs w:val="21"/>
@@ -2210,7 +2202,7 @@
       </w:r>
       <w:r>
         <w:rPr>
-          <w:rStyle w:val="9"/>
+          <w:rStyle w:val="10"/>
           <w:rFonts w:hint="eastAsia" w:asciiTheme="minorEastAsia" w:hAnsiTheme="minorEastAsia" w:eastAsiaTheme="minorEastAsia" w:cstheme="minorEastAsia"/>
           <w:sz w:val="21"/>
           <w:szCs w:val="21"/>
@@ -2233,6 +2225,7 @@
         <w:pageBreakBefore w:val="0"/>
         <w:widowControl/>
         <w:numPr>
+          <w:ilvl w:val="0"/>
           <w:numId w:val="0"/>
         </w:numPr>
         <w:suppressLineNumbers w:val="0"/>
@@ -2375,7 +2368,7 @@
       </w:r>
       <w:r>
         <w:rPr>
-          <w:rStyle w:val="9"/>
+          <w:rStyle w:val="10"/>
           <w:rFonts w:hint="eastAsia" w:asciiTheme="minorEastAsia" w:hAnsiTheme="minorEastAsia" w:eastAsiaTheme="minorEastAsia" w:cstheme="minorEastAsia"/>
           <w:sz w:val="21"/>
           <w:szCs w:val="21"/>
@@ -2392,7 +2385,7 @@
       </w:r>
       <w:r>
         <w:rPr>
-          <w:rStyle w:val="9"/>
+          <w:rStyle w:val="10"/>
           <w:rFonts w:hint="eastAsia" w:asciiTheme="minorEastAsia" w:hAnsiTheme="minorEastAsia" w:eastAsiaTheme="minorEastAsia" w:cstheme="minorEastAsia"/>
           <w:sz w:val="21"/>
           <w:szCs w:val="21"/>
@@ -2409,7 +2402,7 @@
       </w:r>
       <w:r>
         <w:rPr>
-          <w:rStyle w:val="9"/>
+          <w:rStyle w:val="10"/>
           <w:rFonts w:hint="eastAsia" w:asciiTheme="minorEastAsia" w:hAnsiTheme="minorEastAsia" w:eastAsiaTheme="minorEastAsia" w:cstheme="minorEastAsia"/>
           <w:sz w:val="21"/>
           <w:szCs w:val="21"/>
@@ -2500,6 +2493,7 @@
         <w:pageBreakBefore w:val="0"/>
         <w:widowControl/>
         <w:numPr>
+          <w:ilvl w:val="0"/>
           <w:numId w:val="0"/>
         </w:numPr>
         <w:suppressLineNumbers w:val="0"/>
@@ -2547,6 +2541,86 @@
     </w:p>
     <w:p>
       <w:pPr>
+        <w:pStyle w:val="2"/>
+        <w:keepNext w:val="0"/>
+        <w:keepLines w:val="0"/>
+        <w:widowControl/>
+        <w:numPr>
+          <w:ilvl w:val="0"/>
+          <w:numId w:val="1"/>
+        </w:numPr>
+        <w:suppressLineNumbers w:val="0"/>
+        <w:ind w:left="425" w:leftChars="0" w:hanging="425" w:firstLineChars="0"/>
+        <w:rPr>
+          <w:rFonts w:hint="default"/>
+          <w:lang w:val="en-US" w:eastAsia="zh-CN"/>
+        </w:rPr>
+      </w:pPr>
+      <w:r>
+        <w:rPr>
+          <w:rFonts w:hint="eastAsia" w:ascii="Arial" w:hAnsi="Arial" w:eastAsia="黑体" w:cstheme="minorBidi"/>
+          <w:b/>
+          <w:bCs w:val="0"/>
+          <w:kern w:val="2"/>
+          <w:sz w:val="28"/>
+          <w:szCs w:val="24"/>
+          <w:lang w:val="en-US" w:eastAsia="zh-CN" w:bidi="ar-SA"/>
+        </w:rPr>
+        <w:t>更新代码完整流程：拉主干 → 合并到你的本地个人分支 → 推送到远程个人分支</w:t>
+      </w:r>
+    </w:p>
+    <w:p>
+      <w:pPr>
+        <w:rPr>
+          <w:rFonts w:hint="default"/>
+          <w:b/>
+          <w:bCs/>
+          <w:lang w:val="en-US" w:eastAsia="zh-CN"/>
+        </w:rPr>
+      </w:pPr>
+      <w:r>
+        <w:rPr>
+          <w:rFonts w:hint="default"/>
+          <w:b/>
+          <w:bCs/>
+          <w:lang w:val="en-US" w:eastAsia="zh-CN"/>
+        </w:rPr>
+        <w:t>关键顺序口诀</w:t>
+      </w:r>
+    </w:p>
+    <w:p>
+      <w:pPr>
+        <w:rPr>
+          <w:rFonts w:hint="default"/>
+          <w:lang w:val="en-US" w:eastAsia="zh-CN"/>
+        </w:rPr>
+      </w:pPr>
+    </w:p>
+    <w:p>
+      <w:pPr>
+        <w:rPr>
+          <w:rFonts w:hint="default"/>
+          <w:lang w:val="en-US" w:eastAsia="zh-CN"/>
+        </w:rPr>
+      </w:pPr>
+      <w:r>
+        <w:rPr>
+          <w:rFonts w:hint="eastAsia"/>
+          <w:lang w:val="en-US" w:eastAsia="zh-CN"/>
+        </w:rPr>
+        <w:t>✅</w:t>
+      </w:r>
+      <w:r>
+        <w:rPr>
+          <w:rFonts w:hint="default"/>
+          <w:highlight w:val="cyan"/>
+          <w:lang w:val="en-US" w:eastAsia="zh-CN"/>
+        </w:rPr>
+        <w:t>Fetch → 切 main → Pull 主干 → 切回个人分支 → Merge main → Push 个人远程分支</w:t>
+      </w:r>
+    </w:p>
+    <w:p>
+      <w:pPr>
         <w:keepNext w:val="0"/>
         <w:keepLines w:val="0"/>
         <w:pageBreakBefore w:val="0"/>
@@ -2570,14 +2644,12 @@
     </w:p>
     <w:p>
       <w:pPr>
+        <w:pStyle w:val="6"/>
         <w:keepNext w:val="0"/>
         <w:keepLines w:val="0"/>
         <w:pageBreakBefore w:val="0"/>
-        <w:widowControl w:val="0"/>
-        <w:numPr>
-          <w:ilvl w:val="0"/>
-          <w:numId w:val="0"/>
-        </w:numPr>
+        <w:widowControl/>
+        <w:suppressLineNumbers w:val="0"/>
         <w:kinsoku/>
         <w:wordWrap/>
         <w:overflowPunct/>
@@ -2587,6 +2659,1130 @@
         <w:bidi w:val="0"/>
         <w:adjustRightInd/>
         <w:snapToGrid/>
+        <w:spacing w:before="0" w:beforeAutospacing="0" w:after="0" w:afterAutospacing="0" w:line="240" w:lineRule="auto"/>
+        <w:ind w:left="0" w:right="0"/>
+        <w:textAlignment w:val="auto"/>
+        <w:rPr>
+          <w:rFonts w:hint="eastAsia" w:ascii="宋体" w:hAnsi="宋体" w:eastAsia="宋体" w:cs="宋体"/>
+          <w:sz w:val="21"/>
+          <w:szCs w:val="21"/>
+        </w:rPr>
+      </w:pPr>
+      <w:r>
+        <w:rPr>
+          <w:rFonts w:hint="eastAsia" w:ascii="宋体" w:hAnsi="宋体" w:eastAsia="宋体" w:cs="宋体"/>
+          <w:sz w:val="21"/>
+          <w:szCs w:val="21"/>
+        </w:rPr>
+        <w:t>前提约定</w:t>
+      </w:r>
+    </w:p>
+    <w:p>
+      <w:pPr>
+        <w:keepNext w:val="0"/>
+        <w:keepLines w:val="0"/>
+        <w:pageBreakBefore w:val="0"/>
+        <w:widowControl/>
+        <w:numPr>
+          <w:ilvl w:val="0"/>
+          <w:numId w:val="15"/>
+        </w:numPr>
+        <w:suppressLineNumbers w:val="0"/>
+        <w:kinsoku/>
+        <w:wordWrap/>
+        <w:overflowPunct/>
+        <w:topLinePunct w:val="0"/>
+        <w:autoSpaceDE/>
+        <w:autoSpaceDN/>
+        <w:bidi w:val="0"/>
+        <w:adjustRightInd/>
+        <w:snapToGrid/>
+        <w:spacing w:beforeAutospacing="0" w:afterAutospacing="0" w:line="240" w:lineRule="auto"/>
+        <w:ind w:left="420" w:leftChars="0" w:right="0" w:rightChars="0" w:hanging="420" w:firstLineChars="0"/>
+        <w:textAlignment w:val="auto"/>
+        <w:rPr>
+          <w:rFonts w:hint="eastAsia" w:ascii="宋体" w:hAnsi="宋体" w:eastAsia="宋体" w:cs="宋体"/>
+          <w:sz w:val="21"/>
+          <w:szCs w:val="21"/>
+        </w:rPr>
+      </w:pPr>
+      <w:r>
+        <w:rPr>
+          <w:rFonts w:hint="eastAsia" w:ascii="宋体" w:hAnsi="宋体" w:eastAsia="宋体" w:cs="宋体"/>
+          <w:sz w:val="21"/>
+          <w:szCs w:val="21"/>
+        </w:rPr>
+        <w:t>远程主干：</w:t>
+      </w:r>
+      <w:r>
+        <w:rPr>
+          <w:rStyle w:val="10"/>
+          <w:rFonts w:hint="eastAsia" w:ascii="宋体" w:hAnsi="宋体" w:eastAsia="宋体" w:cs="宋体"/>
+          <w:sz w:val="21"/>
+          <w:szCs w:val="21"/>
+        </w:rPr>
+        <w:t>origin/main</w:t>
+      </w:r>
+    </w:p>
+    <w:p>
+      <w:pPr>
+        <w:keepNext w:val="0"/>
+        <w:keepLines w:val="0"/>
+        <w:pageBreakBefore w:val="0"/>
+        <w:widowControl/>
+        <w:numPr>
+          <w:ilvl w:val="0"/>
+          <w:numId w:val="15"/>
+        </w:numPr>
+        <w:suppressLineNumbers w:val="0"/>
+        <w:kinsoku/>
+        <w:wordWrap/>
+        <w:overflowPunct/>
+        <w:topLinePunct w:val="0"/>
+        <w:autoSpaceDE/>
+        <w:autoSpaceDN/>
+        <w:bidi w:val="0"/>
+        <w:adjustRightInd/>
+        <w:snapToGrid/>
+        <w:spacing w:beforeAutospacing="0" w:afterAutospacing="0" w:line="240" w:lineRule="auto"/>
+        <w:ind w:left="420" w:leftChars="0" w:right="0" w:rightChars="0" w:hanging="420" w:firstLineChars="0"/>
+        <w:textAlignment w:val="auto"/>
+        <w:rPr>
+          <w:rFonts w:hint="eastAsia" w:ascii="宋体" w:hAnsi="宋体" w:eastAsia="宋体" w:cs="宋体"/>
+          <w:sz w:val="21"/>
+          <w:szCs w:val="21"/>
+        </w:rPr>
+      </w:pPr>
+      <w:r>
+        <w:rPr>
+          <w:rFonts w:hint="eastAsia" w:ascii="宋体" w:hAnsi="宋体" w:eastAsia="宋体" w:cs="宋体"/>
+          <w:sz w:val="21"/>
+          <w:szCs w:val="21"/>
+        </w:rPr>
+        <w:t xml:space="preserve">你的个人分支：本地 </w:t>
+      </w:r>
+      <w:r>
+        <w:rPr>
+          <w:rStyle w:val="10"/>
+          <w:rFonts w:hint="eastAsia" w:ascii="宋体" w:hAnsi="宋体" w:eastAsia="宋体" w:cs="宋体"/>
+          <w:sz w:val="21"/>
+          <w:szCs w:val="21"/>
+        </w:rPr>
+        <w:t>feature/xxx</w:t>
+      </w:r>
+      <w:r>
+        <w:rPr>
+          <w:rFonts w:hint="eastAsia" w:ascii="宋体" w:hAnsi="宋体" w:eastAsia="宋体" w:cs="宋体"/>
+          <w:sz w:val="21"/>
+          <w:szCs w:val="21"/>
+        </w:rPr>
+        <w:t xml:space="preserve">，远程 </w:t>
+      </w:r>
+      <w:r>
+        <w:rPr>
+          <w:rStyle w:val="10"/>
+          <w:rFonts w:hint="eastAsia" w:ascii="宋体" w:hAnsi="宋体" w:eastAsia="宋体" w:cs="宋体"/>
+          <w:sz w:val="21"/>
+          <w:szCs w:val="21"/>
+        </w:rPr>
+        <w:t>origin/feature/xxx</w:t>
+      </w:r>
+    </w:p>
+    <w:p>
+      <w:pPr>
+        <w:keepNext w:val="0"/>
+        <w:keepLines w:val="0"/>
+        <w:pageBreakBefore w:val="0"/>
+        <w:widowControl/>
+        <w:numPr>
+          <w:ilvl w:val="0"/>
+          <w:numId w:val="15"/>
+        </w:numPr>
+        <w:suppressLineNumbers w:val="0"/>
+        <w:kinsoku/>
+        <w:wordWrap/>
+        <w:overflowPunct/>
+        <w:topLinePunct w:val="0"/>
+        <w:autoSpaceDE/>
+        <w:autoSpaceDN/>
+        <w:bidi w:val="0"/>
+        <w:adjustRightInd/>
+        <w:snapToGrid/>
+        <w:spacing w:beforeAutospacing="0" w:afterAutospacing="0" w:line="240" w:lineRule="auto"/>
+        <w:ind w:left="420" w:leftChars="0" w:right="0" w:rightChars="0" w:hanging="420" w:firstLineChars="0"/>
+        <w:textAlignment w:val="auto"/>
+        <w:rPr>
+          <w:rFonts w:hint="eastAsia" w:ascii="宋体" w:hAnsi="宋体" w:eastAsia="宋体" w:cs="宋体"/>
+          <w:sz w:val="21"/>
+          <w:szCs w:val="21"/>
+        </w:rPr>
+      </w:pPr>
+      <w:r>
+        <w:rPr>
+          <w:rFonts w:hint="eastAsia" w:ascii="宋体" w:hAnsi="宋体" w:eastAsia="宋体" w:cs="宋体"/>
+          <w:sz w:val="21"/>
+          <w:szCs w:val="21"/>
+        </w:rPr>
+        <w:t>当前工作：在</w:t>
+      </w:r>
+      <w:r>
+        <w:rPr>
+          <w:rStyle w:val="9"/>
+          <w:rFonts w:hint="eastAsia" w:ascii="宋体" w:hAnsi="宋体" w:eastAsia="宋体" w:cs="宋体"/>
+          <w:sz w:val="21"/>
+          <w:szCs w:val="21"/>
+        </w:rPr>
+        <w:t>本地个人分支</w:t>
+      </w:r>
+      <w:r>
+        <w:rPr>
+          <w:rFonts w:hint="eastAsia" w:ascii="宋体" w:hAnsi="宋体" w:eastAsia="宋体" w:cs="宋体"/>
+          <w:sz w:val="21"/>
+          <w:szCs w:val="21"/>
+        </w:rPr>
+        <w:t>上开发</w:t>
+      </w:r>
+    </w:p>
+    <w:p>
+      <w:pPr>
+        <w:keepNext w:val="0"/>
+        <w:keepLines w:val="0"/>
+        <w:pageBreakBefore w:val="0"/>
+        <w:widowControl/>
+        <w:numPr>
+          <w:ilvl w:val="0"/>
+          <w:numId w:val="15"/>
+        </w:numPr>
+        <w:suppressLineNumbers w:val="0"/>
+        <w:kinsoku/>
+        <w:wordWrap/>
+        <w:overflowPunct/>
+        <w:topLinePunct w:val="0"/>
+        <w:autoSpaceDE/>
+        <w:autoSpaceDN/>
+        <w:bidi w:val="0"/>
+        <w:adjustRightInd/>
+        <w:snapToGrid/>
+        <w:spacing w:beforeAutospacing="0" w:afterAutospacing="0" w:line="240" w:lineRule="auto"/>
+        <w:ind w:left="420" w:leftChars="0" w:right="0" w:rightChars="0" w:hanging="420" w:firstLineChars="0"/>
+        <w:textAlignment w:val="auto"/>
+        <w:rPr>
+          <w:rFonts w:hint="eastAsia" w:ascii="宋体" w:hAnsi="宋体" w:eastAsia="宋体" w:cs="宋体"/>
+          <w:sz w:val="21"/>
+          <w:szCs w:val="21"/>
+        </w:rPr>
+      </w:pPr>
+    </w:p>
+    <w:p>
+      <w:pPr>
+        <w:pStyle w:val="3"/>
+        <w:keepNext w:val="0"/>
+        <w:keepLines w:val="0"/>
+        <w:pageBreakBefore w:val="0"/>
+        <w:widowControl/>
+        <w:suppressLineNumbers w:val="0"/>
+        <w:kinsoku/>
+        <w:wordWrap/>
+        <w:overflowPunct/>
+        <w:topLinePunct w:val="0"/>
+        <w:autoSpaceDE/>
+        <w:autoSpaceDN/>
+        <w:bidi w:val="0"/>
+        <w:adjustRightInd/>
+        <w:snapToGrid/>
+        <w:spacing w:before="0" w:beforeAutospacing="0" w:after="0" w:afterAutospacing="0" w:line="240" w:lineRule="auto"/>
+        <w:ind w:left="0" w:right="0"/>
+        <w:textAlignment w:val="auto"/>
+        <w:rPr>
+          <w:rFonts w:hint="eastAsia" w:ascii="宋体" w:hAnsi="宋体" w:eastAsia="宋体" w:cs="宋体"/>
+          <w:sz w:val="21"/>
+          <w:szCs w:val="21"/>
+        </w:rPr>
+      </w:pPr>
+      <w:r>
+        <w:rPr>
+          <w:rFonts w:hint="eastAsia" w:ascii="宋体" w:hAnsi="宋体" w:eastAsia="宋体" w:cs="宋体"/>
+          <w:sz w:val="21"/>
+          <w:szCs w:val="21"/>
+        </w:rPr>
+        <w:t>PyCharm 图形界面操作</w:t>
+      </w:r>
+    </w:p>
+    <w:p>
+      <w:pPr>
+        <w:pStyle w:val="4"/>
+        <w:keepNext w:val="0"/>
+        <w:keepLines w:val="0"/>
+        <w:pageBreakBefore w:val="0"/>
+        <w:widowControl/>
+        <w:suppressLineNumbers w:val="0"/>
+        <w:kinsoku/>
+        <w:wordWrap/>
+        <w:overflowPunct/>
+        <w:topLinePunct w:val="0"/>
+        <w:autoSpaceDE/>
+        <w:autoSpaceDN/>
+        <w:bidi w:val="0"/>
+        <w:adjustRightInd/>
+        <w:snapToGrid/>
+        <w:spacing w:before="0" w:beforeLines="0" w:beforeAutospacing="0" w:after="0" w:afterLines="0" w:afterAutospacing="0" w:line="240" w:lineRule="auto"/>
+        <w:ind w:left="0" w:right="0"/>
+        <w:textAlignment w:val="auto"/>
+        <w:rPr>
+          <w:rFonts w:hint="eastAsia" w:ascii="宋体" w:hAnsi="宋体" w:eastAsia="宋体" w:cs="宋体"/>
+          <w:sz w:val="21"/>
+          <w:szCs w:val="21"/>
+        </w:rPr>
+      </w:pPr>
+      <w:r>
+        <w:rPr>
+          <w:rFonts w:hint="eastAsia" w:ascii="宋体" w:hAnsi="宋体" w:eastAsia="宋体" w:cs="宋体"/>
+          <w:sz w:val="21"/>
+          <w:szCs w:val="21"/>
+        </w:rPr>
+        <w:t>步骤 1：拉取远程所有仓库最新信息（fetch，不会自动合并）</w:t>
+      </w:r>
+    </w:p>
+    <w:p>
+      <w:pPr>
+        <w:pStyle w:val="6"/>
+        <w:keepNext w:val="0"/>
+        <w:keepLines w:val="0"/>
+        <w:pageBreakBefore w:val="0"/>
+        <w:widowControl/>
+        <w:suppressLineNumbers w:val="0"/>
+        <w:kinsoku/>
+        <w:wordWrap/>
+        <w:overflowPunct/>
+        <w:topLinePunct w:val="0"/>
+        <w:autoSpaceDE/>
+        <w:autoSpaceDN/>
+        <w:bidi w:val="0"/>
+        <w:adjustRightInd/>
+        <w:snapToGrid/>
+        <w:spacing w:before="0" w:beforeAutospacing="0" w:after="0" w:afterAutospacing="0" w:line="240" w:lineRule="auto"/>
+        <w:ind w:left="0" w:right="0"/>
+        <w:textAlignment w:val="auto"/>
+        <w:rPr>
+          <w:rFonts w:hint="eastAsia" w:ascii="宋体" w:hAnsi="宋体" w:eastAsia="宋体" w:cs="宋体"/>
+          <w:sz w:val="21"/>
+          <w:szCs w:val="21"/>
+        </w:rPr>
+      </w:pPr>
+      <w:r>
+        <w:rPr>
+          <w:rFonts w:hint="eastAsia" w:ascii="宋体" w:hAnsi="宋体" w:eastAsia="宋体" w:cs="宋体"/>
+          <w:sz w:val="21"/>
+          <w:szCs w:val="21"/>
+        </w:rPr>
+        <w:t>顶部菜单：</w:t>
+      </w:r>
+      <w:r>
+        <w:rPr>
+          <w:rStyle w:val="10"/>
+          <w:rFonts w:hint="eastAsia" w:ascii="宋体" w:hAnsi="宋体" w:eastAsia="宋体" w:cs="宋体"/>
+          <w:sz w:val="21"/>
+          <w:szCs w:val="21"/>
+        </w:rPr>
+        <w:t>Git → Fetch</w:t>
+      </w:r>
+    </w:p>
+    <w:p>
+      <w:pPr>
+        <w:pStyle w:val="6"/>
+        <w:keepNext w:val="0"/>
+        <w:keepLines w:val="0"/>
+        <w:pageBreakBefore w:val="0"/>
+        <w:widowControl/>
+        <w:suppressLineNumbers w:val="0"/>
+        <w:kinsoku/>
+        <w:wordWrap/>
+        <w:overflowPunct/>
+        <w:topLinePunct w:val="0"/>
+        <w:autoSpaceDE/>
+        <w:autoSpaceDN/>
+        <w:bidi w:val="0"/>
+        <w:adjustRightInd/>
+        <w:snapToGrid/>
+        <w:spacing w:before="0" w:beforeAutospacing="0" w:after="0" w:afterAutospacing="0" w:line="240" w:lineRule="auto"/>
+        <w:ind w:left="0" w:right="0"/>
+        <w:textAlignment w:val="auto"/>
+        <w:rPr>
+          <w:rFonts w:hint="eastAsia" w:ascii="宋体" w:hAnsi="宋体" w:eastAsia="宋体" w:cs="宋体"/>
+          <w:sz w:val="21"/>
+          <w:szCs w:val="21"/>
+        </w:rPr>
+      </w:pPr>
+      <w:r>
+        <w:rPr>
+          <w:rFonts w:hint="eastAsia" w:ascii="宋体" w:hAnsi="宋体" w:eastAsia="宋体" w:cs="宋体"/>
+          <w:sz w:val="21"/>
+          <w:szCs w:val="21"/>
+        </w:rPr>
+        <w:t>Fetch：只下载远程所有分支最新提交，</w:t>
+      </w:r>
+      <w:r>
+        <w:rPr>
+          <w:rStyle w:val="9"/>
+          <w:rFonts w:hint="eastAsia" w:ascii="宋体" w:hAnsi="宋体" w:eastAsia="宋体" w:cs="宋体"/>
+          <w:sz w:val="21"/>
+          <w:szCs w:val="21"/>
+        </w:rPr>
+        <w:t>不改动本地代码</w:t>
+      </w:r>
+      <w:r>
+        <w:rPr>
+          <w:rFonts w:hint="eastAsia" w:ascii="宋体" w:hAnsi="宋体" w:eastAsia="宋体" w:cs="宋体"/>
+          <w:sz w:val="21"/>
+          <w:szCs w:val="21"/>
+        </w:rPr>
+        <w:t>，安全第一步。</w:t>
+      </w:r>
+    </w:p>
+    <w:p>
+      <w:pPr>
+        <w:pStyle w:val="4"/>
+        <w:keepNext w:val="0"/>
+        <w:keepLines w:val="0"/>
+        <w:pageBreakBefore w:val="0"/>
+        <w:widowControl/>
+        <w:suppressLineNumbers w:val="0"/>
+        <w:kinsoku/>
+        <w:wordWrap/>
+        <w:overflowPunct/>
+        <w:topLinePunct w:val="0"/>
+        <w:autoSpaceDE/>
+        <w:autoSpaceDN/>
+        <w:bidi w:val="0"/>
+        <w:adjustRightInd/>
+        <w:snapToGrid/>
+        <w:spacing w:before="0" w:beforeLines="0" w:beforeAutospacing="0" w:after="0" w:afterLines="0" w:afterAutospacing="0" w:line="240" w:lineRule="auto"/>
+        <w:ind w:left="0" w:right="0"/>
+        <w:textAlignment w:val="auto"/>
+        <w:rPr>
+          <w:rFonts w:hint="eastAsia" w:ascii="宋体" w:hAnsi="宋体" w:eastAsia="宋体" w:cs="宋体"/>
+          <w:sz w:val="21"/>
+          <w:szCs w:val="21"/>
+        </w:rPr>
+      </w:pPr>
+      <w:r>
+        <w:rPr>
+          <w:rFonts w:hint="eastAsia" w:ascii="宋体" w:hAnsi="宋体" w:eastAsia="宋体" w:cs="宋体"/>
+          <w:sz w:val="21"/>
+          <w:szCs w:val="21"/>
+        </w:rPr>
+        <w:t>步骤 2：切换到本地 main 分支，拉取主干最新代码</w:t>
+      </w:r>
+    </w:p>
+    <w:p>
+      <w:pPr>
+        <w:keepNext w:val="0"/>
+        <w:keepLines w:val="0"/>
+        <w:pageBreakBefore w:val="0"/>
+        <w:widowControl/>
+        <w:numPr>
+          <w:ilvl w:val="0"/>
+          <w:numId w:val="16"/>
+        </w:numPr>
+        <w:suppressLineNumbers w:val="0"/>
+        <w:kinsoku/>
+        <w:wordWrap/>
+        <w:overflowPunct/>
+        <w:topLinePunct w:val="0"/>
+        <w:autoSpaceDE/>
+        <w:autoSpaceDN/>
+        <w:bidi w:val="0"/>
+        <w:adjustRightInd/>
+        <w:snapToGrid/>
+        <w:spacing w:beforeAutospacing="0" w:afterAutospacing="0" w:line="240" w:lineRule="auto"/>
+        <w:ind w:left="425" w:leftChars="0" w:right="0" w:rightChars="0" w:hanging="425" w:firstLineChars="0"/>
+        <w:textAlignment w:val="auto"/>
+        <w:rPr>
+          <w:rFonts w:hint="eastAsia" w:ascii="宋体" w:hAnsi="宋体" w:eastAsia="宋体" w:cs="宋体"/>
+          <w:sz w:val="21"/>
+          <w:szCs w:val="21"/>
+        </w:rPr>
+      </w:pPr>
+      <w:r>
+        <w:rPr>
+          <w:rFonts w:hint="eastAsia" w:ascii="宋体" w:hAnsi="宋体" w:eastAsia="宋体" w:cs="宋体"/>
+          <w:sz w:val="21"/>
+          <w:szCs w:val="21"/>
+        </w:rPr>
+        <w:t xml:space="preserve">右下角分支选择器 → 选中 </w:t>
+      </w:r>
+      <w:r>
+        <w:rPr>
+          <w:rStyle w:val="10"/>
+          <w:rFonts w:hint="eastAsia" w:ascii="宋体" w:hAnsi="宋体" w:eastAsia="宋体" w:cs="宋体"/>
+          <w:sz w:val="21"/>
+          <w:szCs w:val="21"/>
+        </w:rPr>
+        <w:t>main</w:t>
+      </w:r>
+      <w:r>
+        <w:rPr>
+          <w:rFonts w:hint="eastAsia" w:ascii="宋体" w:hAnsi="宋体" w:eastAsia="宋体" w:cs="宋体"/>
+          <w:sz w:val="21"/>
+          <w:szCs w:val="21"/>
+        </w:rPr>
+        <w:t>，切换到本地 main</w:t>
+      </w:r>
+    </w:p>
+    <w:p>
+      <w:pPr>
+        <w:keepNext w:val="0"/>
+        <w:keepLines w:val="0"/>
+        <w:pageBreakBefore w:val="0"/>
+        <w:widowControl/>
+        <w:numPr>
+          <w:ilvl w:val="0"/>
+          <w:numId w:val="16"/>
+        </w:numPr>
+        <w:suppressLineNumbers w:val="0"/>
+        <w:kinsoku/>
+        <w:wordWrap/>
+        <w:overflowPunct/>
+        <w:topLinePunct w:val="0"/>
+        <w:autoSpaceDE/>
+        <w:autoSpaceDN/>
+        <w:bidi w:val="0"/>
+        <w:adjustRightInd/>
+        <w:snapToGrid/>
+        <w:spacing w:beforeAutospacing="0" w:afterAutospacing="0" w:line="240" w:lineRule="auto"/>
+        <w:ind w:left="425" w:leftChars="0" w:right="0" w:rightChars="0" w:hanging="425" w:firstLineChars="0"/>
+        <w:textAlignment w:val="auto"/>
+        <w:rPr>
+          <w:rFonts w:hint="eastAsia" w:ascii="宋体" w:hAnsi="宋体" w:eastAsia="宋体" w:cs="宋体"/>
+          <w:sz w:val="21"/>
+          <w:szCs w:val="21"/>
+        </w:rPr>
+      </w:pPr>
+      <w:r>
+        <w:rPr>
+          <w:rFonts w:hint="eastAsia" w:ascii="宋体" w:hAnsi="宋体" w:eastAsia="宋体" w:cs="宋体"/>
+          <w:sz w:val="21"/>
+          <w:szCs w:val="21"/>
+        </w:rPr>
+        <w:t>菜单：</w:t>
+      </w:r>
+      <w:r>
+        <w:rPr>
+          <w:rStyle w:val="10"/>
+          <w:rFonts w:hint="eastAsia" w:ascii="宋体" w:hAnsi="宋体" w:eastAsia="宋体" w:cs="宋体"/>
+          <w:sz w:val="21"/>
+          <w:szCs w:val="21"/>
+        </w:rPr>
+        <w:t>Git → Pull</w:t>
+      </w:r>
+      <w:r>
+        <w:rPr>
+          <w:rFonts w:hint="eastAsia" w:ascii="宋体" w:hAnsi="宋体" w:eastAsia="宋体" w:cs="宋体"/>
+          <w:sz w:val="21"/>
+          <w:szCs w:val="21"/>
+        </w:rPr>
+        <w:t xml:space="preserve">，拉取 </w:t>
+      </w:r>
+      <w:r>
+        <w:rPr>
+          <w:rStyle w:val="10"/>
+          <w:rFonts w:hint="eastAsia" w:ascii="宋体" w:hAnsi="宋体" w:eastAsia="宋体" w:cs="宋体"/>
+          <w:sz w:val="21"/>
+          <w:szCs w:val="21"/>
+        </w:rPr>
+        <w:t>origin/main</w:t>
+      </w:r>
+      <w:r>
+        <w:rPr>
+          <w:rFonts w:hint="eastAsia" w:ascii="宋体" w:hAnsi="宋体" w:eastAsia="宋体" w:cs="宋体"/>
+          <w:sz w:val="21"/>
+          <w:szCs w:val="21"/>
+        </w:rPr>
+        <w:t xml:space="preserve"> 到本地 main ✅ 现在你的</w:t>
+      </w:r>
+      <w:r>
+        <w:rPr>
+          <w:rStyle w:val="9"/>
+          <w:rFonts w:hint="eastAsia" w:ascii="宋体" w:hAnsi="宋体" w:eastAsia="宋体" w:cs="宋体"/>
+          <w:sz w:val="21"/>
+          <w:szCs w:val="21"/>
+        </w:rPr>
+        <w:t>本地 main 分支已经和远程 main 保持一致</w:t>
+      </w:r>
+    </w:p>
+    <w:p>
+      <w:pPr>
+        <w:pStyle w:val="4"/>
+        <w:keepNext w:val="0"/>
+        <w:keepLines w:val="0"/>
+        <w:pageBreakBefore w:val="0"/>
+        <w:widowControl/>
+        <w:suppressLineNumbers w:val="0"/>
+        <w:kinsoku/>
+        <w:wordWrap/>
+        <w:overflowPunct/>
+        <w:topLinePunct w:val="0"/>
+        <w:autoSpaceDE/>
+        <w:autoSpaceDN/>
+        <w:bidi w:val="0"/>
+        <w:adjustRightInd/>
+        <w:snapToGrid/>
+        <w:spacing w:before="0" w:beforeLines="0" w:beforeAutospacing="0" w:after="0" w:afterLines="0" w:afterAutospacing="0" w:line="240" w:lineRule="auto"/>
+        <w:ind w:left="0" w:right="0"/>
+        <w:textAlignment w:val="auto"/>
+        <w:rPr>
+          <w:rFonts w:hint="eastAsia" w:ascii="宋体" w:hAnsi="宋体" w:eastAsia="宋体" w:cs="宋体"/>
+          <w:sz w:val="21"/>
+          <w:szCs w:val="21"/>
+        </w:rPr>
+      </w:pPr>
+      <w:r>
+        <w:rPr>
+          <w:rFonts w:hint="eastAsia" w:ascii="宋体" w:hAnsi="宋体" w:eastAsia="宋体" w:cs="宋体"/>
+          <w:sz w:val="21"/>
+          <w:szCs w:val="21"/>
+        </w:rPr>
+        <w:t>步骤 3：切回你的本地个人分支，把本地 main 合并进来（反合入）</w:t>
+      </w:r>
+    </w:p>
+    <w:p>
+      <w:pPr>
+        <w:keepNext w:val="0"/>
+        <w:keepLines w:val="0"/>
+        <w:pageBreakBefore w:val="0"/>
+        <w:widowControl/>
+        <w:numPr>
+          <w:ilvl w:val="0"/>
+          <w:numId w:val="17"/>
+        </w:numPr>
+        <w:suppressLineNumbers w:val="0"/>
+        <w:kinsoku/>
+        <w:wordWrap/>
+        <w:overflowPunct/>
+        <w:topLinePunct w:val="0"/>
+        <w:autoSpaceDE/>
+        <w:autoSpaceDN/>
+        <w:bidi w:val="0"/>
+        <w:adjustRightInd/>
+        <w:snapToGrid/>
+        <w:spacing w:beforeAutospacing="0" w:afterAutospacing="0" w:line="240" w:lineRule="auto"/>
+        <w:ind w:left="425" w:leftChars="0" w:right="0" w:hanging="425" w:firstLineChars="0"/>
+        <w:textAlignment w:val="auto"/>
+        <w:rPr>
+          <w:rFonts w:hint="eastAsia" w:ascii="宋体" w:hAnsi="宋体" w:eastAsia="宋体" w:cs="宋体"/>
+          <w:sz w:val="21"/>
+          <w:szCs w:val="21"/>
+        </w:rPr>
+      </w:pPr>
+      <w:r>
+        <w:rPr>
+          <w:rFonts w:hint="eastAsia" w:ascii="宋体" w:hAnsi="宋体" w:eastAsia="宋体" w:cs="宋体"/>
+          <w:sz w:val="21"/>
+          <w:szCs w:val="21"/>
+        </w:rPr>
+        <w:t xml:space="preserve">右下角分支选择器，切回你的本地分支 </w:t>
+      </w:r>
+      <w:r>
+        <w:rPr>
+          <w:rStyle w:val="10"/>
+          <w:rFonts w:hint="eastAsia" w:ascii="宋体" w:hAnsi="宋体" w:eastAsia="宋体" w:cs="宋体"/>
+          <w:sz w:val="21"/>
+          <w:szCs w:val="21"/>
+        </w:rPr>
+        <w:t>feature/xxx</w:t>
+      </w:r>
+    </w:p>
+    <w:p>
+      <w:pPr>
+        <w:keepNext w:val="0"/>
+        <w:keepLines w:val="0"/>
+        <w:pageBreakBefore w:val="0"/>
+        <w:widowControl/>
+        <w:numPr>
+          <w:ilvl w:val="0"/>
+          <w:numId w:val="17"/>
+        </w:numPr>
+        <w:suppressLineNumbers w:val="0"/>
+        <w:kinsoku/>
+        <w:wordWrap/>
+        <w:overflowPunct/>
+        <w:topLinePunct w:val="0"/>
+        <w:autoSpaceDE/>
+        <w:autoSpaceDN/>
+        <w:bidi w:val="0"/>
+        <w:adjustRightInd/>
+        <w:snapToGrid/>
+        <w:spacing w:beforeAutospacing="0" w:afterAutospacing="0" w:line="240" w:lineRule="auto"/>
+        <w:ind w:left="425" w:leftChars="0" w:right="0" w:hanging="425" w:firstLineChars="0"/>
+        <w:textAlignment w:val="auto"/>
+        <w:rPr>
+          <w:rFonts w:hint="eastAsia" w:ascii="宋体" w:hAnsi="宋体" w:eastAsia="宋体" w:cs="宋体"/>
+          <w:sz w:val="21"/>
+          <w:szCs w:val="21"/>
+        </w:rPr>
+      </w:pPr>
+      <w:r>
+        <w:rPr>
+          <w:rFonts w:hint="eastAsia" w:ascii="宋体" w:hAnsi="宋体" w:eastAsia="宋体" w:cs="宋体"/>
+          <w:sz w:val="21"/>
+          <w:szCs w:val="21"/>
+        </w:rPr>
+        <w:t>菜单：</w:t>
+      </w:r>
+      <w:r>
+        <w:rPr>
+          <w:rStyle w:val="10"/>
+          <w:rFonts w:hint="eastAsia" w:ascii="宋体" w:hAnsi="宋体" w:eastAsia="宋体" w:cs="宋体"/>
+          <w:sz w:val="21"/>
+          <w:szCs w:val="21"/>
+        </w:rPr>
+        <w:t>Git → Merge Changes</w:t>
+      </w:r>
+    </w:p>
+    <w:p>
+      <w:pPr>
+        <w:keepNext w:val="0"/>
+        <w:keepLines w:val="0"/>
+        <w:pageBreakBefore w:val="0"/>
+        <w:widowControl/>
+        <w:numPr>
+          <w:ilvl w:val="0"/>
+          <w:numId w:val="17"/>
+        </w:numPr>
+        <w:suppressLineNumbers w:val="0"/>
+        <w:kinsoku/>
+        <w:wordWrap/>
+        <w:overflowPunct/>
+        <w:topLinePunct w:val="0"/>
+        <w:autoSpaceDE/>
+        <w:autoSpaceDN/>
+        <w:bidi w:val="0"/>
+        <w:adjustRightInd/>
+        <w:snapToGrid/>
+        <w:spacing w:beforeAutospacing="0" w:afterAutospacing="0" w:line="240" w:lineRule="auto"/>
+        <w:ind w:left="425" w:leftChars="0" w:right="0" w:hanging="425" w:firstLineChars="0"/>
+        <w:textAlignment w:val="auto"/>
+        <w:rPr>
+          <w:rFonts w:hint="eastAsia" w:ascii="宋体" w:hAnsi="宋体" w:eastAsia="宋体" w:cs="宋体"/>
+          <w:sz w:val="21"/>
+          <w:szCs w:val="21"/>
+        </w:rPr>
+      </w:pPr>
+      <w:r>
+        <w:rPr>
+          <w:rFonts w:hint="eastAsia" w:ascii="宋体" w:hAnsi="宋体" w:eastAsia="宋体" w:cs="宋体"/>
+          <w:sz w:val="21"/>
+          <w:szCs w:val="21"/>
+        </w:rPr>
+        <w:t xml:space="preserve">在弹出窗口，选择 </w:t>
+      </w:r>
+      <w:r>
+        <w:rPr>
+          <w:rStyle w:val="10"/>
+          <w:rFonts w:hint="eastAsia" w:ascii="宋体" w:hAnsi="宋体" w:eastAsia="宋体" w:cs="宋体"/>
+          <w:sz w:val="21"/>
+          <w:szCs w:val="21"/>
+        </w:rPr>
+        <w:t>main</w:t>
+      </w:r>
+      <w:r>
+        <w:rPr>
+          <w:rFonts w:hint="eastAsia" w:ascii="宋体" w:hAnsi="宋体" w:eastAsia="宋体" w:cs="宋体"/>
+          <w:sz w:val="21"/>
+          <w:szCs w:val="21"/>
+        </w:rPr>
+        <w:t xml:space="preserve"> 作为要合并进来的分支 → 点击</w:t>
+      </w:r>
+      <w:r>
+        <w:rPr>
+          <w:rStyle w:val="10"/>
+          <w:rFonts w:hint="eastAsia" w:ascii="宋体" w:hAnsi="宋体" w:eastAsia="宋体" w:cs="宋体"/>
+          <w:sz w:val="21"/>
+          <w:szCs w:val="21"/>
+        </w:rPr>
+        <w:t>Merge</w:t>
+      </w:r>
+    </w:p>
+    <w:p>
+      <w:pPr>
+        <w:keepNext w:val="0"/>
+        <w:keepLines w:val="0"/>
+        <w:pageBreakBefore w:val="0"/>
+        <w:widowControl/>
+        <w:numPr>
+          <w:ilvl w:val="0"/>
+          <w:numId w:val="18"/>
+        </w:numPr>
+        <w:suppressLineNumbers w:val="0"/>
+        <w:tabs>
+          <w:tab w:val="clear" w:pos="420"/>
+        </w:tabs>
+        <w:kinsoku/>
+        <w:wordWrap/>
+        <w:overflowPunct/>
+        <w:topLinePunct w:val="0"/>
+        <w:autoSpaceDE/>
+        <w:autoSpaceDN/>
+        <w:bidi w:val="0"/>
+        <w:adjustRightInd/>
+        <w:snapToGrid/>
+        <w:spacing w:beforeAutospacing="0" w:afterAutospacing="0" w:line="240" w:lineRule="auto"/>
+        <w:ind w:left="840" w:leftChars="0" w:right="0" w:rightChars="0" w:hanging="420" w:firstLineChars="0"/>
+        <w:textAlignment w:val="auto"/>
+        <w:rPr>
+          <w:rFonts w:hint="eastAsia" w:ascii="宋体" w:hAnsi="宋体" w:eastAsia="宋体" w:cs="宋体"/>
+          <w:sz w:val="21"/>
+          <w:szCs w:val="21"/>
+        </w:rPr>
+      </w:pPr>
+      <w:r>
+        <w:rPr>
+          <w:rFonts w:hint="eastAsia" w:ascii="宋体" w:hAnsi="宋体" w:eastAsia="宋体" w:cs="宋体"/>
+          <w:sz w:val="21"/>
+          <w:szCs w:val="21"/>
+        </w:rPr>
+        <w:t>如果</w:t>
+      </w:r>
+      <w:r>
+        <w:rPr>
+          <w:rStyle w:val="9"/>
+          <w:rFonts w:hint="eastAsia" w:ascii="宋体" w:hAnsi="宋体" w:eastAsia="宋体" w:cs="宋体"/>
+          <w:sz w:val="21"/>
+          <w:szCs w:val="21"/>
+        </w:rPr>
+        <w:t>没有冲突</w:t>
+      </w:r>
+      <w:r>
+        <w:rPr>
+          <w:rFonts w:hint="eastAsia" w:ascii="宋体" w:hAnsi="宋体" w:eastAsia="宋体" w:cs="宋体"/>
+          <w:sz w:val="21"/>
+          <w:szCs w:val="21"/>
+        </w:rPr>
+        <w:t>：合并成功，本地个人分支已经包含 main 最新代码</w:t>
+      </w:r>
+    </w:p>
+    <w:p>
+      <w:pPr>
+        <w:keepNext w:val="0"/>
+        <w:keepLines w:val="0"/>
+        <w:pageBreakBefore w:val="0"/>
+        <w:widowControl/>
+        <w:numPr>
+          <w:ilvl w:val="0"/>
+          <w:numId w:val="18"/>
+        </w:numPr>
+        <w:suppressLineNumbers w:val="0"/>
+        <w:tabs>
+          <w:tab w:val="clear" w:pos="420"/>
+        </w:tabs>
+        <w:kinsoku/>
+        <w:wordWrap/>
+        <w:overflowPunct/>
+        <w:topLinePunct w:val="0"/>
+        <w:autoSpaceDE/>
+        <w:autoSpaceDN/>
+        <w:bidi w:val="0"/>
+        <w:adjustRightInd/>
+        <w:snapToGrid/>
+        <w:spacing w:beforeAutospacing="0" w:afterAutospacing="0" w:line="240" w:lineRule="auto"/>
+        <w:ind w:left="840" w:leftChars="0" w:right="0" w:rightChars="0" w:hanging="420" w:firstLineChars="0"/>
+        <w:textAlignment w:val="auto"/>
+        <w:rPr>
+          <w:rFonts w:hint="eastAsia" w:ascii="宋体" w:hAnsi="宋体" w:eastAsia="宋体" w:cs="宋体"/>
+          <w:sz w:val="21"/>
+          <w:szCs w:val="21"/>
+        </w:rPr>
+      </w:pPr>
+      <w:r>
+        <w:rPr>
+          <w:rFonts w:hint="eastAsia" w:ascii="宋体" w:hAnsi="宋体" w:eastAsia="宋体" w:cs="宋体"/>
+          <w:sz w:val="21"/>
+          <w:szCs w:val="21"/>
+        </w:rPr>
+        <w:t>如果</w:t>
+      </w:r>
+      <w:r>
+        <w:rPr>
+          <w:rStyle w:val="9"/>
+          <w:rFonts w:hint="eastAsia" w:ascii="宋体" w:hAnsi="宋体" w:eastAsia="宋体" w:cs="宋体"/>
+          <w:sz w:val="21"/>
+          <w:szCs w:val="21"/>
+        </w:rPr>
+        <w:t>出现代码冲突</w:t>
+      </w:r>
+      <w:r>
+        <w:rPr>
+          <w:rFonts w:hint="eastAsia" w:ascii="宋体" w:hAnsi="宋体" w:eastAsia="宋体" w:cs="宋体"/>
+          <w:sz w:val="21"/>
+          <w:szCs w:val="21"/>
+        </w:rPr>
+        <w:t>：PyCharm 弹出冲突编辑器，解决冲突后点击</w:t>
+      </w:r>
+      <w:r>
+        <w:rPr>
+          <w:rStyle w:val="10"/>
+          <w:rFonts w:hint="eastAsia" w:ascii="宋体" w:hAnsi="宋体" w:eastAsia="宋体" w:cs="宋体"/>
+          <w:sz w:val="21"/>
+          <w:szCs w:val="21"/>
+        </w:rPr>
+        <w:t>Apply</w:t>
+      </w:r>
+      <w:r>
+        <w:rPr>
+          <w:rFonts w:hint="eastAsia" w:ascii="宋体" w:hAnsi="宋体" w:eastAsia="宋体" w:cs="宋体"/>
+          <w:sz w:val="21"/>
+          <w:szCs w:val="21"/>
+        </w:rPr>
+        <w:t>，完成合并</w:t>
+      </w:r>
+    </w:p>
+    <w:p>
+      <w:pPr>
+        <w:pStyle w:val="6"/>
+        <w:keepNext w:val="0"/>
+        <w:keepLines w:val="0"/>
+        <w:pageBreakBefore w:val="0"/>
+        <w:widowControl/>
+        <w:suppressLineNumbers w:val="0"/>
+        <w:kinsoku/>
+        <w:wordWrap/>
+        <w:overflowPunct/>
+        <w:topLinePunct w:val="0"/>
+        <w:autoSpaceDE/>
+        <w:autoSpaceDN/>
+        <w:bidi w:val="0"/>
+        <w:adjustRightInd/>
+        <w:snapToGrid/>
+        <w:spacing w:before="0" w:beforeAutospacing="0" w:after="0" w:afterAutospacing="0" w:line="240" w:lineRule="auto"/>
+        <w:ind w:left="0" w:right="0"/>
+        <w:textAlignment w:val="auto"/>
+        <w:rPr>
+          <w:rFonts w:hint="eastAsia" w:ascii="宋体" w:hAnsi="宋体" w:eastAsia="宋体" w:cs="宋体"/>
+          <w:sz w:val="21"/>
+          <w:szCs w:val="21"/>
+        </w:rPr>
+      </w:pPr>
+      <w:r>
+        <w:rPr>
+          <w:rFonts w:hint="eastAsia" w:ascii="宋体" w:hAnsi="宋体" w:eastAsia="宋体" w:cs="宋体"/>
+          <w:sz w:val="21"/>
+          <w:szCs w:val="21"/>
+        </w:rPr>
+        <w:t>⚠️重点：是</w:t>
+      </w:r>
+      <w:r>
+        <w:rPr>
+          <w:rStyle w:val="9"/>
+          <w:rFonts w:hint="eastAsia" w:ascii="宋体" w:hAnsi="宋体" w:eastAsia="宋体" w:cs="宋体"/>
+          <w:sz w:val="21"/>
+          <w:szCs w:val="21"/>
+        </w:rPr>
+        <w:t>在你的个人分支执行 merge main</w:t>
+      </w:r>
+      <w:r>
+        <w:rPr>
+          <w:rFonts w:hint="eastAsia" w:ascii="宋体" w:hAnsi="宋体" w:eastAsia="宋体" w:cs="宋体"/>
+          <w:sz w:val="21"/>
+          <w:szCs w:val="21"/>
+        </w:rPr>
+        <w:t>，也就是把主干代码合进你的分支，这就是你说的 “反合入本地个人分支”</w:t>
+      </w:r>
+    </w:p>
+    <w:p>
+      <w:pPr>
+        <w:pStyle w:val="4"/>
+        <w:keepNext w:val="0"/>
+        <w:keepLines w:val="0"/>
+        <w:pageBreakBefore w:val="0"/>
+        <w:widowControl/>
+        <w:suppressLineNumbers w:val="0"/>
+        <w:kinsoku/>
+        <w:wordWrap/>
+        <w:overflowPunct/>
+        <w:topLinePunct w:val="0"/>
+        <w:autoSpaceDE/>
+        <w:autoSpaceDN/>
+        <w:bidi w:val="0"/>
+        <w:adjustRightInd/>
+        <w:snapToGrid/>
+        <w:spacing w:before="0" w:beforeLines="0" w:beforeAutospacing="0" w:after="0" w:afterLines="0" w:afterAutospacing="0" w:line="240" w:lineRule="auto"/>
+        <w:ind w:left="0" w:right="0"/>
+        <w:textAlignment w:val="auto"/>
+        <w:rPr>
+          <w:rFonts w:hint="eastAsia" w:ascii="宋体" w:hAnsi="宋体" w:eastAsia="宋体" w:cs="宋体"/>
+          <w:sz w:val="21"/>
+          <w:szCs w:val="21"/>
+        </w:rPr>
+      </w:pPr>
+      <w:r>
+        <w:rPr>
+          <w:rFonts w:hint="eastAsia" w:ascii="宋体" w:hAnsi="宋体" w:eastAsia="宋体" w:cs="宋体"/>
+          <w:sz w:val="21"/>
+          <w:szCs w:val="21"/>
+        </w:rPr>
+        <w:t>步骤 4：推送到你自己的远程个人分支</w:t>
+      </w:r>
+    </w:p>
+    <w:p>
+      <w:pPr>
+        <w:pStyle w:val="6"/>
+        <w:keepNext w:val="0"/>
+        <w:keepLines w:val="0"/>
+        <w:pageBreakBefore w:val="0"/>
+        <w:widowControl/>
+        <w:suppressLineNumbers w:val="0"/>
+        <w:kinsoku/>
+        <w:wordWrap/>
+        <w:overflowPunct/>
+        <w:topLinePunct w:val="0"/>
+        <w:autoSpaceDE/>
+        <w:autoSpaceDN/>
+        <w:bidi w:val="0"/>
+        <w:adjustRightInd/>
+        <w:snapToGrid/>
+        <w:spacing w:before="0" w:beforeAutospacing="0" w:after="0" w:afterAutospacing="0" w:line="240" w:lineRule="auto"/>
+        <w:ind w:left="0" w:right="0"/>
+        <w:textAlignment w:val="auto"/>
+        <w:rPr>
+          <w:rFonts w:hint="eastAsia" w:ascii="宋体" w:hAnsi="宋体" w:eastAsia="宋体" w:cs="宋体"/>
+          <w:sz w:val="21"/>
+          <w:szCs w:val="21"/>
+        </w:rPr>
+      </w:pPr>
+      <w:r>
+        <w:rPr>
+          <w:rFonts w:hint="eastAsia" w:ascii="宋体" w:hAnsi="宋体" w:eastAsia="宋体" w:cs="宋体"/>
+          <w:sz w:val="21"/>
+          <w:szCs w:val="21"/>
+        </w:rPr>
+        <w:t>菜单：</w:t>
+      </w:r>
+      <w:r>
+        <w:rPr>
+          <w:rStyle w:val="10"/>
+          <w:rFonts w:hint="eastAsia" w:ascii="宋体" w:hAnsi="宋体" w:eastAsia="宋体" w:cs="宋体"/>
+          <w:sz w:val="21"/>
+          <w:szCs w:val="21"/>
+        </w:rPr>
+        <w:t>Git → Push</w:t>
+      </w:r>
+    </w:p>
+    <w:p>
+      <w:pPr>
+        <w:keepNext w:val="0"/>
+        <w:keepLines w:val="0"/>
+        <w:pageBreakBefore w:val="0"/>
+        <w:widowControl/>
+        <w:numPr>
+          <w:ilvl w:val="0"/>
+          <w:numId w:val="18"/>
+        </w:numPr>
+        <w:suppressLineNumbers w:val="0"/>
+        <w:tabs>
+          <w:tab w:val="clear" w:pos="420"/>
+        </w:tabs>
+        <w:kinsoku/>
+        <w:wordWrap/>
+        <w:overflowPunct/>
+        <w:topLinePunct w:val="0"/>
+        <w:autoSpaceDE/>
+        <w:autoSpaceDN/>
+        <w:bidi w:val="0"/>
+        <w:adjustRightInd/>
+        <w:snapToGrid/>
+        <w:spacing w:beforeAutospacing="0" w:afterAutospacing="0" w:line="240" w:lineRule="auto"/>
+        <w:ind w:left="840" w:leftChars="0" w:right="0" w:rightChars="0" w:hanging="420" w:firstLineChars="0"/>
+        <w:textAlignment w:val="auto"/>
+        <w:rPr>
+          <w:rFonts w:hint="eastAsia" w:ascii="宋体" w:hAnsi="宋体" w:eastAsia="宋体" w:cs="宋体"/>
+          <w:sz w:val="21"/>
+          <w:szCs w:val="21"/>
+        </w:rPr>
+      </w:pPr>
+      <w:r>
+        <w:rPr>
+          <w:rFonts w:hint="eastAsia" w:ascii="宋体" w:hAnsi="宋体" w:eastAsia="宋体" w:cs="宋体"/>
+          <w:sz w:val="21"/>
+          <w:szCs w:val="21"/>
+        </w:rPr>
+        <w:t>确认推送目标：</w:t>
+      </w:r>
+      <w:r>
+        <w:rPr>
+          <w:rStyle w:val="10"/>
+          <w:rFonts w:hint="eastAsia" w:ascii="宋体" w:hAnsi="宋体" w:eastAsia="宋体" w:cs="宋体"/>
+          <w:sz w:val="21"/>
+          <w:szCs w:val="21"/>
+        </w:rPr>
+        <w:t>origin/feature/xxx</w:t>
+      </w:r>
+      <w:r>
+        <w:rPr>
+          <w:rFonts w:hint="eastAsia" w:ascii="宋体" w:hAnsi="宋体" w:eastAsia="宋体" w:cs="宋体"/>
+          <w:sz w:val="21"/>
+          <w:szCs w:val="21"/>
+        </w:rPr>
+        <w:t>（一定不要选 main！）</w:t>
+      </w:r>
+    </w:p>
+    <w:p>
+      <w:pPr>
+        <w:keepNext w:val="0"/>
+        <w:keepLines w:val="0"/>
+        <w:pageBreakBefore w:val="0"/>
+        <w:widowControl/>
+        <w:numPr>
+          <w:ilvl w:val="0"/>
+          <w:numId w:val="18"/>
+        </w:numPr>
+        <w:suppressLineNumbers w:val="0"/>
+        <w:tabs>
+          <w:tab w:val="clear" w:pos="420"/>
+        </w:tabs>
+        <w:kinsoku/>
+        <w:wordWrap/>
+        <w:overflowPunct/>
+        <w:topLinePunct w:val="0"/>
+        <w:autoSpaceDE/>
+        <w:autoSpaceDN/>
+        <w:bidi w:val="0"/>
+        <w:adjustRightInd/>
+        <w:snapToGrid/>
+        <w:spacing w:beforeAutospacing="0" w:afterAutospacing="0" w:line="240" w:lineRule="auto"/>
+        <w:ind w:left="840" w:leftChars="0" w:right="0" w:rightChars="0" w:hanging="420" w:firstLineChars="0"/>
+        <w:textAlignment w:val="auto"/>
+      </w:pPr>
+      <w:r>
+        <w:rPr>
+          <w:rFonts w:hint="eastAsia" w:ascii="宋体" w:hAnsi="宋体" w:eastAsia="宋体" w:cs="宋体"/>
+          <w:sz w:val="21"/>
+          <w:szCs w:val="21"/>
+        </w:rPr>
+        <w:t>点击 Push，只更新你个人远程分支。后续提 MR/PR 合并到 main</w:t>
+      </w:r>
+      <w:r>
+        <w:t>。</w:t>
+      </w:r>
+    </w:p>
+    <w:p>
+      <w:pPr>
+        <w:keepNext w:val="0"/>
+        <w:keepLines w:val="0"/>
+        <w:pageBreakBefore w:val="0"/>
+        <w:widowControl w:val="0"/>
+        <w:numPr>
+          <w:ilvl w:val="0"/>
+          <w:numId w:val="0"/>
+        </w:numPr>
+        <w:kinsoku/>
+        <w:wordWrap/>
+        <w:overflowPunct/>
+        <w:topLinePunct w:val="0"/>
+        <w:autoSpaceDE/>
+        <w:autoSpaceDN/>
+        <w:bidi w:val="0"/>
+        <w:adjustRightInd/>
+        <w:snapToGrid/>
         <w:spacing w:beforeAutospacing="0" w:afterAutospacing="0"/>
         <w:ind w:leftChars="0" w:firstLine="0"/>
         <w:jc w:val="both"/>
@@ -2596,6 +3792,8 @@
           <w:lang w:val="en-US" w:eastAsia="zh-CN"/>
         </w:rPr>
       </w:pPr>
+      <w:bookmarkStart w:id="0" w:name="_GoBack"/>
+      <w:bookmarkEnd w:id="0"/>
     </w:p>
     <w:sectPr>
       <w:pgSz w:w="11906" w:h="16838"/>
@@ -2610,6 +3808,40 @@
 <file path=word/numbering.xml><?xml version="1.0" encoding="utf-8"?>
 <w:numbering xmlns:wpc="http://schemas.microsoft.com/office/word/2010/wordprocessingCanvas" xmlns:mc="http://schemas.openxmlformats.org/markup-compatibility/2006" xmlns:o="urn:schemas-microsoft-com:office:office" xmlns:r="http://schemas.openxmlformats.org/officeDocument/2006/relationships" xmlns:m="http://schemas.openxmlformats.org/officeDocument/2006/math" xmlns:v="urn:schemas-microsoft-com:vml" xmlns:wp14="http://schemas.microsoft.com/office/word/2010/wordprocessingDrawing" xmlns:wp="http://schemas.openxmlformats.org/drawingml/2006/wordprocessingDrawing" xmlns:w10="urn:schemas-microsoft-com:office:word" xmlns:w="http://schemas.openxmlformats.org/wordprocessingml/2006/main" xmlns:w14="http://schemas.microsoft.com/office/word/2010/wordml" xmlns:wpg="http://schemas.microsoft.com/office/word/2010/wordprocessingGroup" xmlns:wpi="http://schemas.microsoft.com/office/word/2010/wordprocessingInk" xmlns:wne="http://schemas.microsoft.com/office/word/2006/wordml" xmlns:wps="http://schemas.microsoft.com/office/word/2010/wordprocessingShape" xmlns:wpsCustomData="http://www.wps.cn/officeDocument/2013/wpsCustomData" mc:Ignorable="w14 wp14">
   <w:abstractNum w:abstractNumId="0">
+    <w:nsid w:val="81FCE5BD"/>
+    <w:multiLevelType w:val="singleLevel"/>
+    <w:tmpl w:val="81FCE5BD"/>
+    <w:lvl w:ilvl="0" w:tentative="0">
+      <w:start w:val="1"/>
+      <w:numFmt w:val="decimal"/>
+      <w:lvlText w:val="(%1)"/>
+      <w:lvlJc w:val="left"/>
+      <w:pPr>
+        <w:ind w:left="425" w:hanging="425"/>
+      </w:pPr>
+      <w:rPr>
+        <w:rFonts w:hint="default"/>
+      </w:rPr>
+    </w:lvl>
+  </w:abstractNum>
+  <w:abstractNum w:abstractNumId="1">
+    <w:nsid w:val="954B2F6C"/>
+    <w:multiLevelType w:val="singleLevel"/>
+    <w:tmpl w:val="954B2F6C"/>
+    <w:lvl w:ilvl="0" w:tentative="0">
+      <w:start w:val="1"/>
+      <w:numFmt w:val="bullet"/>
+      <w:lvlText w:val=""/>
+      <w:lvlJc w:val="left"/>
+      <w:pPr>
+        <w:ind w:left="420" w:hanging="420"/>
+      </w:pPr>
+      <w:rPr>
+        <w:rFonts w:hint="default" w:ascii="Wingdings" w:hAnsi="Wingdings"/>
+      </w:rPr>
+    </w:lvl>
+  </w:abstractNum>
+  <w:abstractNum w:abstractNumId="2">
     <w:nsid w:val="AE637369"/>
     <w:multiLevelType w:val="singleLevel"/>
     <w:tmpl w:val="AE637369"/>
@@ -2626,7 +3858,7 @@
       </w:rPr>
     </w:lvl>
   </w:abstractNum>
-  <w:abstractNum w:abstractNumId="1">
+  <w:abstractNum w:abstractNumId="3">
     <w:nsid w:val="CDA1B3B8"/>
     <w:multiLevelType w:val="singleLevel"/>
     <w:tmpl w:val="CDA1B3B8"/>
@@ -2643,7 +3875,7 @@
       </w:rPr>
     </w:lvl>
   </w:abstractNum>
-  <w:abstractNum w:abstractNumId="2">
+  <w:abstractNum w:abstractNumId="4">
     <w:nsid w:val="D39DC434"/>
     <w:multiLevelType w:val="singleLevel"/>
     <w:tmpl w:val="D39DC434"/>
@@ -2660,7 +3892,7 @@
       </w:rPr>
     </w:lvl>
   </w:abstractNum>
-  <w:abstractNum w:abstractNumId="3">
+  <w:abstractNum w:abstractNumId="5">
     <w:nsid w:val="DDE0BD0E"/>
     <w:multiLevelType w:val="singleLevel"/>
     <w:tmpl w:val="DDE0BD0E"/>
@@ -2677,7 +3909,27 @@
       </w:rPr>
     </w:lvl>
   </w:abstractNum>
-  <w:abstractNum w:abstractNumId="4">
+  <w:abstractNum w:abstractNumId="6">
+    <w:nsid w:val="015BF83F"/>
+    <w:multiLevelType w:val="singleLevel"/>
+    <w:tmpl w:val="015BF83F"/>
+    <w:lvl w:ilvl="0" w:tentative="0">
+      <w:start w:val="1"/>
+      <w:numFmt w:val="bullet"/>
+      <w:lvlText w:val=""/>
+      <w:lvlJc w:val="left"/>
+      <w:pPr>
+        <w:tabs>
+          <w:tab w:val="left" w:pos="420"/>
+        </w:tabs>
+        <w:ind w:left="840" w:hanging="420"/>
+      </w:pPr>
+      <w:rPr>
+        <w:rFonts w:hint="default" w:ascii="Wingdings" w:hAnsi="Wingdings"/>
+      </w:rPr>
+    </w:lvl>
+  </w:abstractNum>
+  <w:abstractNum w:abstractNumId="7">
     <w:nsid w:val="03769D62"/>
     <w:multiLevelType w:val="singleLevel"/>
     <w:tmpl w:val="03769D62"/>
@@ -2697,7 +3949,7 @@
       </w:rPr>
     </w:lvl>
   </w:abstractNum>
-  <w:abstractNum w:abstractNumId="5">
+  <w:abstractNum w:abstractNumId="8">
     <w:nsid w:val="0B4AA3CE"/>
     <w:multiLevelType w:val="singleLevel"/>
     <w:tmpl w:val="0B4AA3CE"/>
@@ -2714,7 +3966,7 @@
       </w:rPr>
     </w:lvl>
   </w:abstractNum>
-  <w:abstractNum w:abstractNumId="6">
+  <w:abstractNum w:abstractNumId="9">
     <w:nsid w:val="0D5CEA88"/>
     <w:multiLevelType w:val="singleLevel"/>
     <w:tmpl w:val="0D5CEA88"/>
@@ -2734,7 +3986,7 @@
       </w:rPr>
     </w:lvl>
   </w:abstractNum>
-  <w:abstractNum w:abstractNumId="7">
+  <w:abstractNum w:abstractNumId="10">
     <w:nsid w:val="11BA7B5E"/>
     <w:multiLevelType w:val="multilevel"/>
     <w:tmpl w:val="11BA7B5E"/>
@@ -2883,7 +4135,7 @@
       </w:rPr>
     </w:lvl>
   </w:abstractNum>
-  <w:abstractNum w:abstractNumId="8">
+  <w:abstractNum w:abstractNumId="11">
     <w:nsid w:val="15DE7FD6"/>
     <w:multiLevelType w:val="singleLevel"/>
     <w:tmpl w:val="15DE7FD6"/>
@@ -2900,7 +4152,7 @@
       </w:rPr>
     </w:lvl>
   </w:abstractNum>
-  <w:abstractNum w:abstractNumId="9">
+  <w:abstractNum w:abstractNumId="12">
     <w:nsid w:val="188A4FCE"/>
     <w:multiLevelType w:val="singleLevel"/>
     <w:tmpl w:val="188A4FCE"/>
@@ -2920,7 +4172,7 @@
       </w:rPr>
     </w:lvl>
   </w:abstractNum>
-  <w:abstractNum w:abstractNumId="10">
+  <w:abstractNum w:abstractNumId="13">
     <w:nsid w:val="1928B5CC"/>
     <w:multiLevelType w:val="singleLevel"/>
     <w:tmpl w:val="1928B5CC"/>
@@ -2937,7 +4189,7 @@
       </w:rPr>
     </w:lvl>
   </w:abstractNum>
-  <w:abstractNum w:abstractNumId="11">
+  <w:abstractNum w:abstractNumId="14">
     <w:nsid w:val="1F705813"/>
     <w:multiLevelType w:val="singleLevel"/>
     <w:tmpl w:val="1F705813"/>
@@ -2957,7 +4209,7 @@
       </w:rPr>
     </w:lvl>
   </w:abstractNum>
-  <w:abstractNum w:abstractNumId="12">
+  <w:abstractNum w:abstractNumId="15">
     <w:nsid w:val="28ACC2B4"/>
     <w:multiLevelType w:val="singleLevel"/>
     <w:tmpl w:val="28ACC2B4"/>
@@ -2974,7 +4226,7 @@
       </w:rPr>
     </w:lvl>
   </w:abstractNum>
-  <w:abstractNum w:abstractNumId="13">
+  <w:abstractNum w:abstractNumId="16">
     <w:nsid w:val="33DEEC7D"/>
     <w:multiLevelType w:val="singleLevel"/>
     <w:tmpl w:val="33DEEC7D"/>
@@ -2994,44 +4246,61 @@
       </w:rPr>
     </w:lvl>
   </w:abstractNum>
+  <w:abstractNum w:abstractNumId="17">
+    <w:nsid w:val="3E6AB623"/>
+    <w:multiLevelType w:val="singleLevel"/>
+    <w:tmpl w:val="3E6AB623"/>
+    <w:lvl w:ilvl="0" w:tentative="0">
+      <w:start w:val="1"/>
+      <w:numFmt w:val="decimal"/>
+      <w:lvlText w:val="(%1)"/>
+      <w:lvlJc w:val="left"/>
+      <w:pPr>
+        <w:ind w:left="425" w:hanging="425"/>
+      </w:pPr>
+      <w:rPr>
+        <w:rFonts w:hint="default"/>
+      </w:rPr>
+    </w:lvl>
+  </w:abstractNum>
   <w:num w:numId="1">
-    <w:abstractNumId w:val="0"/>
+    <w:abstractNumId w:val="2"/>
   </w:num>
   <w:num w:numId="2">
+    <w:abstractNumId w:val="5"/>
+  </w:num>
+  <w:num w:numId="3">
+    <w:abstractNumId w:val="13"/>
+  </w:num>
+  <w:num w:numId="4">
+    <w:abstractNumId w:val="15"/>
+  </w:num>
+  <w:num w:numId="5">
+    <w:abstractNumId w:val="11"/>
+  </w:num>
+  <w:num w:numId="6">
+    <w:abstractNumId w:val="14"/>
+  </w:num>
+  <w:num w:numId="7">
     <w:abstractNumId w:val="3"/>
   </w:num>
-  <w:num w:numId="3">
-    <w:abstractNumId w:val="10"/>
+  <w:num w:numId="8">
+    <w:abstractNumId w:val="7"/>
   </w:num>
-  <w:num w:numId="4">
+  <w:num w:numId="9">
+    <w:abstractNumId w:val="4"/>
+  </w:num>
+  <w:num w:numId="10">
+    <w:abstractNumId w:val="9"/>
+  </w:num>
+  <w:num w:numId="11">
+    <w:abstractNumId w:val="8"/>
+  </w:num>
+  <w:num w:numId="12">
     <w:abstractNumId w:val="12"/>
   </w:num>
-  <w:num w:numId="5">
-    <w:abstractNumId w:val="8"/>
-  </w:num>
-  <w:num w:numId="6">
-    <w:abstractNumId w:val="11"/>
-  </w:num>
-  <w:num w:numId="7">
-    <w:abstractNumId w:val="1"/>
-  </w:num>
-  <w:num w:numId="8">
-    <w:abstractNumId w:val="4"/>
-  </w:num>
-  <w:num w:numId="9">
-    <w:abstractNumId w:val="2"/>
-  </w:num>
-  <w:num w:numId="10">
-    <w:abstractNumId w:val="6"/>
-  </w:num>
-  <w:num w:numId="11">
-    <w:abstractNumId w:val="5"/>
-  </w:num>
-  <w:num w:numId="12">
-    <w:abstractNumId w:val="9"/>
-  </w:num>
   <w:num w:numId="13">
-    <w:abstractNumId w:val="7"/>
+    <w:abstractNumId w:val="10"/>
     <w:lvlOverride w:ilvl="0">
       <w:startOverride w:val="1"/>
     </w:lvlOverride>
@@ -3061,7 +4330,19 @@
     </w:lvlOverride>
   </w:num>
   <w:num w:numId="14">
-    <w:abstractNumId w:val="13"/>
+    <w:abstractNumId w:val="16"/>
+  </w:num>
+  <w:num w:numId="15">
+    <w:abstractNumId w:val="1"/>
+  </w:num>
+  <w:num w:numId="16">
+    <w:abstractNumId w:val="17"/>
+  </w:num>
+  <w:num w:numId="17">
+    <w:abstractNumId w:val="0"/>
+  </w:num>
+  <w:num w:numId="18">
+    <w:abstractNumId w:val="6"/>
   </w:num>
 </w:numbering>
 </file>
@@ -3169,18 +4450,18 @@
     <w:lsdException w:unhideWhenUsed="0" w:uiPriority="0" w:semiHidden="0" w:name="Document Map"/>
     <w:lsdException w:unhideWhenUsed="0" w:uiPriority="0" w:semiHidden="0" w:name="Plain Text"/>
     <w:lsdException w:unhideWhenUsed="0" w:uiPriority="0" w:semiHidden="0" w:name="E-mail Signature"/>
-    <w:lsdException w:unhideWhenUsed="0" w:uiPriority="0" w:semiHidden="0" w:name="Normal (Web)"/>
+    <w:lsdException w:qFormat="1" w:unhideWhenUsed="0" w:uiPriority="0" w:semiHidden="0" w:name="Normal (Web)"/>
     <w:lsdException w:unhideWhenUsed="0" w:uiPriority="0" w:semiHidden="0" w:name="HTML Acronym"/>
     <w:lsdException w:unhideWhenUsed="0" w:uiPriority="0" w:semiHidden="0" w:name="HTML Address"/>
     <w:lsdException w:unhideWhenUsed="0" w:uiPriority="0" w:semiHidden="0" w:name="HTML Cite"/>
-    <w:lsdException w:unhideWhenUsed="0" w:uiPriority="0" w:semiHidden="0" w:name="HTML Code"/>
+    <w:lsdException w:qFormat="1" w:unhideWhenUsed="0" w:uiPriority="0" w:semiHidden="0" w:name="HTML Code"/>
     <w:lsdException w:unhideWhenUsed="0" w:uiPriority="0" w:semiHidden="0" w:name="HTML Definition"/>
     <w:lsdException w:unhideWhenUsed="0" w:uiPriority="0" w:semiHidden="0" w:name="HTML Keyboard"/>
     <w:lsdException w:unhideWhenUsed="0" w:uiPriority="0" w:semiHidden="0" w:name="HTML Preformatted"/>
     <w:lsdException w:unhideWhenUsed="0" w:uiPriority="0" w:semiHidden="0" w:name="HTML Sample"/>
     <w:lsdException w:unhideWhenUsed="0" w:uiPriority="0" w:semiHidden="0" w:name="HTML Typewriter"/>
     <w:lsdException w:unhideWhenUsed="0" w:uiPriority="0" w:semiHidden="0" w:name="HTML Variable"/>
-    <w:lsdException w:unhideWhenUsed="0" w:uiPriority="0" w:name="Normal Table"/>
+    <w:lsdException w:qFormat="1" w:unhideWhenUsed="0" w:uiPriority="0" w:name="Normal Table"/>
     <w:lsdException w:unhideWhenUsed="0" w:uiPriority="0" w:semiHidden="0" w:name="annotation subject"/>
     <w:lsdException w:unhideWhenUsed="0" w:uiPriority="0" w:semiHidden="0" w:name="Table Simple 1"/>
     <w:lsdException w:unhideWhenUsed="0" w:uiPriority="0" w:semiHidden="0" w:name="Table Simple 2"/>
@@ -3343,6 +4624,26 @@
     </w:rPr>
   </w:style>
   <w:style w:type="paragraph" w:styleId="2">
+    <w:name w:val="heading 1"/>
+    <w:basedOn w:val="1"/>
+    <w:next w:val="1"/>
+    <w:qFormat/>
+    <w:uiPriority w:val="0"/>
+    <w:pPr>
+      <w:spacing w:before="0" w:beforeAutospacing="1" w:after="0" w:afterAutospacing="1"/>
+      <w:jc w:val="left"/>
+    </w:pPr>
+    <w:rPr>
+      <w:rFonts w:hint="eastAsia" w:ascii="宋体" w:hAnsi="宋体" w:eastAsia="宋体" w:cs="宋体"/>
+      <w:b/>
+      <w:bCs/>
+      <w:kern w:val="44"/>
+      <w:sz w:val="48"/>
+      <w:szCs w:val="48"/>
+      <w:lang w:val="en-US" w:eastAsia="zh-CN" w:bidi="ar"/>
+    </w:rPr>
+  </w:style>
+  <w:style w:type="paragraph" w:styleId="3">
     <w:name w:val="heading 2"/>
     <w:basedOn w:val="1"/>
     <w:next w:val="1"/>
@@ -3364,7 +4665,7 @@
       <w:lang w:val="en-US" w:eastAsia="zh-CN" w:bidi="ar"/>
     </w:rPr>
   </w:style>
-  <w:style w:type="paragraph" w:styleId="3">
+  <w:style w:type="paragraph" w:styleId="4">
     <w:name w:val="heading 3"/>
     <w:basedOn w:val="1"/>
     <w:next w:val="1"/>
@@ -3382,7 +4683,7 @@
       <w:sz w:val="32"/>
     </w:rPr>
   </w:style>
-  <w:style w:type="paragraph" w:styleId="4">
+  <w:style w:type="paragraph" w:styleId="5">
     <w:name w:val="heading 4"/>
     <w:basedOn w:val="1"/>
     <w:next w:val="1"/>
@@ -3401,14 +4702,15 @@
       <w:sz w:val="28"/>
     </w:rPr>
   </w:style>
-  <w:style w:type="character" w:default="1" w:styleId="7">
+  <w:style w:type="character" w:default="1" w:styleId="8">
     <w:name w:val="Default Paragraph Font"/>
     <w:semiHidden/>
     <w:uiPriority w:val="0"/>
   </w:style>
-  <w:style w:type="table" w:default="1" w:styleId="6">
+  <w:style w:type="table" w:default="1" w:styleId="7">
     <w:name w:val="Normal Table"/>
     <w:semiHidden/>
+    <w:qFormat/>
     <w:uiPriority w:val="0"/>
     <w:tblPr>
       <w:tblCellMar>
@@ -3419,9 +4721,10 @@
       </w:tblCellMar>
     </w:tblPr>
   </w:style>
-  <w:style w:type="paragraph" w:styleId="5">
+  <w:style w:type="paragraph" w:styleId="6">
     <w:name w:val="Normal (Web)"/>
     <w:basedOn w:val="1"/>
+    <w:qFormat/>
     <w:uiPriority w:val="0"/>
     <w:pPr>
       <w:spacing w:before="0" w:beforeAutospacing="1" w:after="0" w:afterAutospacing="1"/>
@@ -3434,18 +4737,19 @@
       <w:lang w:val="en-US" w:eastAsia="zh-CN" w:bidi="ar"/>
     </w:rPr>
   </w:style>
-  <w:style w:type="character" w:styleId="8">
+  <w:style w:type="character" w:styleId="9">
     <w:name w:val="Strong"/>
-    <w:basedOn w:val="7"/>
+    <w:basedOn w:val="8"/>
     <w:qFormat/>
     <w:uiPriority w:val="0"/>
     <w:rPr>
       <w:b/>
     </w:rPr>
   </w:style>
-  <w:style w:type="character" w:styleId="9">
+  <w:style w:type="character" w:styleId="10">
     <w:name w:val="HTML Code"/>
-    <w:basedOn w:val="7"/>
+    <w:basedOn w:val="8"/>
+    <w:qFormat/>
     <w:uiPriority w:val="0"/>
     <w:rPr>
       <w:rFonts w:ascii="Courier New" w:hAnsi="Courier New"/>
